--- a/seat plan/Students Roll Number Detail.docx
+++ b/seat plan/Students Roll Number Detail.docx
@@ -477,7 +477,7 @@
               <w:bottom w:val="single" w:sz="4" w:space="0" w:color="auto"/>
               <w:right w:val="single" w:sz="4" w:space="0" w:color="auto"/>
             </w:tcBorders>
-            <w:vAlign w:val="center"/>
+            <w:vAlign w:val="bottom"/>
             <w:hideMark/>
           </w:tcPr>
           <w:p>
@@ -532,7 +532,7 @@
               <w:bottom w:val="single" w:sz="4" w:space="0" w:color="auto"/>
               <w:right w:val="single" w:sz="4" w:space="0" w:color="auto"/>
             </w:tcBorders>
-            <w:vAlign w:val="center"/>
+            <w:vAlign w:val="bottom"/>
           </w:tcPr>
           <w:p>
             <w:pPr>
@@ -556,32 +556,7 @@
                 <w:szCs w:val="36"/>
                 <w14:ligatures w14:val="none"/>
               </w:rPr>
-              <w:t>6-28</w:t>
-            </w:r>
-          </w:p>
-          <w:p>
-            <w:pPr>
-              <w:spacing w:after="0" w:line="360" w:lineRule="auto"/>
-              <w:jc w:val="center"/>
-              <w:rPr>
-                <w:rFonts w:ascii="Times New Roman" w:eastAsia="Times New Roman" w:hAnsi="Times New Roman" w:cs="Times New Roman"/>
-                <w:color w:val="000000"/>
-                <w:kern w:val="0"/>
-                <w:sz w:val="36"/>
-                <w:szCs w:val="36"/>
-                <w14:ligatures w14:val="none"/>
-              </w:rPr>
-            </w:pPr>
-            <w:r>
-              <w:rPr>
-                <w:rFonts w:ascii="Times New Roman" w:eastAsia="Times New Roman" w:hAnsi="Times New Roman" w:cs="Times New Roman"/>
-                <w:color w:val="000000"/>
-                <w:kern w:val="0"/>
-                <w:sz w:val="36"/>
-                <w:szCs w:val="36"/>
-                <w14:ligatures w14:val="none"/>
-              </w:rPr>
-              <w:t>-</w:t>
+              <w:t>23-28</w:t>
             </w:r>
           </w:p>
         </w:tc>
@@ -594,7 +569,7 @@
               <w:bottom w:val="single" w:sz="4" w:space="0" w:color="auto"/>
               <w:right w:val="single" w:sz="4" w:space="0" w:color="auto"/>
             </w:tcBorders>
-            <w:vAlign w:val="center"/>
+            <w:vAlign w:val="bottom"/>
           </w:tcPr>
           <w:p>
             <w:pPr>
@@ -618,7 +593,7 @@
                 <w:szCs w:val="36"/>
                 <w14:ligatures w14:val="none"/>
               </w:rPr>
-              <w:t>1-5</w:t>
+              <w:t>27</w:t>
             </w:r>
           </w:p>
           <w:p>
@@ -643,7 +618,7 @@
                 <w:szCs w:val="36"/>
                 <w14:ligatures w14:val="none"/>
               </w:rPr>
-              <w:t>19-29</w:t>
+              <w:t>10-22</w:t>
             </w:r>
           </w:p>
         </w:tc>
@@ -681,32 +656,7 @@
                 <w:szCs w:val="36"/>
                 <w14:ligatures w14:val="none"/>
               </w:rPr>
-              <w:t>-</w:t>
-            </w:r>
-          </w:p>
-          <w:p>
-            <w:pPr>
-              <w:spacing w:after="0" w:line="360" w:lineRule="auto"/>
-              <w:jc w:val="center"/>
-              <w:rPr>
-                <w:rFonts w:ascii="Times New Roman" w:eastAsia="Times New Roman" w:hAnsi="Times New Roman" w:cs="Times New Roman"/>
-                <w:color w:val="000000"/>
-                <w:kern w:val="0"/>
-                <w:sz w:val="36"/>
-                <w:szCs w:val="36"/>
-                <w14:ligatures w14:val="none"/>
-              </w:rPr>
-            </w:pPr>
-            <w:r>
-              <w:rPr>
-                <w:rFonts w:ascii="Times New Roman" w:eastAsia="Times New Roman" w:hAnsi="Times New Roman" w:cs="Times New Roman"/>
-                <w:color w:val="000000"/>
-                <w:kern w:val="0"/>
-                <w:sz w:val="36"/>
-                <w:szCs w:val="36"/>
-                <w14:ligatures w14:val="none"/>
-              </w:rPr>
-              <w:t>1-18</w:t>
+              <w:t>13-26</w:t>
             </w:r>
           </w:p>
         </w:tc>
@@ -720,7 +670,7 @@
               <w:right w:val="single" w:sz="4" w:space="0" w:color="auto"/>
             </w:tcBorders>
             <w:noWrap/>
-            <w:vAlign w:val="center"/>
+            <w:vAlign w:val="bottom"/>
           </w:tcPr>
           <w:p>
             <w:pPr>
@@ -740,11 +690,11 @@
                 <w:rFonts w:ascii="Times New Roman" w:eastAsia="Times New Roman" w:hAnsi="Times New Roman" w:cs="Times New Roman"/>
                 <w:color w:val="000000"/>
                 <w:kern w:val="0"/>
-                <w:sz w:val="44"/>
-                <w:szCs w:val="44"/>
-                <w14:ligatures w14:val="none"/>
-              </w:rPr>
-              <w:t>-</w:t>
+                <w:sz w:val="36"/>
+                <w:szCs w:val="36"/>
+                <w14:ligatures w14:val="none"/>
+              </w:rPr>
+              <w:t>1-9</w:t>
             </w:r>
           </w:p>
         </w:tc>
@@ -778,11 +728,11 @@
                 <w:rFonts w:ascii="Times New Roman" w:eastAsia="Times New Roman" w:hAnsi="Times New Roman" w:cs="Times New Roman"/>
                 <w:color w:val="000000"/>
                 <w:kern w:val="0"/>
-                <w:sz w:val="44"/>
-                <w:szCs w:val="44"/>
-                <w14:ligatures w14:val="none"/>
-              </w:rPr>
-              <w:t>-</w:t>
+                <w:sz w:val="36"/>
+                <w:szCs w:val="36"/>
+                <w14:ligatures w14:val="none"/>
+              </w:rPr>
+              <w:t>1-12</w:t>
             </w:r>
           </w:p>
         </w:tc>
@@ -796,7 +746,6 @@
               <w:right w:val="single" w:sz="4" w:space="0" w:color="auto"/>
             </w:tcBorders>
             <w:noWrap/>
-            <w:vAlign w:val="center"/>
           </w:tcPr>
           <w:p>
             <w:pPr>
@@ -816,8 +765,8 @@
                 <w:rFonts w:ascii="Times New Roman" w:eastAsia="Times New Roman" w:hAnsi="Times New Roman" w:cs="Times New Roman"/>
                 <w:color w:val="000000"/>
                 <w:kern w:val="0"/>
-                <w:sz w:val="44"/>
-                <w:szCs w:val="44"/>
+                <w:sz w:val="36"/>
+                <w:szCs w:val="36"/>
                 <w14:ligatures w14:val="none"/>
               </w:rPr>
               <w:t>-</w:t>
@@ -834,7 +783,6 @@
               <w:right w:val="single" w:sz="4" w:space="0" w:color="auto"/>
             </w:tcBorders>
             <w:noWrap/>
-            <w:vAlign w:val="center"/>
           </w:tcPr>
           <w:p>
             <w:pPr>
@@ -854,8 +802,8 @@
                 <w:rFonts w:ascii="Times New Roman" w:eastAsia="Times New Roman" w:hAnsi="Times New Roman" w:cs="Times New Roman"/>
                 <w:color w:val="000000"/>
                 <w:kern w:val="0"/>
-                <w:sz w:val="44"/>
-                <w:szCs w:val="44"/>
+                <w:sz w:val="36"/>
+                <w:szCs w:val="36"/>
                 <w14:ligatures w14:val="none"/>
               </w:rPr>
               <w:t>-</w:t>
@@ -872,7 +820,6 @@
               <w:right w:val="single" w:sz="4" w:space="0" w:color="auto"/>
             </w:tcBorders>
             <w:vAlign w:val="center"/>
-            <w:hideMark/>
           </w:tcPr>
           <w:p>
             <w:pPr>
@@ -900,21 +847,36 @@
                 <w:szCs w:val="36"/>
                 <w14:ligatures w14:val="none"/>
               </w:rPr>
+              <w:t>27</w:t>
+            </w:r>
+          </w:p>
+          <w:p>
+            <w:pPr>
+              <w:spacing w:after="0" w:line="360" w:lineRule="auto"/>
+              <w:jc w:val="center"/>
+              <w:rPr>
+                <w:rFonts w:ascii="Times New Roman" w:eastAsia="Times New Roman" w:hAnsi="Times New Roman" w:cs="Times New Roman"/>
+                <w:b/>
+                <w:bCs/>
+                <w:color w:val="000000"/>
+                <w:kern w:val="0"/>
+                <w:sz w:val="36"/>
+                <w:szCs w:val="36"/>
+                <w14:ligatures w14:val="none"/>
+              </w:rPr>
+            </w:pPr>
+            <w:r>
+              <w:rPr>
+                <w:rFonts w:ascii="Times New Roman" w:eastAsia="Times New Roman" w:hAnsi="Times New Roman" w:cs="Times New Roman"/>
+                <w:b/>
+                <w:bCs/>
+                <w:color w:val="000000"/>
+                <w:kern w:val="0"/>
+                <w:sz w:val="36"/>
+                <w:szCs w:val="36"/>
+                <w14:ligatures w14:val="none"/>
+              </w:rPr>
               <w:t>28</w:t>
-            </w:r>
-            <w:r>
-              <w:rPr>
-                <w:rFonts w:ascii="Times New Roman" w:eastAsia="Times New Roman" w:hAnsi="Times New Roman" w:cs="Times New Roman"/>
-                <w:b/>
-                <w:bCs/>
-                <w:color w:val="000000"/>
-                <w:kern w:val="0"/>
-                <w:sz w:val="36"/>
-                <w:szCs w:val="36"/>
-                <w14:ligatures w14:val="none"/>
-              </w:rPr>
-              <w:br/>
-              <w:t>29</w:t>
             </w:r>
           </w:p>
         </w:tc>
@@ -932,7 +894,7 @@
               <w:bottom w:val="single" w:sz="4" w:space="0" w:color="auto"/>
               <w:right w:val="single" w:sz="4" w:space="0" w:color="auto"/>
             </w:tcBorders>
-            <w:vAlign w:val="center"/>
+            <w:vAlign w:val="bottom"/>
             <w:hideMark/>
           </w:tcPr>
           <w:p>
@@ -964,7 +926,20 @@
                 <w:szCs w:val="36"/>
                 <w14:ligatures w14:val="none"/>
               </w:rPr>
-              <w:t>5 Nightingale</w:t>
+              <w:t xml:space="preserve">5 </w:t>
+            </w:r>
+            <w:r>
+              <w:rPr>
+                <w:rFonts w:ascii="Times New Roman" w:eastAsia="Times New Roman" w:hAnsi="Times New Roman" w:cs="Times New Roman"/>
+                <w:b/>
+                <w:bCs/>
+                <w:color w:val="000000"/>
+                <w:kern w:val="0"/>
+                <w:sz w:val="36"/>
+                <w:szCs w:val="36"/>
+                <w14:ligatures w14:val="none"/>
+              </w:rPr>
+              <w:t>Sunbird</w:t>
             </w:r>
             <w:r>
               <w:rPr>
@@ -978,7 +953,20 @@
                 <w14:ligatures w14:val="none"/>
               </w:rPr>
               <w:br/>
-              <w:t>5 Sunbird</w:t>
+              <w:t xml:space="preserve">5 </w:t>
+            </w:r>
+            <w:r>
+              <w:rPr>
+                <w:rFonts w:ascii="Times New Roman" w:eastAsia="Times New Roman" w:hAnsi="Times New Roman" w:cs="Times New Roman"/>
+                <w:b/>
+                <w:bCs/>
+                <w:color w:val="000000"/>
+                <w:kern w:val="0"/>
+                <w:sz w:val="36"/>
+                <w:szCs w:val="36"/>
+                <w14:ligatures w14:val="none"/>
+              </w:rPr>
+              <w:t>Nightingle</w:t>
             </w:r>
           </w:p>
         </w:tc>
@@ -992,7 +980,7 @@
               <w:right w:val="single" w:sz="4" w:space="0" w:color="auto"/>
             </w:tcBorders>
             <w:noWrap/>
-            <w:vAlign w:val="center"/>
+            <w:vAlign w:val="bottom"/>
           </w:tcPr>
           <w:p>
             <w:pPr>
@@ -1016,32 +1004,7 @@
                 <w:szCs w:val="36"/>
                 <w14:ligatures w14:val="none"/>
               </w:rPr>
-              <w:t>20-24</w:t>
-            </w:r>
-          </w:p>
-          <w:p>
-            <w:pPr>
-              <w:spacing w:before="120" w:after="120" w:line="360" w:lineRule="auto"/>
-              <w:jc w:val="center"/>
-              <w:rPr>
-                <w:rFonts w:ascii="Times New Roman" w:eastAsia="Times New Roman" w:hAnsi="Times New Roman" w:cs="Times New Roman"/>
-                <w:color w:val="000000"/>
-                <w:kern w:val="0"/>
-                <w:sz w:val="36"/>
-                <w:szCs w:val="36"/>
-                <w14:ligatures w14:val="none"/>
-              </w:rPr>
-            </w:pPr>
-            <w:r>
-              <w:rPr>
-                <w:rFonts w:ascii="Times New Roman" w:eastAsia="Times New Roman" w:hAnsi="Times New Roman" w:cs="Times New Roman"/>
-                <w:color w:val="000000"/>
-                <w:kern w:val="0"/>
-                <w:sz w:val="36"/>
-                <w:szCs w:val="36"/>
-                <w14:ligatures w14:val="none"/>
-              </w:rPr>
-              <w:t>-</w:t>
+              <w:t>7-23</w:t>
             </w:r>
           </w:p>
         </w:tc>
@@ -1054,7 +1017,7 @@
               <w:bottom w:val="single" w:sz="4" w:space="0" w:color="auto"/>
               <w:right w:val="single" w:sz="4" w:space="0" w:color="auto"/>
             </w:tcBorders>
-            <w:vAlign w:val="center"/>
+            <w:vAlign w:val="bottom"/>
           </w:tcPr>
           <w:p>
             <w:pPr>
@@ -1078,32 +1041,7 @@
                 <w:szCs w:val="36"/>
                 <w14:ligatures w14:val="none"/>
               </w:rPr>
-              <w:t>4-19</w:t>
-            </w:r>
-          </w:p>
-          <w:p>
-            <w:pPr>
-              <w:spacing w:after="0" w:line="360" w:lineRule="auto"/>
-              <w:jc w:val="center"/>
-              <w:rPr>
-                <w:rFonts w:ascii="Times New Roman" w:eastAsia="Times New Roman" w:hAnsi="Times New Roman" w:cs="Times New Roman"/>
-                <w:color w:val="000000"/>
-                <w:kern w:val="0"/>
-                <w:sz w:val="36"/>
-                <w:szCs w:val="36"/>
-                <w14:ligatures w14:val="none"/>
-              </w:rPr>
-            </w:pPr>
-            <w:r>
-              <w:rPr>
-                <w:rFonts w:ascii="Times New Roman" w:eastAsia="Times New Roman" w:hAnsi="Times New Roman" w:cs="Times New Roman"/>
-                <w:color w:val="000000"/>
-                <w:kern w:val="0"/>
-                <w:sz w:val="36"/>
-                <w:szCs w:val="36"/>
-                <w14:ligatures w14:val="none"/>
-              </w:rPr>
-              <w:t>-</w:t>
+              <w:t>1-6</w:t>
             </w:r>
           </w:p>
         </w:tc>
@@ -1141,32 +1079,7 @@
                 <w:szCs w:val="36"/>
                 <w14:ligatures w14:val="none"/>
               </w:rPr>
-              <w:t>1-3</w:t>
-            </w:r>
-          </w:p>
-          <w:p>
-            <w:pPr>
-              <w:spacing w:after="0" w:line="360" w:lineRule="auto"/>
-              <w:jc w:val="center"/>
-              <w:rPr>
-                <w:rFonts w:ascii="Times New Roman" w:eastAsia="Times New Roman" w:hAnsi="Times New Roman" w:cs="Times New Roman"/>
-                <w:color w:val="000000"/>
-                <w:kern w:val="0"/>
-                <w:sz w:val="36"/>
-                <w:szCs w:val="36"/>
-                <w14:ligatures w14:val="none"/>
-              </w:rPr>
-            </w:pPr>
-            <w:r>
-              <w:rPr>
-                <w:rFonts w:ascii="Times New Roman" w:eastAsia="Times New Roman" w:hAnsi="Times New Roman" w:cs="Times New Roman"/>
-                <w:color w:val="000000"/>
-                <w:kern w:val="0"/>
-                <w:sz w:val="36"/>
-                <w:szCs w:val="36"/>
-                <w14:ligatures w14:val="none"/>
-              </w:rPr>
-              <w:t>10-24</w:t>
+              <w:t>11-24</w:t>
             </w:r>
           </w:p>
         </w:tc>
@@ -1204,32 +1117,7 @@
                 <w:szCs w:val="36"/>
                 <w14:ligatures w14:val="none"/>
               </w:rPr>
-              <w:t>-</w:t>
-            </w:r>
-          </w:p>
-          <w:p>
-            <w:pPr>
-              <w:spacing w:before="120" w:after="0" w:line="360" w:lineRule="auto"/>
-              <w:jc w:val="center"/>
-              <w:rPr>
-                <w:rFonts w:ascii="Times New Roman" w:eastAsia="Times New Roman" w:hAnsi="Times New Roman" w:cs="Times New Roman"/>
-                <w:color w:val="000000"/>
-                <w:kern w:val="0"/>
-                <w:sz w:val="36"/>
-                <w:szCs w:val="36"/>
-                <w14:ligatures w14:val="none"/>
-              </w:rPr>
-            </w:pPr>
-            <w:r>
-              <w:rPr>
-                <w:rFonts w:ascii="Times New Roman" w:eastAsia="Times New Roman" w:hAnsi="Times New Roman" w:cs="Times New Roman"/>
-                <w:color w:val="000000"/>
-                <w:kern w:val="0"/>
-                <w:sz w:val="36"/>
-                <w:szCs w:val="36"/>
-                <w14:ligatures w14:val="none"/>
-              </w:rPr>
-              <w:t>1-9</w:t>
+              <w:t>1-10</w:t>
             </w:r>
           </w:p>
         </w:tc>
@@ -1251,20 +1139,22 @@
               <w:jc w:val="center"/>
               <w:rPr>
                 <w:rFonts w:ascii="Times New Roman" w:eastAsia="Times New Roman" w:hAnsi="Times New Roman" w:cs="Times New Roman"/>
-                <w:color w:val="000000"/>
-                <w:kern w:val="0"/>
-                <w:sz w:val="36"/>
-                <w:szCs w:val="36"/>
-                <w14:ligatures w14:val="none"/>
-              </w:rPr>
-            </w:pPr>
-            <w:r>
-              <w:rPr>
-                <w:rFonts w:ascii="Times New Roman" w:eastAsia="Times New Roman" w:hAnsi="Times New Roman" w:cs="Times New Roman"/>
-                <w:color w:val="000000"/>
-                <w:kern w:val="0"/>
-                <w:sz w:val="44"/>
-                <w:szCs w:val="44"/>
+                <w:b/>
+                <w:bCs/>
+                <w:color w:val="000000"/>
+                <w:kern w:val="0"/>
+                <w:sz w:val="36"/>
+                <w:szCs w:val="36"/>
+                <w14:ligatures w14:val="none"/>
+              </w:rPr>
+            </w:pPr>
+            <w:r>
+              <w:rPr>
+                <w:rFonts w:ascii="Times New Roman" w:eastAsia="Times New Roman" w:hAnsi="Times New Roman" w:cs="Times New Roman"/>
+                <w:color w:val="000000"/>
+                <w:kern w:val="0"/>
+                <w:sz w:val="36"/>
+                <w:szCs w:val="36"/>
                 <w14:ligatures w14:val="none"/>
               </w:rPr>
               <w:t>-</w:t>
@@ -1289,20 +1179,22 @@
               <w:jc w:val="center"/>
               <w:rPr>
                 <w:rFonts w:ascii="Times New Roman" w:eastAsia="Times New Roman" w:hAnsi="Times New Roman" w:cs="Times New Roman"/>
-                <w:color w:val="000000"/>
-                <w:kern w:val="0"/>
-                <w:sz w:val="36"/>
-                <w:szCs w:val="36"/>
-                <w14:ligatures w14:val="none"/>
-              </w:rPr>
-            </w:pPr>
-            <w:r>
-              <w:rPr>
-                <w:rFonts w:ascii="Times New Roman" w:eastAsia="Times New Roman" w:hAnsi="Times New Roman" w:cs="Times New Roman"/>
-                <w:color w:val="000000"/>
-                <w:kern w:val="0"/>
-                <w:sz w:val="44"/>
-                <w:szCs w:val="44"/>
+                <w:b/>
+                <w:bCs/>
+                <w:color w:val="000000"/>
+                <w:kern w:val="0"/>
+                <w:sz w:val="36"/>
+                <w:szCs w:val="36"/>
+                <w14:ligatures w14:val="none"/>
+              </w:rPr>
+            </w:pPr>
+            <w:r>
+              <w:rPr>
+                <w:rFonts w:ascii="Times New Roman" w:eastAsia="Times New Roman" w:hAnsi="Times New Roman" w:cs="Times New Roman"/>
+                <w:color w:val="000000"/>
+                <w:kern w:val="0"/>
+                <w:sz w:val="36"/>
+                <w:szCs w:val="36"/>
                 <w14:ligatures w14:val="none"/>
               </w:rPr>
               <w:t>-</w:t>
@@ -1327,20 +1219,22 @@
               <w:jc w:val="center"/>
               <w:rPr>
                 <w:rFonts w:ascii="Times New Roman" w:eastAsia="Times New Roman" w:hAnsi="Times New Roman" w:cs="Times New Roman"/>
-                <w:color w:val="000000"/>
-                <w:kern w:val="0"/>
-                <w:sz w:val="36"/>
-                <w:szCs w:val="36"/>
-                <w14:ligatures w14:val="none"/>
-              </w:rPr>
-            </w:pPr>
-            <w:r>
-              <w:rPr>
-                <w:rFonts w:ascii="Times New Roman" w:eastAsia="Times New Roman" w:hAnsi="Times New Roman" w:cs="Times New Roman"/>
-                <w:color w:val="000000"/>
-                <w:kern w:val="0"/>
-                <w:sz w:val="44"/>
-                <w:szCs w:val="44"/>
+                <w:b/>
+                <w:bCs/>
+                <w:color w:val="000000"/>
+                <w:kern w:val="0"/>
+                <w:sz w:val="36"/>
+                <w:szCs w:val="36"/>
+                <w14:ligatures w14:val="none"/>
+              </w:rPr>
+            </w:pPr>
+            <w:r>
+              <w:rPr>
+                <w:rFonts w:ascii="Times New Roman" w:eastAsia="Times New Roman" w:hAnsi="Times New Roman" w:cs="Times New Roman"/>
+                <w:color w:val="000000"/>
+                <w:kern w:val="0"/>
+                <w:sz w:val="36"/>
+                <w:szCs w:val="36"/>
                 <w14:ligatures w14:val="none"/>
               </w:rPr>
               <w:t>-</w:t>
@@ -1357,7 +1251,6 @@
               <w:right w:val="single" w:sz="4" w:space="0" w:color="auto"/>
             </w:tcBorders>
             <w:vAlign w:val="center"/>
-            <w:hideMark/>
           </w:tcPr>
           <w:p>
             <w:pPr>
@@ -1387,19 +1280,34 @@
               </w:rPr>
               <w:t>24</w:t>
             </w:r>
-            <w:r>
-              <w:rPr>
-                <w:rFonts w:ascii="Times New Roman" w:eastAsia="Times New Roman" w:hAnsi="Times New Roman" w:cs="Times New Roman"/>
-                <w:b/>
-                <w:bCs/>
-                <w:color w:val="000000"/>
-                <w:kern w:val="0"/>
-                <w:sz w:val="36"/>
-                <w:szCs w:val="36"/>
-                <w14:ligatures w14:val="none"/>
-              </w:rPr>
-              <w:br/>
-              <w:t>24</w:t>
+          </w:p>
+          <w:p>
+            <w:pPr>
+              <w:spacing w:after="0" w:line="360" w:lineRule="auto"/>
+              <w:jc w:val="center"/>
+              <w:rPr>
+                <w:rFonts w:ascii="Times New Roman" w:eastAsia="Times New Roman" w:hAnsi="Times New Roman" w:cs="Times New Roman"/>
+                <w:b/>
+                <w:bCs/>
+                <w:color w:val="000000"/>
+                <w:kern w:val="0"/>
+                <w:sz w:val="36"/>
+                <w:szCs w:val="36"/>
+                <w14:ligatures w14:val="none"/>
+              </w:rPr>
+            </w:pPr>
+            <w:r>
+              <w:rPr>
+                <w:rFonts w:ascii="Times New Roman" w:eastAsia="Times New Roman" w:hAnsi="Times New Roman" w:cs="Times New Roman"/>
+                <w:b/>
+                <w:bCs/>
+                <w:color w:val="000000"/>
+                <w:kern w:val="0"/>
+                <w:sz w:val="36"/>
+                <w:szCs w:val="36"/>
+                <w14:ligatures w14:val="none"/>
+              </w:rPr>
+              <w:t>23</w:t>
             </w:r>
           </w:p>
         </w:tc>
@@ -1418,7 +1326,7 @@
               <w:right w:val="single" w:sz="4" w:space="0" w:color="auto"/>
             </w:tcBorders>
             <w:noWrap/>
-            <w:vAlign w:val="center"/>
+            <w:vAlign w:val="bottom"/>
             <w:hideMark/>
           </w:tcPr>
           <w:p>
@@ -1480,8 +1388,8 @@
                 <w:rFonts w:ascii="Times New Roman" w:eastAsia="Times New Roman" w:hAnsi="Times New Roman" w:cs="Times New Roman"/>
                 <w:color w:val="000000"/>
                 <w:kern w:val="0"/>
-                <w:sz w:val="44"/>
-                <w:szCs w:val="44"/>
+                <w:sz w:val="36"/>
+                <w:szCs w:val="36"/>
                 <w14:ligatures w14:val="none"/>
               </w:rPr>
               <w:t>-</w:t>
@@ -1498,31 +1406,30 @@
               <w:right w:val="single" w:sz="4" w:space="0" w:color="auto"/>
             </w:tcBorders>
             <w:noWrap/>
-            <w:vAlign w:val="center"/>
-          </w:tcPr>
-          <w:p>
-            <w:pPr>
-              <w:spacing w:after="0" w:line="240" w:lineRule="auto"/>
-              <w:jc w:val="center"/>
-              <w:rPr>
-                <w:rFonts w:ascii="Times New Roman" w:eastAsia="Times New Roman" w:hAnsi="Times New Roman" w:cs="Times New Roman"/>
-                <w:color w:val="000000"/>
-                <w:kern w:val="0"/>
-                <w:sz w:val="36"/>
-                <w:szCs w:val="36"/>
-                <w14:ligatures w14:val="none"/>
-              </w:rPr>
-            </w:pPr>
-            <w:r>
-              <w:rPr>
-                <w:rFonts w:ascii="Times New Roman" w:eastAsia="Times New Roman" w:hAnsi="Times New Roman" w:cs="Times New Roman"/>
-                <w:color w:val="000000"/>
-                <w:kern w:val="0"/>
-                <w:sz w:val="44"/>
-                <w:szCs w:val="44"/>
-                <w14:ligatures w14:val="none"/>
-              </w:rPr>
-              <w:t>-</w:t>
+          </w:tcPr>
+          <w:p>
+            <w:pPr>
+              <w:spacing w:after="0" w:line="240" w:lineRule="auto"/>
+              <w:jc w:val="center"/>
+              <w:rPr>
+                <w:rFonts w:ascii="Times New Roman" w:eastAsia="Times New Roman" w:hAnsi="Times New Roman" w:cs="Times New Roman"/>
+                <w:color w:val="000000"/>
+                <w:kern w:val="0"/>
+                <w:sz w:val="36"/>
+                <w:szCs w:val="36"/>
+                <w14:ligatures w14:val="none"/>
+              </w:rPr>
+            </w:pPr>
+            <w:r>
+              <w:rPr>
+                <w:rFonts w:ascii="Times New Roman" w:eastAsia="Times New Roman" w:hAnsi="Times New Roman" w:cs="Times New Roman"/>
+                <w:color w:val="000000"/>
+                <w:kern w:val="0"/>
+                <w:sz w:val="36"/>
+                <w:szCs w:val="36"/>
+                <w14:ligatures w14:val="none"/>
+              </w:rPr>
+              <w:t>31-38</w:t>
             </w:r>
           </w:p>
         </w:tc>
@@ -1536,28 +1443,27 @@
               <w:right w:val="single" w:sz="4" w:space="0" w:color="auto"/>
             </w:tcBorders>
             <w:noWrap/>
-            <w:vAlign w:val="center"/>
-          </w:tcPr>
-          <w:p>
-            <w:pPr>
-              <w:spacing w:after="0" w:line="240" w:lineRule="auto"/>
-              <w:jc w:val="center"/>
-              <w:rPr>
-                <w:rFonts w:ascii="Times New Roman" w:eastAsia="Times New Roman" w:hAnsi="Times New Roman" w:cs="Times New Roman"/>
-                <w:color w:val="000000"/>
-                <w:kern w:val="0"/>
-                <w:sz w:val="36"/>
-                <w:szCs w:val="36"/>
-                <w14:ligatures w14:val="none"/>
-              </w:rPr>
-            </w:pPr>
-            <w:r>
-              <w:rPr>
-                <w:rFonts w:ascii="Times New Roman" w:eastAsia="Times New Roman" w:hAnsi="Times New Roman" w:cs="Times New Roman"/>
-                <w:color w:val="000000"/>
-                <w:kern w:val="0"/>
-                <w:sz w:val="44"/>
-                <w:szCs w:val="44"/>
+          </w:tcPr>
+          <w:p>
+            <w:pPr>
+              <w:spacing w:after="0" w:line="240" w:lineRule="auto"/>
+              <w:jc w:val="center"/>
+              <w:rPr>
+                <w:rFonts w:ascii="Times New Roman" w:eastAsia="Times New Roman" w:hAnsi="Times New Roman" w:cs="Times New Roman"/>
+                <w:color w:val="000000"/>
+                <w:kern w:val="0"/>
+                <w:sz w:val="36"/>
+                <w:szCs w:val="36"/>
+                <w14:ligatures w14:val="none"/>
+              </w:rPr>
+            </w:pPr>
+            <w:r>
+              <w:rPr>
+                <w:rFonts w:ascii="Times New Roman" w:eastAsia="Times New Roman" w:hAnsi="Times New Roman" w:cs="Times New Roman"/>
+                <w:color w:val="000000"/>
+                <w:kern w:val="0"/>
+                <w:sz w:val="36"/>
+                <w:szCs w:val="36"/>
                 <w14:ligatures w14:val="none"/>
               </w:rPr>
               <w:t>-</w:t>
@@ -1598,29 +1504,7 @@
                 <w:szCs w:val="36"/>
                 <w14:ligatures w14:val="none"/>
               </w:rPr>
-              <w:t>1</w:t>
-            </w:r>
-            <w:r>
-              <w:rPr>
-                <w:rFonts w:ascii="Times New Roman" w:eastAsia="Times New Roman" w:hAnsi="Times New Roman" w:cs="Times New Roman"/>
-                <w:color w:val="000000"/>
-                <w:kern w:val="0"/>
-                <w:sz w:val="36"/>
-                <w:szCs w:val="36"/>
-                <w14:ligatures w14:val="none"/>
-              </w:rPr>
-              <w:t>9</w:t>
-            </w:r>
-            <w:r>
-              <w:rPr>
-                <w:rFonts w:ascii="Times New Roman" w:eastAsia="Times New Roman" w:hAnsi="Times New Roman" w:cs="Times New Roman"/>
-                <w:color w:val="000000"/>
-                <w:kern w:val="0"/>
-                <w:sz w:val="36"/>
-                <w:szCs w:val="36"/>
-                <w14:ligatures w14:val="none"/>
-              </w:rPr>
-              <w:t>-38</w:t>
+              <w:t>13-30</w:t>
             </w:r>
           </w:p>
         </w:tc>
@@ -1658,7 +1542,7 @@
                 <w:szCs w:val="36"/>
                 <w14:ligatures w14:val="none"/>
               </w:rPr>
-              <w:t>1-18</w:t>
+              <w:t>6-12</w:t>
             </w:r>
           </w:p>
         </w:tc>
@@ -1692,11 +1576,11 @@
                 <w:rFonts w:ascii="Times New Roman" w:eastAsia="Times New Roman" w:hAnsi="Times New Roman" w:cs="Times New Roman"/>
                 <w:color w:val="000000"/>
                 <w:kern w:val="0"/>
-                <w:sz w:val="44"/>
-                <w:szCs w:val="44"/>
-                <w14:ligatures w14:val="none"/>
-              </w:rPr>
-              <w:t>-</w:t>
+                <w:sz w:val="36"/>
+                <w:szCs w:val="36"/>
+                <w14:ligatures w14:val="none"/>
+              </w:rPr>
+              <w:t>1-5</w:t>
             </w:r>
           </w:p>
         </w:tc>
@@ -1730,8 +1614,8 @@
                 <w:rFonts w:ascii="Times New Roman" w:eastAsia="Times New Roman" w:hAnsi="Times New Roman" w:cs="Times New Roman"/>
                 <w:color w:val="000000"/>
                 <w:kern w:val="0"/>
-                <w:sz w:val="44"/>
-                <w:szCs w:val="44"/>
+                <w:sz w:val="36"/>
+                <w:szCs w:val="36"/>
                 <w14:ligatures w14:val="none"/>
               </w:rPr>
               <w:t>-</w:t>
@@ -1749,48 +1633,34 @@
             </w:tcBorders>
             <w:noWrap/>
             <w:vAlign w:val="center"/>
-            <w:hideMark/>
-          </w:tcPr>
-          <w:p>
-            <w:pPr>
-              <w:spacing w:after="0" w:line="240" w:lineRule="auto"/>
-              <w:jc w:val="center"/>
-              <w:rPr>
-                <w:rFonts w:ascii="Times New Roman" w:eastAsia="Times New Roman" w:hAnsi="Times New Roman" w:cs="Times New Roman"/>
-                <w:b/>
-                <w:bCs/>
-                <w:color w:val="000000"/>
-                <w:kern w:val="0"/>
-                <w:sz w:val="36"/>
-                <w:szCs w:val="36"/>
-                <w14:ligatures w14:val="none"/>
-              </w:rPr>
-            </w:pPr>
-            <w:r>
-              <w:rPr>
-                <w:rFonts w:ascii="Times New Roman" w:eastAsia="Times New Roman" w:hAnsi="Times New Roman" w:cs="Times New Roman"/>
-                <w:b/>
-                <w:bCs/>
-                <w:color w:val="000000"/>
-                <w:kern w:val="0"/>
-                <w:sz w:val="36"/>
-                <w:szCs w:val="36"/>
-                <w14:ligatures w14:val="none"/>
-              </w:rPr>
-              <w:t>3</w:t>
-            </w:r>
-            <w:r>
-              <w:rPr>
-                <w:rFonts w:ascii="Times New Roman" w:eastAsia="Times New Roman" w:hAnsi="Times New Roman" w:cs="Times New Roman"/>
-                <w:b/>
-                <w:bCs/>
-                <w:color w:val="000000"/>
-                <w:kern w:val="0"/>
-                <w:sz w:val="36"/>
-                <w:szCs w:val="36"/>
-                <w14:ligatures w14:val="none"/>
-              </w:rPr>
-              <w:t>8</w:t>
+          </w:tcPr>
+          <w:p>
+            <w:pPr>
+              <w:spacing w:after="0" w:line="240" w:lineRule="auto"/>
+              <w:jc w:val="center"/>
+              <w:rPr>
+                <w:rFonts w:ascii="Times New Roman" w:eastAsia="Times New Roman" w:hAnsi="Times New Roman" w:cs="Times New Roman"/>
+                <w:b/>
+                <w:bCs/>
+                <w:color w:val="000000"/>
+                <w:kern w:val="0"/>
+                <w:sz w:val="36"/>
+                <w:szCs w:val="36"/>
+                <w14:ligatures w14:val="none"/>
+              </w:rPr>
+            </w:pPr>
+            <w:r>
+              <w:rPr>
+                <w:rFonts w:ascii="Times New Roman" w:eastAsia="Times New Roman" w:hAnsi="Times New Roman" w:cs="Times New Roman"/>
+                <w:b/>
+                <w:bCs/>
+                <w:color w:val="000000"/>
+                <w:kern w:val="0"/>
+                <w:sz w:val="36"/>
+                <w:szCs w:val="36"/>
+                <w14:ligatures w14:val="none"/>
+              </w:rPr>
+              <w:t>38</w:t>
             </w:r>
           </w:p>
         </w:tc>
@@ -1809,7 +1679,7 @@
               <w:right w:val="single" w:sz="4" w:space="0" w:color="auto"/>
             </w:tcBorders>
             <w:noWrap/>
-            <w:vAlign w:val="center"/>
+            <w:vAlign w:val="bottom"/>
             <w:hideMark/>
           </w:tcPr>
           <w:p>
@@ -1851,28 +1721,27 @@
               <w:right w:val="single" w:sz="4" w:space="0" w:color="auto"/>
             </w:tcBorders>
             <w:noWrap/>
-            <w:vAlign w:val="center"/>
-          </w:tcPr>
-          <w:p>
-            <w:pPr>
-              <w:spacing w:after="0" w:line="240" w:lineRule="auto"/>
-              <w:jc w:val="center"/>
-              <w:rPr>
-                <w:rFonts w:ascii="Times New Roman" w:eastAsia="Times New Roman" w:hAnsi="Times New Roman" w:cs="Times New Roman"/>
-                <w:color w:val="000000"/>
-                <w:kern w:val="0"/>
-                <w:sz w:val="36"/>
-                <w:szCs w:val="36"/>
-                <w14:ligatures w14:val="none"/>
-              </w:rPr>
-            </w:pPr>
-            <w:r>
-              <w:rPr>
-                <w:rFonts w:ascii="Times New Roman" w:eastAsia="Times New Roman" w:hAnsi="Times New Roman" w:cs="Times New Roman"/>
-                <w:color w:val="000000"/>
-                <w:kern w:val="0"/>
-                <w:sz w:val="44"/>
-                <w:szCs w:val="44"/>
+          </w:tcPr>
+          <w:p>
+            <w:pPr>
+              <w:spacing w:after="0" w:line="240" w:lineRule="auto"/>
+              <w:jc w:val="center"/>
+              <w:rPr>
+                <w:rFonts w:ascii="Times New Roman" w:eastAsia="Times New Roman" w:hAnsi="Times New Roman" w:cs="Times New Roman"/>
+                <w:color w:val="000000"/>
+                <w:kern w:val="0"/>
+                <w:sz w:val="36"/>
+                <w:szCs w:val="36"/>
+                <w14:ligatures w14:val="none"/>
+              </w:rPr>
+            </w:pPr>
+            <w:r>
+              <w:rPr>
+                <w:rFonts w:ascii="Times New Roman" w:eastAsia="Times New Roman" w:hAnsi="Times New Roman" w:cs="Times New Roman"/>
+                <w:color w:val="000000"/>
+                <w:kern w:val="0"/>
+                <w:sz w:val="36"/>
+                <w:szCs w:val="36"/>
                 <w14:ligatures w14:val="none"/>
               </w:rPr>
               <w:t>-</w:t>
@@ -1889,28 +1758,27 @@
               <w:right w:val="single" w:sz="4" w:space="0" w:color="auto"/>
             </w:tcBorders>
             <w:noWrap/>
-            <w:vAlign w:val="center"/>
-          </w:tcPr>
-          <w:p>
-            <w:pPr>
-              <w:spacing w:after="0" w:line="240" w:lineRule="auto"/>
-              <w:jc w:val="center"/>
-              <w:rPr>
-                <w:rFonts w:ascii="Times New Roman" w:eastAsia="Times New Roman" w:hAnsi="Times New Roman" w:cs="Times New Roman"/>
-                <w:color w:val="000000"/>
-                <w:kern w:val="0"/>
-                <w:sz w:val="36"/>
-                <w:szCs w:val="36"/>
-                <w14:ligatures w14:val="none"/>
-              </w:rPr>
-            </w:pPr>
-            <w:r>
-              <w:rPr>
-                <w:rFonts w:ascii="Times New Roman" w:eastAsia="Times New Roman" w:hAnsi="Times New Roman" w:cs="Times New Roman"/>
-                <w:color w:val="000000"/>
-                <w:kern w:val="0"/>
-                <w:sz w:val="44"/>
-                <w:szCs w:val="44"/>
+          </w:tcPr>
+          <w:p>
+            <w:pPr>
+              <w:spacing w:after="0" w:line="240" w:lineRule="auto"/>
+              <w:jc w:val="center"/>
+              <w:rPr>
+                <w:rFonts w:ascii="Times New Roman" w:eastAsia="Times New Roman" w:hAnsi="Times New Roman" w:cs="Times New Roman"/>
+                <w:color w:val="000000"/>
+                <w:kern w:val="0"/>
+                <w:sz w:val="36"/>
+                <w:szCs w:val="36"/>
+                <w14:ligatures w14:val="none"/>
+              </w:rPr>
+            </w:pPr>
+            <w:r>
+              <w:rPr>
+                <w:rFonts w:ascii="Times New Roman" w:eastAsia="Times New Roman" w:hAnsi="Times New Roman" w:cs="Times New Roman"/>
+                <w:color w:val="000000"/>
+                <w:kern w:val="0"/>
+                <w:sz w:val="36"/>
+                <w:szCs w:val="36"/>
                 <w14:ligatures w14:val="none"/>
               </w:rPr>
               <w:t>-</w:t>
@@ -1927,28 +1795,27 @@
               <w:right w:val="single" w:sz="4" w:space="0" w:color="auto"/>
             </w:tcBorders>
             <w:noWrap/>
-            <w:vAlign w:val="center"/>
-          </w:tcPr>
-          <w:p>
-            <w:pPr>
-              <w:spacing w:after="0" w:line="240" w:lineRule="auto"/>
-              <w:jc w:val="center"/>
-              <w:rPr>
-                <w:rFonts w:ascii="Times New Roman" w:eastAsia="Times New Roman" w:hAnsi="Times New Roman" w:cs="Times New Roman"/>
-                <w:color w:val="000000"/>
-                <w:kern w:val="0"/>
-                <w:sz w:val="36"/>
-                <w:szCs w:val="36"/>
-                <w14:ligatures w14:val="none"/>
-              </w:rPr>
-            </w:pPr>
-            <w:r>
-              <w:rPr>
-                <w:rFonts w:ascii="Times New Roman" w:eastAsia="Times New Roman" w:hAnsi="Times New Roman" w:cs="Times New Roman"/>
-                <w:color w:val="000000"/>
-                <w:kern w:val="0"/>
-                <w:sz w:val="44"/>
-                <w:szCs w:val="44"/>
+          </w:tcPr>
+          <w:p>
+            <w:pPr>
+              <w:spacing w:after="0" w:line="240" w:lineRule="auto"/>
+              <w:jc w:val="center"/>
+              <w:rPr>
+                <w:rFonts w:ascii="Times New Roman" w:eastAsia="Times New Roman" w:hAnsi="Times New Roman" w:cs="Times New Roman"/>
+                <w:color w:val="000000"/>
+                <w:kern w:val="0"/>
+                <w:sz w:val="36"/>
+                <w:szCs w:val="36"/>
+                <w14:ligatures w14:val="none"/>
+              </w:rPr>
+            </w:pPr>
+            <w:r>
+              <w:rPr>
+                <w:rFonts w:ascii="Times New Roman" w:eastAsia="Times New Roman" w:hAnsi="Times New Roman" w:cs="Times New Roman"/>
+                <w:color w:val="000000"/>
+                <w:kern w:val="0"/>
+                <w:sz w:val="36"/>
+                <w:szCs w:val="36"/>
                 <w14:ligatures w14:val="none"/>
               </w:rPr>
               <w:t>-</w:t>
@@ -1965,28 +1832,27 @@
               <w:right w:val="single" w:sz="4" w:space="0" w:color="auto"/>
             </w:tcBorders>
             <w:noWrap/>
-            <w:vAlign w:val="center"/>
-          </w:tcPr>
-          <w:p>
-            <w:pPr>
-              <w:spacing w:after="0" w:line="240" w:lineRule="auto"/>
-              <w:jc w:val="center"/>
-              <w:rPr>
-                <w:rFonts w:ascii="Times New Roman" w:eastAsia="Times New Roman" w:hAnsi="Times New Roman" w:cs="Times New Roman"/>
-                <w:color w:val="000000"/>
-                <w:kern w:val="0"/>
-                <w:sz w:val="36"/>
-                <w:szCs w:val="36"/>
-                <w14:ligatures w14:val="none"/>
-              </w:rPr>
-            </w:pPr>
-            <w:r>
-              <w:rPr>
-                <w:rFonts w:ascii="Times New Roman" w:eastAsia="Times New Roman" w:hAnsi="Times New Roman" w:cs="Times New Roman"/>
-                <w:color w:val="000000"/>
-                <w:kern w:val="0"/>
-                <w:sz w:val="44"/>
-                <w:szCs w:val="44"/>
+          </w:tcPr>
+          <w:p>
+            <w:pPr>
+              <w:spacing w:after="0" w:line="240" w:lineRule="auto"/>
+              <w:jc w:val="center"/>
+              <w:rPr>
+                <w:rFonts w:ascii="Times New Roman" w:eastAsia="Times New Roman" w:hAnsi="Times New Roman" w:cs="Times New Roman"/>
+                <w:color w:val="000000"/>
+                <w:kern w:val="0"/>
+                <w:sz w:val="36"/>
+                <w:szCs w:val="36"/>
+                <w14:ligatures w14:val="none"/>
+              </w:rPr>
+            </w:pPr>
+            <w:r>
+              <w:rPr>
+                <w:rFonts w:ascii="Times New Roman" w:eastAsia="Times New Roman" w:hAnsi="Times New Roman" w:cs="Times New Roman"/>
+                <w:color w:val="000000"/>
+                <w:kern w:val="0"/>
+                <w:sz w:val="36"/>
+                <w:szCs w:val="36"/>
                 <w14:ligatures w14:val="none"/>
               </w:rPr>
               <w:t>-</w:t>
@@ -2023,11 +1889,11 @@
                 <w:rFonts w:ascii="Times New Roman" w:eastAsia="Times New Roman" w:hAnsi="Times New Roman" w:cs="Times New Roman"/>
                 <w:color w:val="000000"/>
                 <w:kern w:val="0"/>
-                <w:sz w:val="44"/>
-                <w:szCs w:val="44"/>
-                <w14:ligatures w14:val="none"/>
-              </w:rPr>
-              <w:t>-</w:t>
+                <w:sz w:val="36"/>
+                <w:szCs w:val="36"/>
+                <w14:ligatures w14:val="none"/>
+              </w:rPr>
+              <w:t>27-31</w:t>
             </w:r>
           </w:p>
         </w:tc>
@@ -2065,7 +1931,7 @@
                 <w:szCs w:val="36"/>
                 <w14:ligatures w14:val="none"/>
               </w:rPr>
-              <w:t>25-31</w:t>
+              <w:t>15-26</w:t>
             </w:r>
           </w:p>
         </w:tc>
@@ -2103,7 +1969,7 @@
                 <w:szCs w:val="36"/>
                 <w14:ligatures w14:val="none"/>
               </w:rPr>
-              <w:t>1-24</w:t>
+              <w:t>1-14</w:t>
             </w:r>
           </w:p>
         </w:tc>
@@ -2118,48 +1984,34 @@
             </w:tcBorders>
             <w:noWrap/>
             <w:vAlign w:val="center"/>
-            <w:hideMark/>
-          </w:tcPr>
-          <w:p>
-            <w:pPr>
-              <w:spacing w:after="0" w:line="240" w:lineRule="auto"/>
-              <w:jc w:val="center"/>
-              <w:rPr>
-                <w:rFonts w:ascii="Times New Roman" w:eastAsia="Times New Roman" w:hAnsi="Times New Roman" w:cs="Times New Roman"/>
-                <w:b/>
-                <w:bCs/>
-                <w:color w:val="000000"/>
-                <w:kern w:val="0"/>
-                <w:sz w:val="36"/>
-                <w:szCs w:val="36"/>
-                <w14:ligatures w14:val="none"/>
-              </w:rPr>
-            </w:pPr>
-            <w:r>
-              <w:rPr>
-                <w:rFonts w:ascii="Times New Roman" w:eastAsia="Times New Roman" w:hAnsi="Times New Roman" w:cs="Times New Roman"/>
-                <w:b/>
-                <w:bCs/>
-                <w:color w:val="000000"/>
-                <w:kern w:val="0"/>
-                <w:sz w:val="36"/>
-                <w:szCs w:val="36"/>
-                <w14:ligatures w14:val="none"/>
-              </w:rPr>
-              <w:t>3</w:t>
-            </w:r>
-            <w:r>
-              <w:rPr>
-                <w:rFonts w:ascii="Times New Roman" w:eastAsia="Times New Roman" w:hAnsi="Times New Roman" w:cs="Times New Roman"/>
-                <w:b/>
-                <w:bCs/>
-                <w:color w:val="000000"/>
-                <w:kern w:val="0"/>
-                <w:sz w:val="36"/>
-                <w:szCs w:val="36"/>
-                <w14:ligatures w14:val="none"/>
-              </w:rPr>
-              <w:t>1</w:t>
+          </w:tcPr>
+          <w:p>
+            <w:pPr>
+              <w:spacing w:after="0" w:line="240" w:lineRule="auto"/>
+              <w:jc w:val="center"/>
+              <w:rPr>
+                <w:rFonts w:ascii="Times New Roman" w:eastAsia="Times New Roman" w:hAnsi="Times New Roman" w:cs="Times New Roman"/>
+                <w:b/>
+                <w:bCs/>
+                <w:color w:val="000000"/>
+                <w:kern w:val="0"/>
+                <w:sz w:val="36"/>
+                <w:szCs w:val="36"/>
+                <w14:ligatures w14:val="none"/>
+              </w:rPr>
+            </w:pPr>
+            <w:r>
+              <w:rPr>
+                <w:rFonts w:ascii="Times New Roman" w:eastAsia="Times New Roman" w:hAnsi="Times New Roman" w:cs="Times New Roman"/>
+                <w:b/>
+                <w:bCs/>
+                <w:color w:val="000000"/>
+                <w:kern w:val="0"/>
+                <w:sz w:val="36"/>
+                <w:szCs w:val="36"/>
+                <w14:ligatures w14:val="none"/>
+              </w:rPr>
+              <w:t>31</w:t>
             </w:r>
           </w:p>
         </w:tc>
@@ -2178,7 +2030,7 @@
               <w:right w:val="single" w:sz="4" w:space="0" w:color="auto"/>
             </w:tcBorders>
             <w:noWrap/>
-            <w:vAlign w:val="center"/>
+            <w:vAlign w:val="bottom"/>
             <w:hideMark/>
           </w:tcPr>
           <w:p>
@@ -2206,7 +2058,7 @@
                 <w:szCs w:val="36"/>
                 <w14:ligatures w14:val="none"/>
               </w:rPr>
-              <w:t>8</w:t>
+              <w:t>9</w:t>
             </w:r>
           </w:p>
         </w:tc>
@@ -2220,28 +2072,27 @@
               <w:right w:val="single" w:sz="4" w:space="0" w:color="auto"/>
             </w:tcBorders>
             <w:noWrap/>
-            <w:vAlign w:val="center"/>
-          </w:tcPr>
-          <w:p>
-            <w:pPr>
-              <w:spacing w:after="0" w:line="240" w:lineRule="auto"/>
-              <w:jc w:val="center"/>
-              <w:rPr>
-                <w:rFonts w:ascii="Times New Roman" w:eastAsia="Times New Roman" w:hAnsi="Times New Roman" w:cs="Times New Roman"/>
-                <w:color w:val="000000"/>
-                <w:kern w:val="0"/>
-                <w:sz w:val="36"/>
-                <w:szCs w:val="36"/>
-                <w14:ligatures w14:val="none"/>
-              </w:rPr>
-            </w:pPr>
-            <w:r>
-              <w:rPr>
-                <w:rFonts w:ascii="Times New Roman" w:eastAsia="Times New Roman" w:hAnsi="Times New Roman" w:cs="Times New Roman"/>
-                <w:color w:val="000000"/>
-                <w:kern w:val="0"/>
-                <w:sz w:val="44"/>
-                <w:szCs w:val="44"/>
+          </w:tcPr>
+          <w:p>
+            <w:pPr>
+              <w:spacing w:after="0" w:line="240" w:lineRule="auto"/>
+              <w:jc w:val="center"/>
+              <w:rPr>
+                <w:rFonts w:ascii="Times New Roman" w:eastAsia="Times New Roman" w:hAnsi="Times New Roman" w:cs="Times New Roman"/>
+                <w:color w:val="000000"/>
+                <w:kern w:val="0"/>
+                <w:sz w:val="36"/>
+                <w:szCs w:val="36"/>
+                <w14:ligatures w14:val="none"/>
+              </w:rPr>
+            </w:pPr>
+            <w:r>
+              <w:rPr>
+                <w:rFonts w:ascii="Times New Roman" w:eastAsia="Times New Roman" w:hAnsi="Times New Roman" w:cs="Times New Roman"/>
+                <w:color w:val="000000"/>
+                <w:kern w:val="0"/>
+                <w:sz w:val="36"/>
+                <w:szCs w:val="36"/>
                 <w14:ligatures w14:val="none"/>
               </w:rPr>
               <w:t>-</w:t>
@@ -2258,28 +2109,27 @@
               <w:right w:val="single" w:sz="4" w:space="0" w:color="auto"/>
             </w:tcBorders>
             <w:noWrap/>
-            <w:vAlign w:val="center"/>
-          </w:tcPr>
-          <w:p>
-            <w:pPr>
-              <w:spacing w:after="0" w:line="240" w:lineRule="auto"/>
-              <w:jc w:val="center"/>
-              <w:rPr>
-                <w:rFonts w:ascii="Times New Roman" w:eastAsia="Times New Roman" w:hAnsi="Times New Roman" w:cs="Times New Roman"/>
-                <w:color w:val="000000"/>
-                <w:kern w:val="0"/>
-                <w:sz w:val="36"/>
-                <w:szCs w:val="36"/>
-                <w14:ligatures w14:val="none"/>
-              </w:rPr>
-            </w:pPr>
-            <w:r>
-              <w:rPr>
-                <w:rFonts w:ascii="Times New Roman" w:eastAsia="Times New Roman" w:hAnsi="Times New Roman" w:cs="Times New Roman"/>
-                <w:color w:val="000000"/>
-                <w:kern w:val="0"/>
-                <w:sz w:val="44"/>
-                <w:szCs w:val="44"/>
+          </w:tcPr>
+          <w:p>
+            <w:pPr>
+              <w:spacing w:after="0" w:line="240" w:lineRule="auto"/>
+              <w:jc w:val="center"/>
+              <w:rPr>
+                <w:rFonts w:ascii="Times New Roman" w:eastAsia="Times New Roman" w:hAnsi="Times New Roman" w:cs="Times New Roman"/>
+                <w:color w:val="000000"/>
+                <w:kern w:val="0"/>
+                <w:sz w:val="36"/>
+                <w:szCs w:val="36"/>
+                <w14:ligatures w14:val="none"/>
+              </w:rPr>
+            </w:pPr>
+            <w:r>
+              <w:rPr>
+                <w:rFonts w:ascii="Times New Roman" w:eastAsia="Times New Roman" w:hAnsi="Times New Roman" w:cs="Times New Roman"/>
+                <w:color w:val="000000"/>
+                <w:kern w:val="0"/>
+                <w:sz w:val="36"/>
+                <w:szCs w:val="36"/>
                 <w14:ligatures w14:val="none"/>
               </w:rPr>
               <w:t>-</w:t>
@@ -2296,28 +2146,27 @@
               <w:right w:val="single" w:sz="4" w:space="0" w:color="auto"/>
             </w:tcBorders>
             <w:noWrap/>
-            <w:vAlign w:val="center"/>
-          </w:tcPr>
-          <w:p>
-            <w:pPr>
-              <w:spacing w:after="0" w:line="240" w:lineRule="auto"/>
-              <w:jc w:val="center"/>
-              <w:rPr>
-                <w:rFonts w:ascii="Times New Roman" w:eastAsia="Times New Roman" w:hAnsi="Times New Roman" w:cs="Times New Roman"/>
-                <w:color w:val="000000"/>
-                <w:kern w:val="0"/>
-                <w:sz w:val="36"/>
-                <w:szCs w:val="36"/>
-                <w14:ligatures w14:val="none"/>
-              </w:rPr>
-            </w:pPr>
-            <w:r>
-              <w:rPr>
-                <w:rFonts w:ascii="Times New Roman" w:eastAsia="Times New Roman" w:hAnsi="Times New Roman" w:cs="Times New Roman"/>
-                <w:color w:val="000000"/>
-                <w:kern w:val="0"/>
-                <w:sz w:val="44"/>
-                <w:szCs w:val="44"/>
+          </w:tcPr>
+          <w:p>
+            <w:pPr>
+              <w:spacing w:after="0" w:line="240" w:lineRule="auto"/>
+              <w:jc w:val="center"/>
+              <w:rPr>
+                <w:rFonts w:ascii="Times New Roman" w:eastAsia="Times New Roman" w:hAnsi="Times New Roman" w:cs="Times New Roman"/>
+                <w:color w:val="000000"/>
+                <w:kern w:val="0"/>
+                <w:sz w:val="36"/>
+                <w:szCs w:val="36"/>
+                <w14:ligatures w14:val="none"/>
+              </w:rPr>
+            </w:pPr>
+            <w:r>
+              <w:rPr>
+                <w:rFonts w:ascii="Times New Roman" w:eastAsia="Times New Roman" w:hAnsi="Times New Roman" w:cs="Times New Roman"/>
+                <w:color w:val="000000"/>
+                <w:kern w:val="0"/>
+                <w:sz w:val="36"/>
+                <w:szCs w:val="36"/>
                 <w14:ligatures w14:val="none"/>
               </w:rPr>
               <w:t>-</w:t>
@@ -2334,31 +2183,30 @@
               <w:right w:val="single" w:sz="4" w:space="0" w:color="auto"/>
             </w:tcBorders>
             <w:noWrap/>
-            <w:vAlign w:val="center"/>
-          </w:tcPr>
-          <w:p>
-            <w:pPr>
-              <w:spacing w:after="0" w:line="240" w:lineRule="auto"/>
-              <w:jc w:val="center"/>
-              <w:rPr>
-                <w:rFonts w:ascii="Times New Roman" w:eastAsia="Times New Roman" w:hAnsi="Times New Roman" w:cs="Times New Roman"/>
-                <w:color w:val="000000"/>
-                <w:kern w:val="0"/>
-                <w:sz w:val="36"/>
-                <w:szCs w:val="36"/>
-                <w14:ligatures w14:val="none"/>
-              </w:rPr>
-            </w:pPr>
-            <w:r>
-              <w:rPr>
-                <w:rFonts w:ascii="Times New Roman" w:eastAsia="Times New Roman" w:hAnsi="Times New Roman" w:cs="Times New Roman"/>
-                <w:color w:val="000000"/>
-                <w:kern w:val="0"/>
-                <w:sz w:val="36"/>
-                <w:szCs w:val="36"/>
-                <w14:ligatures w14:val="none"/>
-              </w:rPr>
-              <w:t>22-26</w:t>
+          </w:tcPr>
+          <w:p>
+            <w:pPr>
+              <w:spacing w:after="0" w:line="240" w:lineRule="auto"/>
+              <w:jc w:val="center"/>
+              <w:rPr>
+                <w:rFonts w:ascii="Times New Roman" w:eastAsia="Times New Roman" w:hAnsi="Times New Roman" w:cs="Times New Roman"/>
+                <w:color w:val="000000"/>
+                <w:kern w:val="0"/>
+                <w:sz w:val="36"/>
+                <w:szCs w:val="36"/>
+                <w14:ligatures w14:val="none"/>
+              </w:rPr>
+            </w:pPr>
+            <w:r>
+              <w:rPr>
+                <w:rFonts w:ascii="Times New Roman" w:eastAsia="Times New Roman" w:hAnsi="Times New Roman" w:cs="Times New Roman"/>
+                <w:color w:val="000000"/>
+                <w:kern w:val="0"/>
+                <w:sz w:val="36"/>
+                <w:szCs w:val="36"/>
+                <w14:ligatures w14:val="none"/>
+              </w:rPr>
+              <w:t>-</w:t>
             </w:r>
           </w:p>
         </w:tc>
@@ -2396,7 +2244,7 @@
                 <w:szCs w:val="36"/>
                 <w14:ligatures w14:val="none"/>
               </w:rPr>
-              <w:t>16-21</w:t>
+              <w:t>-</w:t>
             </w:r>
           </w:p>
         </w:tc>
@@ -2434,7 +2282,7 @@
                 <w:szCs w:val="36"/>
                 <w14:ligatures w14:val="none"/>
               </w:rPr>
-              <w:t>8-15</w:t>
+              <w:t>15-21</w:t>
             </w:r>
           </w:p>
         </w:tc>
@@ -2472,7 +2320,7 @@
                 <w:szCs w:val="36"/>
                 <w14:ligatures w14:val="none"/>
               </w:rPr>
-              <w:t>1-7</w:t>
+              <w:t>1-14</w:t>
             </w:r>
           </w:p>
         </w:tc>
@@ -2487,48 +2335,34 @@
             </w:tcBorders>
             <w:noWrap/>
             <w:vAlign w:val="center"/>
-            <w:hideMark/>
-          </w:tcPr>
-          <w:p>
-            <w:pPr>
-              <w:spacing w:after="0" w:line="240" w:lineRule="auto"/>
-              <w:jc w:val="center"/>
-              <w:rPr>
-                <w:rFonts w:ascii="Times New Roman" w:eastAsia="Times New Roman" w:hAnsi="Times New Roman" w:cs="Times New Roman"/>
-                <w:b/>
-                <w:bCs/>
-                <w:color w:val="000000"/>
-                <w:kern w:val="0"/>
-                <w:sz w:val="36"/>
-                <w:szCs w:val="36"/>
-                <w14:ligatures w14:val="none"/>
-              </w:rPr>
-            </w:pPr>
-            <w:r>
-              <w:rPr>
-                <w:rFonts w:ascii="Times New Roman" w:eastAsia="Times New Roman" w:hAnsi="Times New Roman" w:cs="Times New Roman"/>
-                <w:b/>
-                <w:bCs/>
-                <w:color w:val="000000"/>
-                <w:kern w:val="0"/>
-                <w:sz w:val="36"/>
-                <w:szCs w:val="36"/>
-                <w14:ligatures w14:val="none"/>
-              </w:rPr>
-              <w:t>2</w:t>
-            </w:r>
-            <w:r>
-              <w:rPr>
-                <w:rFonts w:ascii="Times New Roman" w:eastAsia="Times New Roman" w:hAnsi="Times New Roman" w:cs="Times New Roman"/>
-                <w:b/>
-                <w:bCs/>
-                <w:color w:val="000000"/>
-                <w:kern w:val="0"/>
-                <w:sz w:val="36"/>
-                <w:szCs w:val="36"/>
-                <w14:ligatures w14:val="none"/>
-              </w:rPr>
-              <w:t>6</w:t>
+          </w:tcPr>
+          <w:p>
+            <w:pPr>
+              <w:spacing w:after="0" w:line="240" w:lineRule="auto"/>
+              <w:jc w:val="center"/>
+              <w:rPr>
+                <w:rFonts w:ascii="Times New Roman" w:eastAsia="Times New Roman" w:hAnsi="Times New Roman" w:cs="Times New Roman"/>
+                <w:b/>
+                <w:bCs/>
+                <w:color w:val="000000"/>
+                <w:kern w:val="0"/>
+                <w:sz w:val="36"/>
+                <w:szCs w:val="36"/>
+                <w14:ligatures w14:val="none"/>
+              </w:rPr>
+            </w:pPr>
+            <w:r>
+              <w:rPr>
+                <w:rFonts w:ascii="Times New Roman" w:eastAsia="Times New Roman" w:hAnsi="Times New Roman" w:cs="Times New Roman"/>
+                <w:b/>
+                <w:bCs/>
+                <w:color w:val="000000"/>
+                <w:kern w:val="0"/>
+                <w:sz w:val="36"/>
+                <w:szCs w:val="36"/>
+                <w14:ligatures w14:val="none"/>
+              </w:rPr>
+              <w:t>21</w:t>
             </w:r>
           </w:p>
         </w:tc>
@@ -2547,7 +2381,7 @@
               <w:right w:val="single" w:sz="4" w:space="0" w:color="auto"/>
             </w:tcBorders>
             <w:noWrap/>
-            <w:vAlign w:val="center"/>
+            <w:vAlign w:val="bottom"/>
             <w:hideMark/>
           </w:tcPr>
           <w:p>
@@ -2575,7 +2409,7 @@
                 <w:szCs w:val="36"/>
                 <w14:ligatures w14:val="none"/>
               </w:rPr>
-              <w:t>9</w:t>
+              <w:t>Total</w:t>
             </w:r>
           </w:p>
         </w:tc>
@@ -2597,23 +2431,27 @@
               <w:jc w:val="center"/>
               <w:rPr>
                 <w:rFonts w:ascii="Times New Roman" w:eastAsia="Times New Roman" w:hAnsi="Times New Roman" w:cs="Times New Roman"/>
-                <w:color w:val="000000"/>
-                <w:kern w:val="0"/>
-                <w:sz w:val="36"/>
-                <w:szCs w:val="36"/>
-                <w14:ligatures w14:val="none"/>
-              </w:rPr>
-            </w:pPr>
-            <w:r>
-              <w:rPr>
-                <w:rFonts w:ascii="Times New Roman" w:eastAsia="Times New Roman" w:hAnsi="Times New Roman" w:cs="Times New Roman"/>
-                <w:color w:val="000000"/>
-                <w:kern w:val="0"/>
-                <w:sz w:val="44"/>
-                <w:szCs w:val="44"/>
-                <w14:ligatures w14:val="none"/>
-              </w:rPr>
-              <w:t>-</w:t>
+                <w:b/>
+                <w:bCs/>
+                <w:color w:val="000000"/>
+                <w:kern w:val="0"/>
+                <w:sz w:val="36"/>
+                <w:szCs w:val="36"/>
+                <w14:ligatures w14:val="none"/>
+              </w:rPr>
+            </w:pPr>
+            <w:r>
+              <w:rPr>
+                <w:rFonts w:ascii="Times New Roman" w:eastAsia="Times New Roman" w:hAnsi="Times New Roman" w:cs="Times New Roman"/>
+                <w:b/>
+                <w:bCs/>
+                <w:color w:val="000000"/>
+                <w:kern w:val="0"/>
+                <w:sz w:val="36"/>
+                <w:szCs w:val="36"/>
+                <w14:ligatures w14:val="none"/>
+              </w:rPr>
+              <w:t>23</w:t>
             </w:r>
           </w:p>
         </w:tc>
@@ -2635,23 +2473,27 @@
               <w:jc w:val="center"/>
               <w:rPr>
                 <w:rFonts w:ascii="Times New Roman" w:eastAsia="Times New Roman" w:hAnsi="Times New Roman" w:cs="Times New Roman"/>
-                <w:color w:val="000000"/>
-                <w:kern w:val="0"/>
-                <w:sz w:val="36"/>
-                <w:szCs w:val="36"/>
-                <w14:ligatures w14:val="none"/>
-              </w:rPr>
-            </w:pPr>
-            <w:r>
-              <w:rPr>
-                <w:rFonts w:ascii="Times New Roman" w:eastAsia="Times New Roman" w:hAnsi="Times New Roman" w:cs="Times New Roman"/>
-                <w:color w:val="000000"/>
-                <w:kern w:val="0"/>
-                <w:sz w:val="44"/>
-                <w:szCs w:val="44"/>
-                <w14:ligatures w14:val="none"/>
-              </w:rPr>
-              <w:t>-</w:t>
+                <w:b/>
+                <w:bCs/>
+                <w:color w:val="000000"/>
+                <w:kern w:val="0"/>
+                <w:sz w:val="36"/>
+                <w:szCs w:val="36"/>
+                <w14:ligatures w14:val="none"/>
+              </w:rPr>
+            </w:pPr>
+            <w:r>
+              <w:rPr>
+                <w:rFonts w:ascii="Times New Roman" w:eastAsia="Times New Roman" w:hAnsi="Times New Roman" w:cs="Times New Roman"/>
+                <w:b/>
+                <w:bCs/>
+                <w:color w:val="000000"/>
+                <w:kern w:val="0"/>
+                <w:sz w:val="36"/>
+                <w:szCs w:val="36"/>
+                <w14:ligatures w14:val="none"/>
+              </w:rPr>
+              <w:t>28</w:t>
             </w:r>
           </w:p>
         </w:tc>
@@ -2673,23 +2515,27 @@
               <w:jc w:val="center"/>
               <w:rPr>
                 <w:rFonts w:ascii="Times New Roman" w:eastAsia="Times New Roman" w:hAnsi="Times New Roman" w:cs="Times New Roman"/>
-                <w:color w:val="000000"/>
-                <w:kern w:val="0"/>
-                <w:sz w:val="36"/>
-                <w:szCs w:val="36"/>
-                <w14:ligatures w14:val="none"/>
-              </w:rPr>
-            </w:pPr>
-            <w:r>
-              <w:rPr>
-                <w:rFonts w:ascii="Times New Roman" w:eastAsia="Times New Roman" w:hAnsi="Times New Roman" w:cs="Times New Roman"/>
-                <w:color w:val="000000"/>
-                <w:kern w:val="0"/>
-                <w:sz w:val="44"/>
-                <w:szCs w:val="44"/>
-                <w14:ligatures w14:val="none"/>
-              </w:rPr>
-              <w:t>-</w:t>
+                <w:b/>
+                <w:bCs/>
+                <w:color w:val="000000"/>
+                <w:kern w:val="0"/>
+                <w:sz w:val="36"/>
+                <w:szCs w:val="36"/>
+                <w14:ligatures w14:val="none"/>
+              </w:rPr>
+            </w:pPr>
+            <w:r>
+              <w:rPr>
+                <w:rFonts w:ascii="Times New Roman" w:eastAsia="Times New Roman" w:hAnsi="Times New Roman" w:cs="Times New Roman"/>
+                <w:b/>
+                <w:bCs/>
+                <w:color w:val="000000"/>
+                <w:kern w:val="0"/>
+                <w:sz w:val="36"/>
+                <w:szCs w:val="36"/>
+                <w14:ligatures w14:val="none"/>
+              </w:rPr>
+              <w:t>28</w:t>
             </w:r>
           </w:p>
         </w:tc>
@@ -2711,23 +2557,27 @@
               <w:jc w:val="center"/>
               <w:rPr>
                 <w:rFonts w:ascii="Times New Roman" w:eastAsia="Times New Roman" w:hAnsi="Times New Roman" w:cs="Times New Roman"/>
-                <w:color w:val="000000"/>
-                <w:kern w:val="0"/>
-                <w:sz w:val="36"/>
-                <w:szCs w:val="36"/>
-                <w14:ligatures w14:val="none"/>
-              </w:rPr>
-            </w:pPr>
-            <w:r>
-              <w:rPr>
-                <w:rFonts w:ascii="Times New Roman" w:eastAsia="Times New Roman" w:hAnsi="Times New Roman" w:cs="Times New Roman"/>
-                <w:color w:val="000000"/>
-                <w:kern w:val="0"/>
-                <w:sz w:val="36"/>
-                <w:szCs w:val="36"/>
-                <w14:ligatures w14:val="none"/>
-              </w:rPr>
-              <w:t>22</w:t>
+                <w:b/>
+                <w:bCs/>
+                <w:color w:val="000000"/>
+                <w:kern w:val="0"/>
+                <w:sz w:val="36"/>
+                <w:szCs w:val="36"/>
+                <w14:ligatures w14:val="none"/>
+              </w:rPr>
+            </w:pPr>
+            <w:r>
+              <w:rPr>
+                <w:rFonts w:ascii="Times New Roman" w:eastAsia="Times New Roman" w:hAnsi="Times New Roman" w:cs="Times New Roman"/>
+                <w:b/>
+                <w:bCs/>
+                <w:color w:val="000000"/>
+                <w:kern w:val="0"/>
+                <w:sz w:val="36"/>
+                <w:szCs w:val="36"/>
+                <w14:ligatures w14:val="none"/>
+              </w:rPr>
+              <w:t>37</w:t>
             </w:r>
           </w:p>
         </w:tc>
@@ -2749,23 +2599,27 @@
               <w:jc w:val="center"/>
               <w:rPr>
                 <w:rFonts w:ascii="Times New Roman" w:eastAsia="Times New Roman" w:hAnsi="Times New Roman" w:cs="Times New Roman"/>
-                <w:color w:val="000000"/>
-                <w:kern w:val="0"/>
-                <w:sz w:val="36"/>
-                <w:szCs w:val="36"/>
-                <w14:ligatures w14:val="none"/>
-              </w:rPr>
-            </w:pPr>
-            <w:r>
-              <w:rPr>
-                <w:rFonts w:ascii="Times New Roman" w:eastAsia="Times New Roman" w:hAnsi="Times New Roman" w:cs="Times New Roman"/>
-                <w:color w:val="000000"/>
-                <w:kern w:val="0"/>
-                <w:sz w:val="36"/>
-                <w:szCs w:val="36"/>
-                <w14:ligatures w14:val="none"/>
-              </w:rPr>
-              <w:t>16-21</w:t>
+                <w:b/>
+                <w:bCs/>
+                <w:color w:val="000000"/>
+                <w:kern w:val="0"/>
+                <w:sz w:val="36"/>
+                <w:szCs w:val="36"/>
+                <w14:ligatures w14:val="none"/>
+              </w:rPr>
+            </w:pPr>
+            <w:r>
+              <w:rPr>
+                <w:rFonts w:ascii="Times New Roman" w:eastAsia="Times New Roman" w:hAnsi="Times New Roman" w:cs="Times New Roman"/>
+                <w:b/>
+                <w:bCs/>
+                <w:color w:val="000000"/>
+                <w:kern w:val="0"/>
+                <w:sz w:val="36"/>
+                <w:szCs w:val="36"/>
+                <w14:ligatures w14:val="none"/>
+              </w:rPr>
+              <w:t>24</w:t>
             </w:r>
           </w:p>
         </w:tc>
@@ -2787,23 +2641,27 @@
               <w:jc w:val="center"/>
               <w:rPr>
                 <w:rFonts w:ascii="Times New Roman" w:eastAsia="Times New Roman" w:hAnsi="Times New Roman" w:cs="Times New Roman"/>
-                <w:color w:val="000000"/>
-                <w:kern w:val="0"/>
-                <w:sz w:val="36"/>
-                <w:szCs w:val="36"/>
-                <w14:ligatures w14:val="none"/>
-              </w:rPr>
-            </w:pPr>
-            <w:r>
-              <w:rPr>
-                <w:rFonts w:ascii="Times New Roman" w:eastAsia="Times New Roman" w:hAnsi="Times New Roman" w:cs="Times New Roman"/>
-                <w:color w:val="000000"/>
-                <w:kern w:val="0"/>
-                <w:sz w:val="36"/>
-                <w:szCs w:val="36"/>
-                <w14:ligatures w14:val="none"/>
-              </w:rPr>
-              <w:t>9-15</w:t>
+                <w:b/>
+                <w:bCs/>
+                <w:color w:val="000000"/>
+                <w:kern w:val="0"/>
+                <w:sz w:val="36"/>
+                <w:szCs w:val="36"/>
+                <w14:ligatures w14:val="none"/>
+              </w:rPr>
+            </w:pPr>
+            <w:r>
+              <w:rPr>
+                <w:rFonts w:ascii="Times New Roman" w:eastAsia="Times New Roman" w:hAnsi="Times New Roman" w:cs="Times New Roman"/>
+                <w:b/>
+                <w:bCs/>
+                <w:color w:val="000000"/>
+                <w:kern w:val="0"/>
+                <w:sz w:val="36"/>
+                <w:szCs w:val="36"/>
+                <w14:ligatures w14:val="none"/>
+              </w:rPr>
+              <w:t>24</w:t>
             </w:r>
           </w:p>
         </w:tc>
@@ -2825,34 +2683,27 @@
               <w:jc w:val="center"/>
               <w:rPr>
                 <w:rFonts w:ascii="Times New Roman" w:eastAsia="Times New Roman" w:hAnsi="Times New Roman" w:cs="Times New Roman"/>
-                <w:color w:val="000000"/>
-                <w:kern w:val="0"/>
-                <w:sz w:val="36"/>
-                <w:szCs w:val="36"/>
-                <w14:ligatures w14:val="none"/>
-              </w:rPr>
-            </w:pPr>
-            <w:r>
-              <w:rPr>
-                <w:rFonts w:ascii="Times New Roman" w:eastAsia="Times New Roman" w:hAnsi="Times New Roman" w:cs="Times New Roman"/>
-                <w:color w:val="000000"/>
-                <w:kern w:val="0"/>
-                <w:sz w:val="36"/>
-                <w:szCs w:val="36"/>
-                <w14:ligatures w14:val="none"/>
-              </w:rPr>
-              <w:t>1-</w:t>
-            </w:r>
-            <w:r>
-              <w:rPr>
-                <w:rFonts w:ascii="Times New Roman" w:eastAsia="Times New Roman" w:hAnsi="Times New Roman" w:cs="Times New Roman"/>
-                <w:color w:val="000000"/>
-                <w:kern w:val="0"/>
-                <w:sz w:val="36"/>
-                <w:szCs w:val="36"/>
-                <w14:ligatures w14:val="none"/>
-              </w:rPr>
-              <w:t>8</w:t>
+                <w:b/>
+                <w:bCs/>
+                <w:color w:val="000000"/>
+                <w:kern w:val="0"/>
+                <w:sz w:val="36"/>
+                <w:szCs w:val="36"/>
+                <w14:ligatures w14:val="none"/>
+              </w:rPr>
+            </w:pPr>
+            <w:r>
+              <w:rPr>
+                <w:rFonts w:ascii="Times New Roman" w:eastAsia="Times New Roman" w:hAnsi="Times New Roman" w:cs="Times New Roman"/>
+                <w:b/>
+                <w:bCs/>
+                <w:color w:val="000000"/>
+                <w:kern w:val="0"/>
+                <w:sz w:val="36"/>
+                <w:szCs w:val="36"/>
+                <w14:ligatures w14:val="none"/>
+              </w:rPr>
+              <w:t>28</w:t>
             </w:r>
           </w:p>
         </w:tc>
@@ -2867,823 +2718,34 @@
             </w:tcBorders>
             <w:noWrap/>
             <w:vAlign w:val="center"/>
-            <w:hideMark/>
-          </w:tcPr>
-          <w:p>
-            <w:pPr>
-              <w:spacing w:after="0" w:line="240" w:lineRule="auto"/>
-              <w:jc w:val="center"/>
-              <w:rPr>
-                <w:rFonts w:ascii="Times New Roman" w:eastAsia="Times New Roman" w:hAnsi="Times New Roman" w:cs="Times New Roman"/>
-                <w:b/>
-                <w:bCs/>
-                <w:color w:val="000000"/>
-                <w:kern w:val="0"/>
-                <w:sz w:val="36"/>
-                <w:szCs w:val="36"/>
-                <w14:ligatures w14:val="none"/>
-              </w:rPr>
-            </w:pPr>
-            <w:r>
-              <w:rPr>
-                <w:rFonts w:ascii="Times New Roman" w:eastAsia="Times New Roman" w:hAnsi="Times New Roman" w:cs="Times New Roman"/>
-                <w:b/>
-                <w:bCs/>
-                <w:color w:val="000000"/>
-                <w:kern w:val="0"/>
-                <w:sz w:val="36"/>
-                <w:szCs w:val="36"/>
-                <w14:ligatures w14:val="none"/>
-              </w:rPr>
-              <w:t>2</w:t>
-            </w:r>
-            <w:r>
-              <w:rPr>
-                <w:rFonts w:ascii="Times New Roman" w:eastAsia="Times New Roman" w:hAnsi="Times New Roman" w:cs="Times New Roman"/>
-                <w:b/>
-                <w:bCs/>
-                <w:color w:val="000000"/>
-                <w:kern w:val="0"/>
-                <w:sz w:val="36"/>
-                <w:szCs w:val="36"/>
-                <w14:ligatures w14:val="none"/>
-              </w:rPr>
-              <w:t>2</w:t>
-            </w:r>
-          </w:p>
-        </w:tc>
-      </w:tr>
-      <w:tr>
-        <w:trPr>
-          <w:trHeight w:val="776"/>
-        </w:trPr>
-        <w:tc>
-          <w:tcPr>
-            <w:tcW w:w="2286" w:type="dxa"/>
-            <w:tcBorders>
-              <w:top w:val="nil"/>
-              <w:left w:val="single" w:sz="4" w:space="0" w:color="auto"/>
-              <w:bottom w:val="single" w:sz="4" w:space="0" w:color="auto"/>
-              <w:right w:val="single" w:sz="4" w:space="0" w:color="auto"/>
-            </w:tcBorders>
-            <w:noWrap/>
-            <w:vAlign w:val="center"/>
-            <w:hideMark/>
-          </w:tcPr>
-          <w:p>
-            <w:pPr>
-              <w:spacing w:after="0" w:line="240" w:lineRule="auto"/>
-              <w:rPr>
-                <w:rFonts w:ascii="Times New Roman" w:eastAsia="Times New Roman" w:hAnsi="Times New Roman" w:cs="Times New Roman"/>
-                <w:color w:val="000000"/>
-                <w:kern w:val="0"/>
-                <w:sz w:val="36"/>
-                <w:szCs w:val="36"/>
-                <w14:ligatures w14:val="none"/>
-              </w:rPr>
-            </w:pPr>
-            <w:r>
-              <w:rPr>
-                <w:rFonts w:ascii="Times New Roman" w:eastAsia="Times New Roman" w:hAnsi="Times New Roman" w:cs="Times New Roman"/>
-                <w:color w:val="000000"/>
-                <w:kern w:val="0"/>
-                <w:sz w:val="36"/>
-                <w:szCs w:val="36"/>
-                <w14:ligatures w14:val="none"/>
-              </w:rPr>
-              <w:t>10</w:t>
-            </w:r>
-          </w:p>
-        </w:tc>
-        <w:tc>
-          <w:tcPr>
-            <w:tcW w:w="1669" w:type="dxa"/>
-            <w:tcBorders>
-              <w:top w:val="nil"/>
-              <w:left w:val="nil"/>
-              <w:bottom w:val="single" w:sz="4" w:space="0" w:color="auto"/>
-              <w:right w:val="single" w:sz="4" w:space="0" w:color="auto"/>
-            </w:tcBorders>
-            <w:noWrap/>
-            <w:vAlign w:val="center"/>
-          </w:tcPr>
-          <w:p>
-            <w:pPr>
-              <w:spacing w:after="0" w:line="240" w:lineRule="auto"/>
-              <w:jc w:val="center"/>
-              <w:rPr>
-                <w:rFonts w:ascii="Times New Roman" w:eastAsia="Times New Roman" w:hAnsi="Times New Roman" w:cs="Times New Roman"/>
-                <w:color w:val="000000"/>
-                <w:kern w:val="0"/>
-                <w:sz w:val="36"/>
-                <w:szCs w:val="36"/>
-                <w14:ligatures w14:val="none"/>
-              </w:rPr>
-            </w:pPr>
-            <w:r>
-              <w:rPr>
-                <w:rFonts w:ascii="Times New Roman" w:eastAsia="Times New Roman" w:hAnsi="Times New Roman" w:cs="Times New Roman"/>
-                <w:color w:val="000000"/>
-                <w:kern w:val="0"/>
-                <w:sz w:val="44"/>
-                <w:szCs w:val="44"/>
-                <w14:ligatures w14:val="none"/>
-              </w:rPr>
-              <w:t>-</w:t>
-            </w:r>
-          </w:p>
-        </w:tc>
-        <w:tc>
-          <w:tcPr>
-            <w:tcW w:w="1887" w:type="dxa"/>
-            <w:tcBorders>
-              <w:top w:val="nil"/>
-              <w:left w:val="nil"/>
-              <w:bottom w:val="single" w:sz="4" w:space="0" w:color="auto"/>
-              <w:right w:val="single" w:sz="4" w:space="0" w:color="auto"/>
-            </w:tcBorders>
-            <w:noWrap/>
-            <w:vAlign w:val="center"/>
-          </w:tcPr>
-          <w:p>
-            <w:pPr>
-              <w:spacing w:after="0" w:line="240" w:lineRule="auto"/>
-              <w:jc w:val="center"/>
-              <w:rPr>
-                <w:rFonts w:ascii="Times New Roman" w:eastAsia="Times New Roman" w:hAnsi="Times New Roman" w:cs="Times New Roman"/>
-                <w:color w:val="000000"/>
-                <w:kern w:val="0"/>
-                <w:sz w:val="36"/>
-                <w:szCs w:val="36"/>
-                <w14:ligatures w14:val="none"/>
-              </w:rPr>
-            </w:pPr>
-            <w:r>
-              <w:rPr>
-                <w:rFonts w:ascii="Times New Roman" w:eastAsia="Times New Roman" w:hAnsi="Times New Roman" w:cs="Times New Roman"/>
-                <w:color w:val="000000"/>
-                <w:kern w:val="0"/>
-                <w:sz w:val="44"/>
-                <w:szCs w:val="44"/>
-                <w14:ligatures w14:val="none"/>
-              </w:rPr>
-              <w:t>-</w:t>
-            </w:r>
-          </w:p>
-        </w:tc>
-        <w:tc>
-          <w:tcPr>
-            <w:tcW w:w="1636" w:type="dxa"/>
-            <w:tcBorders>
-              <w:top w:val="nil"/>
-              <w:left w:val="nil"/>
-              <w:bottom w:val="single" w:sz="4" w:space="0" w:color="auto"/>
-              <w:right w:val="single" w:sz="4" w:space="0" w:color="auto"/>
-            </w:tcBorders>
-            <w:noWrap/>
-            <w:vAlign w:val="center"/>
-          </w:tcPr>
-          <w:p>
-            <w:pPr>
-              <w:spacing w:after="0" w:line="240" w:lineRule="auto"/>
-              <w:jc w:val="center"/>
-              <w:rPr>
-                <w:rFonts w:ascii="Times New Roman" w:eastAsia="Times New Roman" w:hAnsi="Times New Roman" w:cs="Times New Roman"/>
-                <w:color w:val="000000"/>
-                <w:kern w:val="0"/>
-                <w:sz w:val="36"/>
-                <w:szCs w:val="36"/>
-                <w14:ligatures w14:val="none"/>
-              </w:rPr>
-            </w:pPr>
-            <w:r>
-              <w:rPr>
-                <w:rFonts w:ascii="Times New Roman" w:eastAsia="Times New Roman" w:hAnsi="Times New Roman" w:cs="Times New Roman"/>
-                <w:color w:val="000000"/>
-                <w:kern w:val="0"/>
-                <w:sz w:val="44"/>
-                <w:szCs w:val="44"/>
-                <w14:ligatures w14:val="none"/>
-              </w:rPr>
-              <w:t>-</w:t>
-            </w:r>
-          </w:p>
-        </w:tc>
-        <w:tc>
-          <w:tcPr>
-            <w:tcW w:w="1636" w:type="dxa"/>
-            <w:tcBorders>
-              <w:top w:val="nil"/>
-              <w:left w:val="nil"/>
-              <w:bottom w:val="single" w:sz="4" w:space="0" w:color="auto"/>
-              <w:right w:val="single" w:sz="4" w:space="0" w:color="auto"/>
-            </w:tcBorders>
-            <w:noWrap/>
-            <w:vAlign w:val="center"/>
-          </w:tcPr>
-          <w:p>
-            <w:pPr>
-              <w:spacing w:after="0" w:line="240" w:lineRule="auto"/>
-              <w:jc w:val="center"/>
-              <w:rPr>
-                <w:rFonts w:ascii="Times New Roman" w:eastAsia="Times New Roman" w:hAnsi="Times New Roman" w:cs="Times New Roman"/>
-                <w:color w:val="000000"/>
-                <w:kern w:val="0"/>
-                <w:sz w:val="36"/>
-                <w:szCs w:val="36"/>
-                <w14:ligatures w14:val="none"/>
-              </w:rPr>
-            </w:pPr>
-            <w:r>
-              <w:rPr>
-                <w:rFonts w:ascii="Times New Roman" w:eastAsia="Times New Roman" w:hAnsi="Times New Roman" w:cs="Times New Roman"/>
-                <w:color w:val="000000"/>
-                <w:kern w:val="0"/>
-                <w:sz w:val="36"/>
-                <w:szCs w:val="36"/>
-                <w14:ligatures w14:val="none"/>
-              </w:rPr>
-              <w:t>24-28</w:t>
-            </w:r>
-          </w:p>
-        </w:tc>
-        <w:tc>
-          <w:tcPr>
-            <w:tcW w:w="1762" w:type="dxa"/>
-            <w:tcBorders>
-              <w:top w:val="nil"/>
-              <w:left w:val="nil"/>
-              <w:bottom w:val="single" w:sz="4" w:space="0" w:color="auto"/>
-              <w:right w:val="single" w:sz="4" w:space="0" w:color="auto"/>
-            </w:tcBorders>
-            <w:noWrap/>
-            <w:vAlign w:val="center"/>
-          </w:tcPr>
-          <w:p>
-            <w:pPr>
-              <w:spacing w:after="0" w:line="240" w:lineRule="auto"/>
-              <w:jc w:val="center"/>
-              <w:rPr>
-                <w:rFonts w:ascii="Times New Roman" w:eastAsia="Times New Roman" w:hAnsi="Times New Roman" w:cs="Times New Roman"/>
-                <w:color w:val="000000"/>
-                <w:kern w:val="0"/>
-                <w:sz w:val="36"/>
-                <w:szCs w:val="36"/>
-                <w14:ligatures w14:val="none"/>
-              </w:rPr>
-            </w:pPr>
-            <w:r>
-              <w:rPr>
-                <w:rFonts w:ascii="Times New Roman" w:eastAsia="Times New Roman" w:hAnsi="Times New Roman" w:cs="Times New Roman"/>
-                <w:color w:val="000000"/>
-                <w:kern w:val="0"/>
-                <w:sz w:val="36"/>
-                <w:szCs w:val="36"/>
-                <w14:ligatures w14:val="none"/>
-              </w:rPr>
-              <w:t>18-23</w:t>
-            </w:r>
-          </w:p>
-        </w:tc>
-        <w:tc>
-          <w:tcPr>
-            <w:tcW w:w="1636" w:type="dxa"/>
-            <w:tcBorders>
-              <w:top w:val="nil"/>
-              <w:left w:val="nil"/>
-              <w:bottom w:val="single" w:sz="4" w:space="0" w:color="auto"/>
-              <w:right w:val="single" w:sz="4" w:space="0" w:color="auto"/>
-            </w:tcBorders>
-            <w:noWrap/>
-            <w:vAlign w:val="center"/>
-          </w:tcPr>
-          <w:p>
-            <w:pPr>
-              <w:spacing w:after="0" w:line="240" w:lineRule="auto"/>
-              <w:jc w:val="center"/>
-              <w:rPr>
-                <w:rFonts w:ascii="Times New Roman" w:eastAsia="Times New Roman" w:hAnsi="Times New Roman" w:cs="Times New Roman"/>
-                <w:color w:val="000000"/>
-                <w:kern w:val="0"/>
-                <w:sz w:val="36"/>
-                <w:szCs w:val="36"/>
-                <w14:ligatures w14:val="none"/>
-              </w:rPr>
-            </w:pPr>
-            <w:r>
-              <w:rPr>
-                <w:rFonts w:ascii="Times New Roman" w:eastAsia="Times New Roman" w:hAnsi="Times New Roman" w:cs="Times New Roman"/>
-                <w:color w:val="000000"/>
-                <w:kern w:val="0"/>
-                <w:sz w:val="36"/>
-                <w:szCs w:val="36"/>
-                <w14:ligatures w14:val="none"/>
-              </w:rPr>
-              <w:t>10-17</w:t>
-            </w:r>
-          </w:p>
-        </w:tc>
-        <w:tc>
-          <w:tcPr>
-            <w:tcW w:w="1798" w:type="dxa"/>
-            <w:tcBorders>
-              <w:top w:val="nil"/>
-              <w:left w:val="nil"/>
-              <w:bottom w:val="single" w:sz="4" w:space="0" w:color="auto"/>
-              <w:right w:val="single" w:sz="4" w:space="0" w:color="auto"/>
-            </w:tcBorders>
-            <w:noWrap/>
-            <w:vAlign w:val="center"/>
-          </w:tcPr>
-          <w:p>
-            <w:pPr>
-              <w:spacing w:after="0" w:line="240" w:lineRule="auto"/>
-              <w:jc w:val="center"/>
-              <w:rPr>
-                <w:rFonts w:ascii="Times New Roman" w:eastAsia="Times New Roman" w:hAnsi="Times New Roman" w:cs="Times New Roman"/>
-                <w:color w:val="000000"/>
-                <w:kern w:val="0"/>
-                <w:sz w:val="36"/>
-                <w:szCs w:val="36"/>
-                <w14:ligatures w14:val="none"/>
-              </w:rPr>
-            </w:pPr>
-            <w:r>
-              <w:rPr>
-                <w:rFonts w:ascii="Times New Roman" w:eastAsia="Times New Roman" w:hAnsi="Times New Roman" w:cs="Times New Roman"/>
-                <w:color w:val="000000"/>
-                <w:kern w:val="0"/>
-                <w:sz w:val="36"/>
-                <w:szCs w:val="36"/>
-                <w14:ligatures w14:val="none"/>
-              </w:rPr>
-              <w:t>1-9</w:t>
-            </w:r>
-          </w:p>
-        </w:tc>
-        <w:tc>
-          <w:tcPr>
-            <w:tcW w:w="1304" w:type="dxa"/>
-            <w:tcBorders>
-              <w:top w:val="nil"/>
-              <w:left w:val="nil"/>
-              <w:bottom w:val="single" w:sz="4" w:space="0" w:color="auto"/>
-              <w:right w:val="single" w:sz="4" w:space="0" w:color="auto"/>
-            </w:tcBorders>
-            <w:noWrap/>
-            <w:vAlign w:val="center"/>
-            <w:hideMark/>
-          </w:tcPr>
-          <w:p>
-            <w:pPr>
-              <w:spacing w:after="0" w:line="240" w:lineRule="auto"/>
-              <w:jc w:val="center"/>
-              <w:rPr>
-                <w:rFonts w:ascii="Times New Roman" w:eastAsia="Times New Roman" w:hAnsi="Times New Roman" w:cs="Times New Roman"/>
-                <w:b/>
-                <w:bCs/>
-                <w:color w:val="000000"/>
-                <w:kern w:val="0"/>
-                <w:sz w:val="36"/>
-                <w:szCs w:val="36"/>
-                <w14:ligatures w14:val="none"/>
-              </w:rPr>
-            </w:pPr>
-            <w:r>
-              <w:rPr>
-                <w:rFonts w:ascii="Times New Roman" w:eastAsia="Times New Roman" w:hAnsi="Times New Roman" w:cs="Times New Roman"/>
-                <w:b/>
-                <w:bCs/>
-                <w:color w:val="000000"/>
-                <w:kern w:val="0"/>
-                <w:sz w:val="36"/>
-                <w:szCs w:val="36"/>
-                <w14:ligatures w14:val="none"/>
-              </w:rPr>
-              <w:t>28</w:t>
-            </w:r>
-          </w:p>
-        </w:tc>
-      </w:tr>
-      <w:tr>
-        <w:trPr>
-          <w:trHeight w:val="776"/>
-        </w:trPr>
-        <w:tc>
-          <w:tcPr>
-            <w:tcW w:w="2286" w:type="dxa"/>
-            <w:tcBorders>
-              <w:top w:val="nil"/>
-              <w:left w:val="single" w:sz="4" w:space="0" w:color="auto"/>
-              <w:bottom w:val="single" w:sz="4" w:space="0" w:color="auto"/>
-              <w:right w:val="single" w:sz="4" w:space="0" w:color="auto"/>
-            </w:tcBorders>
-            <w:noWrap/>
-            <w:vAlign w:val="center"/>
-            <w:hideMark/>
-          </w:tcPr>
-          <w:p>
-            <w:pPr>
-              <w:spacing w:after="0" w:line="240" w:lineRule="auto"/>
-              <w:rPr>
-                <w:rFonts w:ascii="Times New Roman" w:eastAsia="Times New Roman" w:hAnsi="Times New Roman" w:cs="Times New Roman"/>
-                <w:b/>
-                <w:bCs/>
-                <w:color w:val="000000"/>
-                <w:kern w:val="0"/>
-                <w:sz w:val="36"/>
-                <w:szCs w:val="36"/>
-                <w14:ligatures w14:val="none"/>
-              </w:rPr>
-            </w:pPr>
-            <w:r>
-              <w:rPr>
-                <w:rFonts w:ascii="Times New Roman" w:eastAsia="Times New Roman" w:hAnsi="Times New Roman" w:cs="Times New Roman"/>
-                <w:b/>
-                <w:bCs/>
-                <w:color w:val="000000"/>
-                <w:kern w:val="0"/>
-                <w:sz w:val="36"/>
-                <w:szCs w:val="36"/>
-                <w14:ligatures w14:val="none"/>
-              </w:rPr>
-              <w:t>Total</w:t>
-            </w:r>
-          </w:p>
-        </w:tc>
-        <w:tc>
-          <w:tcPr>
-            <w:tcW w:w="1669" w:type="dxa"/>
-            <w:tcBorders>
-              <w:top w:val="nil"/>
-              <w:left w:val="nil"/>
-              <w:bottom w:val="single" w:sz="4" w:space="0" w:color="auto"/>
-              <w:right w:val="single" w:sz="4" w:space="0" w:color="auto"/>
-            </w:tcBorders>
-            <w:noWrap/>
-            <w:vAlign w:val="center"/>
-          </w:tcPr>
-          <w:p>
-            <w:pPr>
-              <w:spacing w:after="0" w:line="240" w:lineRule="auto"/>
-              <w:jc w:val="center"/>
-              <w:rPr>
-                <w:rFonts w:ascii="Times New Roman" w:eastAsia="Times New Roman" w:hAnsi="Times New Roman" w:cs="Times New Roman"/>
-                <w:b/>
-                <w:bCs/>
-                <w:color w:val="000000"/>
-                <w:kern w:val="0"/>
-                <w:sz w:val="36"/>
-                <w:szCs w:val="36"/>
-                <w14:ligatures w14:val="none"/>
-              </w:rPr>
-            </w:pPr>
-            <w:r>
-              <w:rPr>
-                <w:rFonts w:ascii="Times New Roman" w:eastAsia="Times New Roman" w:hAnsi="Times New Roman" w:cs="Times New Roman"/>
-                <w:b/>
-                <w:bCs/>
-                <w:color w:val="000000"/>
-                <w:kern w:val="0"/>
-                <w:sz w:val="36"/>
-                <w:szCs w:val="36"/>
-                <w14:ligatures w14:val="none"/>
-              </w:rPr>
-              <w:t>28</w:t>
-            </w:r>
-          </w:p>
-        </w:tc>
-        <w:tc>
-          <w:tcPr>
-            <w:tcW w:w="1887" w:type="dxa"/>
-            <w:tcBorders>
-              <w:top w:val="nil"/>
-              <w:left w:val="nil"/>
-              <w:bottom w:val="single" w:sz="4" w:space="0" w:color="auto"/>
-              <w:right w:val="single" w:sz="4" w:space="0" w:color="auto"/>
-            </w:tcBorders>
-            <w:noWrap/>
-            <w:vAlign w:val="center"/>
-          </w:tcPr>
-          <w:p>
-            <w:pPr>
-              <w:spacing w:after="0" w:line="240" w:lineRule="auto"/>
-              <w:jc w:val="center"/>
-              <w:rPr>
-                <w:rFonts w:ascii="Times New Roman" w:eastAsia="Times New Roman" w:hAnsi="Times New Roman" w:cs="Times New Roman"/>
-                <w:b/>
-                <w:bCs/>
-                <w:color w:val="000000"/>
-                <w:kern w:val="0"/>
-                <w:sz w:val="36"/>
-                <w:szCs w:val="36"/>
-                <w14:ligatures w14:val="none"/>
-              </w:rPr>
-            </w:pPr>
-            <w:r>
-              <w:rPr>
-                <w:rFonts w:ascii="Times New Roman" w:eastAsia="Times New Roman" w:hAnsi="Times New Roman" w:cs="Times New Roman"/>
-                <w:b/>
-                <w:bCs/>
-                <w:color w:val="000000"/>
-                <w:kern w:val="0"/>
-                <w:sz w:val="36"/>
-                <w:szCs w:val="36"/>
-                <w14:ligatures w14:val="none"/>
-              </w:rPr>
-              <w:t>3</w:t>
-            </w:r>
-            <w:r>
-              <w:rPr>
-                <w:rFonts w:ascii="Times New Roman" w:eastAsia="Times New Roman" w:hAnsi="Times New Roman" w:cs="Times New Roman"/>
-                <w:b/>
-                <w:bCs/>
-                <w:color w:val="000000"/>
-                <w:kern w:val="0"/>
-                <w:sz w:val="36"/>
-                <w:szCs w:val="36"/>
-                <w14:ligatures w14:val="none"/>
-              </w:rPr>
-              <w:t>2</w:t>
-            </w:r>
-          </w:p>
-        </w:tc>
-        <w:tc>
-          <w:tcPr>
-            <w:tcW w:w="1636" w:type="dxa"/>
-            <w:tcBorders>
-              <w:top w:val="nil"/>
-              <w:left w:val="nil"/>
-              <w:bottom w:val="single" w:sz="4" w:space="0" w:color="auto"/>
-              <w:right w:val="single" w:sz="4" w:space="0" w:color="auto"/>
-            </w:tcBorders>
-            <w:noWrap/>
-            <w:vAlign w:val="center"/>
-          </w:tcPr>
-          <w:p>
-            <w:pPr>
-              <w:spacing w:after="0" w:line="240" w:lineRule="auto"/>
-              <w:jc w:val="center"/>
-              <w:rPr>
-                <w:rFonts w:ascii="Times New Roman" w:eastAsia="Times New Roman" w:hAnsi="Times New Roman" w:cs="Times New Roman"/>
-                <w:b/>
-                <w:bCs/>
-                <w:color w:val="000000"/>
-                <w:kern w:val="0"/>
-                <w:sz w:val="36"/>
-                <w:szCs w:val="36"/>
-                <w14:ligatures w14:val="none"/>
-              </w:rPr>
-            </w:pPr>
-            <w:r>
-              <w:rPr>
-                <w:rFonts w:ascii="Times New Roman" w:eastAsia="Times New Roman" w:hAnsi="Times New Roman" w:cs="Times New Roman"/>
-                <w:b/>
-                <w:bCs/>
-                <w:color w:val="000000"/>
-                <w:kern w:val="0"/>
-                <w:sz w:val="36"/>
-                <w:szCs w:val="36"/>
-                <w14:ligatures w14:val="none"/>
-              </w:rPr>
-              <w:t>36</w:t>
-            </w:r>
-          </w:p>
-        </w:tc>
-        <w:tc>
-          <w:tcPr>
-            <w:tcW w:w="1636" w:type="dxa"/>
-            <w:tcBorders>
-              <w:top w:val="nil"/>
-              <w:left w:val="nil"/>
-              <w:bottom w:val="single" w:sz="4" w:space="0" w:color="auto"/>
-              <w:right w:val="single" w:sz="4" w:space="0" w:color="auto"/>
-            </w:tcBorders>
-            <w:noWrap/>
-            <w:vAlign w:val="center"/>
-          </w:tcPr>
-          <w:p>
-            <w:pPr>
-              <w:spacing w:after="0" w:line="240" w:lineRule="auto"/>
-              <w:jc w:val="center"/>
-              <w:rPr>
-                <w:rFonts w:ascii="Times New Roman" w:eastAsia="Times New Roman" w:hAnsi="Times New Roman" w:cs="Times New Roman"/>
-                <w:b/>
-                <w:bCs/>
-                <w:color w:val="000000"/>
-                <w:kern w:val="0"/>
-                <w:sz w:val="36"/>
-                <w:szCs w:val="36"/>
-                <w14:ligatures w14:val="none"/>
-              </w:rPr>
-            </w:pPr>
-            <w:r>
-              <w:rPr>
-                <w:rFonts w:ascii="Times New Roman" w:eastAsia="Times New Roman" w:hAnsi="Times New Roman" w:cs="Times New Roman"/>
-                <w:b/>
-                <w:bCs/>
-                <w:color w:val="000000"/>
-                <w:kern w:val="0"/>
-                <w:sz w:val="36"/>
-                <w:szCs w:val="36"/>
-                <w14:ligatures w14:val="none"/>
-              </w:rPr>
-              <w:t>40</w:t>
-            </w:r>
-          </w:p>
-        </w:tc>
-        <w:tc>
-          <w:tcPr>
-            <w:tcW w:w="1762" w:type="dxa"/>
-            <w:tcBorders>
-              <w:top w:val="nil"/>
-              <w:left w:val="nil"/>
-              <w:bottom w:val="single" w:sz="4" w:space="0" w:color="auto"/>
-              <w:right w:val="single" w:sz="4" w:space="0" w:color="auto"/>
-            </w:tcBorders>
-            <w:noWrap/>
-            <w:vAlign w:val="center"/>
-          </w:tcPr>
-          <w:p>
-            <w:pPr>
-              <w:spacing w:after="0" w:line="240" w:lineRule="auto"/>
-              <w:jc w:val="center"/>
-              <w:rPr>
-                <w:rFonts w:ascii="Times New Roman" w:eastAsia="Times New Roman" w:hAnsi="Times New Roman" w:cs="Times New Roman"/>
-                <w:b/>
-                <w:bCs/>
-                <w:color w:val="000000"/>
-                <w:kern w:val="0"/>
-                <w:sz w:val="36"/>
-                <w:szCs w:val="36"/>
-                <w14:ligatures w14:val="none"/>
-              </w:rPr>
-            </w:pPr>
-            <w:r>
-              <w:rPr>
-                <w:rFonts w:ascii="Times New Roman" w:eastAsia="Times New Roman" w:hAnsi="Times New Roman" w:cs="Times New Roman"/>
-                <w:b/>
-                <w:bCs/>
-                <w:color w:val="000000"/>
-                <w:kern w:val="0"/>
-                <w:sz w:val="36"/>
-                <w:szCs w:val="36"/>
-                <w14:ligatures w14:val="none"/>
-              </w:rPr>
-              <w:t>36</w:t>
-            </w:r>
-          </w:p>
-        </w:tc>
-        <w:tc>
-          <w:tcPr>
-            <w:tcW w:w="1636" w:type="dxa"/>
-            <w:tcBorders>
-              <w:top w:val="nil"/>
-              <w:left w:val="nil"/>
-              <w:bottom w:val="single" w:sz="4" w:space="0" w:color="auto"/>
-              <w:right w:val="single" w:sz="4" w:space="0" w:color="auto"/>
-            </w:tcBorders>
-            <w:noWrap/>
-            <w:vAlign w:val="center"/>
-          </w:tcPr>
-          <w:p>
-            <w:pPr>
-              <w:spacing w:after="0" w:line="240" w:lineRule="auto"/>
-              <w:jc w:val="center"/>
-              <w:rPr>
-                <w:rFonts w:ascii="Times New Roman" w:eastAsia="Times New Roman" w:hAnsi="Times New Roman" w:cs="Times New Roman"/>
-                <w:b/>
-                <w:bCs/>
-                <w:color w:val="000000"/>
-                <w:kern w:val="0"/>
-                <w:sz w:val="36"/>
-                <w:szCs w:val="36"/>
-                <w14:ligatures w14:val="none"/>
-              </w:rPr>
-            </w:pPr>
-            <w:r>
-              <w:rPr>
-                <w:rFonts w:ascii="Times New Roman" w:eastAsia="Times New Roman" w:hAnsi="Times New Roman" w:cs="Times New Roman"/>
-                <w:b/>
-                <w:bCs/>
-                <w:color w:val="000000"/>
-                <w:kern w:val="0"/>
-                <w:sz w:val="36"/>
-                <w:szCs w:val="36"/>
-                <w14:ligatures w14:val="none"/>
-              </w:rPr>
-              <w:t>30</w:t>
-            </w:r>
-          </w:p>
-        </w:tc>
-        <w:tc>
-          <w:tcPr>
-            <w:tcW w:w="1798" w:type="dxa"/>
-            <w:tcBorders>
-              <w:top w:val="nil"/>
-              <w:left w:val="nil"/>
-              <w:bottom w:val="single" w:sz="4" w:space="0" w:color="auto"/>
-              <w:right w:val="single" w:sz="4" w:space="0" w:color="auto"/>
-            </w:tcBorders>
-            <w:noWrap/>
-            <w:vAlign w:val="center"/>
-          </w:tcPr>
-          <w:p>
-            <w:pPr>
-              <w:spacing w:after="0" w:line="240" w:lineRule="auto"/>
-              <w:jc w:val="center"/>
-              <w:rPr>
-                <w:rFonts w:ascii="Times New Roman" w:eastAsia="Times New Roman" w:hAnsi="Times New Roman" w:cs="Times New Roman"/>
-                <w:b/>
-                <w:bCs/>
-                <w:color w:val="000000"/>
-                <w:kern w:val="0"/>
-                <w:sz w:val="36"/>
-                <w:szCs w:val="36"/>
-                <w14:ligatures w14:val="none"/>
-              </w:rPr>
-            </w:pPr>
-            <w:r>
-              <w:rPr>
-                <w:rFonts w:ascii="Times New Roman" w:eastAsia="Times New Roman" w:hAnsi="Times New Roman" w:cs="Times New Roman"/>
-                <w:b/>
-                <w:bCs/>
-                <w:color w:val="000000"/>
-                <w:kern w:val="0"/>
-                <w:sz w:val="36"/>
-                <w:szCs w:val="36"/>
-                <w14:ligatures w14:val="none"/>
-              </w:rPr>
-              <w:t>48</w:t>
-            </w:r>
-          </w:p>
-        </w:tc>
-        <w:tc>
-          <w:tcPr>
-            <w:tcW w:w="1304" w:type="dxa"/>
-            <w:tcBorders>
-              <w:top w:val="nil"/>
-              <w:left w:val="nil"/>
-              <w:bottom w:val="single" w:sz="4" w:space="0" w:color="auto"/>
-              <w:right w:val="single" w:sz="4" w:space="0" w:color="auto"/>
-            </w:tcBorders>
-            <w:noWrap/>
-            <w:vAlign w:val="center"/>
-            <w:hideMark/>
-          </w:tcPr>
-          <w:p>
-            <w:pPr>
-              <w:spacing w:after="0" w:line="240" w:lineRule="auto"/>
-              <w:jc w:val="center"/>
-              <w:rPr>
-                <w:rFonts w:ascii="Times New Roman" w:eastAsia="Times New Roman" w:hAnsi="Times New Roman" w:cs="Times New Roman"/>
-                <w:b/>
-                <w:bCs/>
-                <w:color w:val="000000"/>
-                <w:kern w:val="0"/>
-                <w:sz w:val="36"/>
-                <w:szCs w:val="36"/>
-                <w14:ligatures w14:val="none"/>
-              </w:rPr>
-            </w:pPr>
-            <w:r>
-              <w:rPr>
-                <w:rFonts w:ascii="Times New Roman" w:eastAsia="Times New Roman" w:hAnsi="Times New Roman" w:cs="Times New Roman"/>
-                <w:b/>
-                <w:bCs/>
-                <w:color w:val="000000"/>
-                <w:kern w:val="0"/>
-                <w:sz w:val="36"/>
-                <w:szCs w:val="36"/>
-                <w14:ligatures w14:val="none"/>
-              </w:rPr>
-              <w:t>2</w:t>
-            </w:r>
-            <w:r>
-              <w:rPr>
-                <w:rFonts w:ascii="Times New Roman" w:eastAsia="Times New Roman" w:hAnsi="Times New Roman" w:cs="Times New Roman"/>
-                <w:b/>
-                <w:bCs/>
-                <w:color w:val="000000"/>
-                <w:kern w:val="0"/>
-                <w:sz w:val="36"/>
-                <w:szCs w:val="36"/>
-                <w14:ligatures w14:val="none"/>
-              </w:rPr>
-              <w:t>5</w:t>
-            </w:r>
-            <w:r>
-              <w:rPr>
-                <w:rFonts w:ascii="Times New Roman" w:eastAsia="Times New Roman" w:hAnsi="Times New Roman" w:cs="Times New Roman"/>
-                <w:b/>
-                <w:bCs/>
-                <w:color w:val="000000"/>
-                <w:kern w:val="0"/>
-                <w:sz w:val="36"/>
-                <w:szCs w:val="36"/>
-                <w14:ligatures w14:val="none"/>
-              </w:rPr>
-              <w:t>0</w:t>
+          </w:tcPr>
+          <w:p>
+            <w:pPr>
+              <w:spacing w:after="0" w:line="240" w:lineRule="auto"/>
+              <w:jc w:val="center"/>
+              <w:rPr>
+                <w:rFonts w:ascii="Times New Roman" w:eastAsia="Times New Roman" w:hAnsi="Times New Roman" w:cs="Times New Roman"/>
+                <w:b/>
+                <w:bCs/>
+                <w:color w:val="000000"/>
+                <w:kern w:val="0"/>
+                <w:sz w:val="36"/>
+                <w:szCs w:val="36"/>
+                <w14:ligatures w14:val="none"/>
+              </w:rPr>
+            </w:pPr>
+            <w:r>
+              <w:rPr>
+                <w:rFonts w:ascii="Times New Roman" w:eastAsia="Times New Roman" w:hAnsi="Times New Roman" w:cs="Times New Roman"/>
+                <w:b/>
+                <w:bCs/>
+                <w:color w:val="000000"/>
+                <w:kern w:val="0"/>
+                <w:sz w:val="36"/>
+                <w:szCs w:val="36"/>
+                <w14:ligatures w14:val="none"/>
+              </w:rPr>
+              <w:t>192</w:t>
             </w:r>
           </w:p>
         </w:tc>
@@ -4186,9 +3248,272 @@
                 <w14:ligatures w14:val="none"/>
               </w:rPr>
             </w:pPr>
-            <w:r>
-              <w:rPr>
-                <w:rFonts w:ascii="Times New Roman" w:eastAsia="Times New Roman" w:hAnsi="Times New Roman" w:cs="Times New Roman"/>
+          </w:p>
+          <w:p>
+            <w:pPr>
+              <w:spacing w:after="0" w:line="360" w:lineRule="auto"/>
+              <w:jc w:val="center"/>
+              <w:rPr>
+                <w:rFonts w:ascii="Times New Roman" w:eastAsia="Times New Roman" w:hAnsi="Times New Roman" w:cs="Times New Roman"/>
+                <w:color w:val="000000"/>
+                <w:kern w:val="0"/>
+                <w:sz w:val="44"/>
+                <w:szCs w:val="44"/>
+                <w14:ligatures w14:val="none"/>
+              </w:rPr>
+            </w:pPr>
+            <w:r>
+              <w:rPr>
+                <w:rFonts w:ascii="Times New Roman" w:eastAsia="Times New Roman" w:hAnsi="Times New Roman" w:cs="Times New Roman"/>
+                <w:color w:val="000000"/>
+                <w:kern w:val="0"/>
+                <w:sz w:val="44"/>
+                <w:szCs w:val="44"/>
+                <w14:ligatures w14:val="none"/>
+              </w:rPr>
+              <w:t>6</w:t>
+            </w:r>
+          </w:p>
+        </w:tc>
+        <w:tc>
+          <w:tcPr>
+            <w:tcW w:w="1798" w:type="dxa"/>
+            <w:vAlign w:val="center"/>
+          </w:tcPr>
+          <w:p>
+            <w:pPr>
+              <w:spacing w:after="0" w:line="360" w:lineRule="auto"/>
+              <w:jc w:val="center"/>
+              <w:rPr>
+                <w:rFonts w:ascii="Times New Roman" w:eastAsia="Times New Roman" w:hAnsi="Times New Roman" w:cs="Times New Roman"/>
+                <w:color w:val="000000"/>
+                <w:kern w:val="0"/>
+                <w:sz w:val="44"/>
+                <w:szCs w:val="44"/>
+                <w14:ligatures w14:val="none"/>
+              </w:rPr>
+            </w:pPr>
+            <w:r>
+              <w:rPr>
+                <w:rFonts w:ascii="Times New Roman" w:eastAsia="Times New Roman" w:hAnsi="Times New Roman" w:cs="Times New Roman"/>
+                <w:color w:val="000000"/>
+                <w:kern w:val="0"/>
+                <w:sz w:val="44"/>
+                <w:szCs w:val="44"/>
+                <w14:ligatures w14:val="none"/>
+              </w:rPr>
+              <w:t>1</w:t>
+            </w:r>
+          </w:p>
+          <w:p>
+            <w:pPr>
+              <w:spacing w:after="0" w:line="360" w:lineRule="auto"/>
+              <w:jc w:val="center"/>
+              <w:rPr>
+                <w:rFonts w:ascii="Times New Roman" w:eastAsia="Times New Roman" w:hAnsi="Times New Roman" w:cs="Times New Roman"/>
+                <w:color w:val="000000"/>
+                <w:kern w:val="0"/>
+                <w:sz w:val="44"/>
+                <w:szCs w:val="44"/>
+                <w14:ligatures w14:val="none"/>
+              </w:rPr>
+            </w:pPr>
+            <w:r>
+              <w:rPr>
+                <w:rFonts w:ascii="Times New Roman" w:eastAsia="Times New Roman" w:hAnsi="Times New Roman" w:cs="Times New Roman"/>
+                <w:color w:val="000000"/>
+                <w:kern w:val="0"/>
+                <w:sz w:val="44"/>
+                <w:szCs w:val="44"/>
+                <w14:ligatures w14:val="none"/>
+              </w:rPr>
+              <w:t>13</w:t>
+            </w:r>
+          </w:p>
+        </w:tc>
+        <w:tc>
+          <w:tcPr>
+            <w:tcW w:w="1980" w:type="dxa"/>
+            <w:noWrap/>
+          </w:tcPr>
+          <w:p>
+            <w:pPr>
+              <w:spacing w:after="0" w:line="360" w:lineRule="auto"/>
+              <w:jc w:val="center"/>
+              <w:rPr>
+                <w:rFonts w:ascii="Times New Roman" w:eastAsia="Times New Roman" w:hAnsi="Times New Roman" w:cs="Times New Roman"/>
+                <w:color w:val="000000"/>
+                <w:kern w:val="0"/>
+                <w:sz w:val="44"/>
+                <w:szCs w:val="44"/>
+                <w14:ligatures w14:val="none"/>
+              </w:rPr>
+            </w:pPr>
+            <w:r>
+              <w:rPr>
+                <w:rFonts w:ascii="Times New Roman" w:eastAsia="Times New Roman" w:hAnsi="Times New Roman" w:cs="Times New Roman"/>
+                <w:color w:val="000000"/>
+                <w:kern w:val="0"/>
+                <w:sz w:val="44"/>
+                <w:szCs w:val="44"/>
+                <w14:ligatures w14:val="none"/>
+              </w:rPr>
+              <w:t>14</w:t>
+            </w:r>
+          </w:p>
+        </w:tc>
+        <w:tc>
+          <w:tcPr>
+            <w:tcW w:w="1170" w:type="dxa"/>
+            <w:noWrap/>
+            <w:vAlign w:val="bottom"/>
+          </w:tcPr>
+          <w:p>
+            <w:pPr>
+              <w:spacing w:after="0" w:line="360" w:lineRule="auto"/>
+              <w:jc w:val="center"/>
+              <w:rPr>
+                <w:rFonts w:ascii="Times New Roman" w:eastAsia="Times New Roman" w:hAnsi="Times New Roman" w:cs="Times New Roman"/>
+                <w:color w:val="000000"/>
+                <w:kern w:val="0"/>
+                <w:sz w:val="44"/>
+                <w:szCs w:val="44"/>
+                <w14:ligatures w14:val="none"/>
+              </w:rPr>
+            </w:pPr>
+            <w:r>
+              <w:rPr>
+                <w:rFonts w:ascii="Times New Roman" w:eastAsia="Times New Roman" w:hAnsi="Times New Roman" w:cs="Times New Roman"/>
+                <w:color w:val="000000"/>
+                <w:kern w:val="0"/>
+                <w:sz w:val="44"/>
+                <w:szCs w:val="44"/>
+                <w14:ligatures w14:val="none"/>
+              </w:rPr>
+              <w:t>9</w:t>
+            </w:r>
+          </w:p>
+        </w:tc>
+        <w:tc>
+          <w:tcPr>
+            <w:tcW w:w="1350" w:type="dxa"/>
+            <w:noWrap/>
+          </w:tcPr>
+          <w:p>
+            <w:pPr>
+              <w:spacing w:after="0" w:line="360" w:lineRule="auto"/>
+              <w:jc w:val="center"/>
+              <w:rPr>
+                <w:rFonts w:ascii="Times New Roman" w:eastAsia="Times New Roman" w:hAnsi="Times New Roman" w:cs="Times New Roman"/>
+                <w:color w:val="000000"/>
+                <w:kern w:val="0"/>
+                <w:sz w:val="44"/>
+                <w:szCs w:val="44"/>
+                <w14:ligatures w14:val="none"/>
+              </w:rPr>
+            </w:pPr>
+            <w:r>
+              <w:rPr>
+                <w:rFonts w:ascii="Times New Roman" w:eastAsia="Times New Roman" w:hAnsi="Times New Roman" w:cs="Times New Roman"/>
+                <w:color w:val="000000"/>
+                <w:kern w:val="0"/>
+                <w:sz w:val="44"/>
+                <w:szCs w:val="44"/>
+                <w14:ligatures w14:val="none"/>
+              </w:rPr>
+              <w:t>12</w:t>
+            </w:r>
+          </w:p>
+        </w:tc>
+        <w:tc>
+          <w:tcPr>
+            <w:tcW w:w="810" w:type="dxa"/>
+            <w:noWrap/>
+            <w:vAlign w:val="center"/>
+          </w:tcPr>
+          <w:p>
+            <w:pPr>
+              <w:spacing w:after="0" w:line="360" w:lineRule="auto"/>
+              <w:jc w:val="center"/>
+              <w:rPr>
+                <w:rFonts w:ascii="Times New Roman" w:eastAsia="Times New Roman" w:hAnsi="Times New Roman" w:cs="Times New Roman"/>
+                <w:color w:val="000000"/>
+                <w:kern w:val="0"/>
+                <w:sz w:val="44"/>
+                <w:szCs w:val="44"/>
+                <w14:ligatures w14:val="none"/>
+              </w:rPr>
+            </w:pPr>
+            <w:r>
+              <w:rPr>
+                <w:rFonts w:ascii="Times New Roman" w:eastAsia="Times New Roman" w:hAnsi="Times New Roman" w:cs="Times New Roman"/>
+                <w:color w:val="000000"/>
+                <w:kern w:val="0"/>
+                <w:sz w:val="36"/>
+                <w:szCs w:val="36"/>
+                <w14:ligatures w14:val="none"/>
+              </w:rPr>
+              <w:t>-</w:t>
+            </w:r>
+          </w:p>
+        </w:tc>
+        <w:tc>
+          <w:tcPr>
+            <w:tcW w:w="1080" w:type="dxa"/>
+            <w:noWrap/>
+            <w:vAlign w:val="center"/>
+          </w:tcPr>
+          <w:p>
+            <w:pPr>
+              <w:spacing w:after="0" w:line="360" w:lineRule="auto"/>
+              <w:jc w:val="center"/>
+              <w:rPr>
+                <w:rFonts w:ascii="Times New Roman" w:eastAsia="Times New Roman" w:hAnsi="Times New Roman" w:cs="Times New Roman"/>
+                <w:color w:val="000000"/>
+                <w:kern w:val="0"/>
+                <w:sz w:val="44"/>
+                <w:szCs w:val="44"/>
+                <w14:ligatures w14:val="none"/>
+              </w:rPr>
+            </w:pPr>
+            <w:r>
+              <w:rPr>
+                <w:rFonts w:ascii="Times New Roman" w:eastAsia="Times New Roman" w:hAnsi="Times New Roman" w:cs="Times New Roman"/>
+                <w:color w:val="000000"/>
+                <w:kern w:val="0"/>
+                <w:sz w:val="36"/>
+                <w:szCs w:val="36"/>
+                <w14:ligatures w14:val="none"/>
+              </w:rPr>
+              <w:t>-</w:t>
+            </w:r>
+          </w:p>
+        </w:tc>
+        <w:tc>
+          <w:tcPr>
+            <w:tcW w:w="2160" w:type="dxa"/>
+            <w:vAlign w:val="center"/>
+          </w:tcPr>
+          <w:p>
+            <w:pPr>
+              <w:spacing w:after="0" w:line="360" w:lineRule="auto"/>
+              <w:jc w:val="center"/>
+              <w:rPr>
+                <w:rFonts w:ascii="Times New Roman" w:eastAsia="Times New Roman" w:hAnsi="Times New Roman" w:cs="Times New Roman"/>
+                <w:b/>
+                <w:bCs/>
+                <w:color w:val="000000"/>
+                <w:kern w:val="0"/>
+                <w:sz w:val="44"/>
+                <w:szCs w:val="44"/>
+                <w14:ligatures w14:val="none"/>
+              </w:rPr>
+            </w:pPr>
+            <w:r>
+              <w:rPr>
+                <w:rFonts w:ascii="Times New Roman" w:eastAsia="Times New Roman" w:hAnsi="Times New Roman" w:cs="Times New Roman"/>
+                <w:b/>
+                <w:bCs/>
                 <w:color w:val="000000"/>
                 <w:kern w:val="0"/>
                 <w:sz w:val="44"/>
@@ -4204,350 +3529,27 @@
               <w:jc w:val="center"/>
               <w:rPr>
                 <w:rFonts w:ascii="Times New Roman" w:eastAsia="Times New Roman" w:hAnsi="Times New Roman" w:cs="Times New Roman"/>
-                <w:color w:val="000000"/>
-                <w:kern w:val="0"/>
-                <w:sz w:val="44"/>
-                <w:szCs w:val="44"/>
-                <w14:ligatures w14:val="none"/>
-              </w:rPr>
-            </w:pPr>
-            <w:r>
-              <w:rPr>
-                <w:rFonts w:ascii="Times New Roman" w:eastAsia="Times New Roman" w:hAnsi="Times New Roman" w:cs="Times New Roman"/>
-                <w:color w:val="000000"/>
-                <w:kern w:val="0"/>
-                <w:sz w:val="44"/>
-                <w:szCs w:val="44"/>
-                <w14:ligatures w14:val="none"/>
-              </w:rPr>
-              <w:t>-</w:t>
-            </w:r>
-          </w:p>
-        </w:tc>
-        <w:tc>
-          <w:tcPr>
-            <w:tcW w:w="1798" w:type="dxa"/>
-            <w:vAlign w:val="center"/>
-          </w:tcPr>
-          <w:p>
-            <w:pPr>
-              <w:spacing w:after="0" w:line="360" w:lineRule="auto"/>
-              <w:jc w:val="center"/>
-              <w:rPr>
-                <w:rFonts w:ascii="Times New Roman" w:eastAsia="Times New Roman" w:hAnsi="Times New Roman" w:cs="Times New Roman"/>
-                <w:color w:val="000000"/>
-                <w:kern w:val="0"/>
-                <w:sz w:val="44"/>
-                <w:szCs w:val="44"/>
-                <w14:ligatures w14:val="none"/>
-              </w:rPr>
-            </w:pPr>
-            <w:r>
-              <w:rPr>
-                <w:rFonts w:ascii="Times New Roman" w:eastAsia="Times New Roman" w:hAnsi="Times New Roman" w:cs="Times New Roman"/>
-                <w:color w:val="000000"/>
-                <w:kern w:val="0"/>
-                <w:sz w:val="44"/>
-                <w:szCs w:val="44"/>
-                <w14:ligatures w14:val="none"/>
-              </w:rPr>
-              <w:t>5</w:t>
-            </w:r>
-          </w:p>
-          <w:p>
-            <w:pPr>
-              <w:spacing w:after="0" w:line="360" w:lineRule="auto"/>
-              <w:jc w:val="center"/>
-              <w:rPr>
-                <w:rFonts w:ascii="Times New Roman" w:eastAsia="Times New Roman" w:hAnsi="Times New Roman" w:cs="Times New Roman"/>
-                <w:color w:val="000000"/>
-                <w:kern w:val="0"/>
-                <w:sz w:val="44"/>
-                <w:szCs w:val="44"/>
-                <w14:ligatures w14:val="none"/>
-              </w:rPr>
-            </w:pPr>
-            <w:r>
-              <w:rPr>
-                <w:rFonts w:ascii="Times New Roman" w:eastAsia="Times New Roman" w:hAnsi="Times New Roman" w:cs="Times New Roman"/>
-                <w:color w:val="000000"/>
-                <w:kern w:val="0"/>
-                <w:sz w:val="44"/>
-                <w:szCs w:val="44"/>
-                <w14:ligatures w14:val="none"/>
-              </w:rPr>
-              <w:t>1</w:t>
-            </w:r>
-            <w:r>
-              <w:rPr>
-                <w:rFonts w:ascii="Times New Roman" w:eastAsia="Times New Roman" w:hAnsi="Times New Roman" w:cs="Times New Roman"/>
-                <w:color w:val="000000"/>
-                <w:kern w:val="0"/>
-                <w:sz w:val="44"/>
-                <w:szCs w:val="44"/>
-                <w14:ligatures w14:val="none"/>
-              </w:rPr>
-              <w:t>1</w:t>
-            </w:r>
-          </w:p>
-        </w:tc>
-        <w:tc>
-          <w:tcPr>
-            <w:tcW w:w="1980" w:type="dxa"/>
-            <w:noWrap/>
-            <w:vAlign w:val="center"/>
-          </w:tcPr>
-          <w:p>
-            <w:pPr>
-              <w:spacing w:after="0" w:line="360" w:lineRule="auto"/>
-              <w:jc w:val="center"/>
-              <w:rPr>
-                <w:rFonts w:ascii="Times New Roman" w:eastAsia="Times New Roman" w:hAnsi="Times New Roman" w:cs="Times New Roman"/>
-                <w:color w:val="000000"/>
-                <w:kern w:val="0"/>
-                <w:sz w:val="44"/>
-                <w:szCs w:val="44"/>
-                <w14:ligatures w14:val="none"/>
-              </w:rPr>
-            </w:pPr>
-            <w:r>
-              <w:rPr>
-                <w:rFonts w:ascii="Times New Roman" w:eastAsia="Times New Roman" w:hAnsi="Times New Roman" w:cs="Times New Roman"/>
-                <w:color w:val="000000"/>
-                <w:kern w:val="0"/>
-                <w:sz w:val="44"/>
-                <w:szCs w:val="44"/>
-                <w14:ligatures w14:val="none"/>
-              </w:rPr>
-              <w:t>-</w:t>
-            </w:r>
-          </w:p>
-          <w:p>
-            <w:pPr>
-              <w:spacing w:after="0" w:line="360" w:lineRule="auto"/>
-              <w:jc w:val="center"/>
-              <w:rPr>
-                <w:rFonts w:ascii="Times New Roman" w:eastAsia="Times New Roman" w:hAnsi="Times New Roman" w:cs="Times New Roman"/>
-                <w:color w:val="000000"/>
-                <w:kern w:val="0"/>
-                <w:sz w:val="44"/>
-                <w:szCs w:val="44"/>
-                <w14:ligatures w14:val="none"/>
-              </w:rPr>
-            </w:pPr>
-            <w:r>
-              <w:rPr>
-                <w:rFonts w:ascii="Times New Roman" w:eastAsia="Times New Roman" w:hAnsi="Times New Roman" w:cs="Times New Roman"/>
-                <w:color w:val="000000"/>
-                <w:kern w:val="0"/>
-                <w:sz w:val="44"/>
-                <w:szCs w:val="44"/>
-                <w14:ligatures w14:val="none"/>
-              </w:rPr>
-              <w:t>1</w:t>
-            </w:r>
-            <w:r>
-              <w:rPr>
-                <w:rFonts w:ascii="Times New Roman" w:eastAsia="Times New Roman" w:hAnsi="Times New Roman" w:cs="Times New Roman"/>
-                <w:color w:val="000000"/>
-                <w:kern w:val="0"/>
-                <w:sz w:val="44"/>
-                <w:szCs w:val="44"/>
-                <w14:ligatures w14:val="none"/>
-              </w:rPr>
-              <w:t>8</w:t>
-            </w:r>
-          </w:p>
-        </w:tc>
-        <w:tc>
-          <w:tcPr>
-            <w:tcW w:w="1170" w:type="dxa"/>
-            <w:noWrap/>
-            <w:vAlign w:val="center"/>
-          </w:tcPr>
-          <w:p>
-            <w:pPr>
-              <w:spacing w:after="0" w:line="360" w:lineRule="auto"/>
-              <w:jc w:val="center"/>
-              <w:rPr>
-                <w:rFonts w:ascii="Times New Roman" w:eastAsia="Times New Roman" w:hAnsi="Times New Roman" w:cs="Times New Roman"/>
-                <w:color w:val="000000"/>
-                <w:kern w:val="0"/>
-                <w:sz w:val="44"/>
-                <w:szCs w:val="44"/>
-                <w14:ligatures w14:val="none"/>
-              </w:rPr>
-            </w:pPr>
-            <w:r>
-              <w:rPr>
-                <w:rFonts w:ascii="Times New Roman" w:eastAsia="Times New Roman" w:hAnsi="Times New Roman" w:cs="Times New Roman"/>
-                <w:color w:val="000000"/>
-                <w:kern w:val="0"/>
-                <w:sz w:val="44"/>
-                <w:szCs w:val="44"/>
-                <w14:ligatures w14:val="none"/>
-              </w:rPr>
-              <w:t>-</w:t>
-            </w:r>
-          </w:p>
-        </w:tc>
-        <w:tc>
-          <w:tcPr>
-            <w:tcW w:w="1350" w:type="dxa"/>
-            <w:noWrap/>
-            <w:vAlign w:val="center"/>
-          </w:tcPr>
-          <w:p>
-            <w:pPr>
-              <w:spacing w:after="0" w:line="360" w:lineRule="auto"/>
-              <w:jc w:val="center"/>
-              <w:rPr>
-                <w:rFonts w:ascii="Times New Roman" w:eastAsia="Times New Roman" w:hAnsi="Times New Roman" w:cs="Times New Roman"/>
-                <w:color w:val="000000"/>
-                <w:kern w:val="0"/>
-                <w:sz w:val="44"/>
-                <w:szCs w:val="44"/>
-                <w14:ligatures w14:val="none"/>
-              </w:rPr>
-            </w:pPr>
-            <w:r>
-              <w:rPr>
-                <w:rFonts w:ascii="Times New Roman" w:eastAsia="Times New Roman" w:hAnsi="Times New Roman" w:cs="Times New Roman"/>
-                <w:color w:val="000000"/>
-                <w:kern w:val="0"/>
-                <w:sz w:val="44"/>
-                <w:szCs w:val="44"/>
-                <w14:ligatures w14:val="none"/>
-              </w:rPr>
-              <w:t>-</w:t>
-            </w:r>
-          </w:p>
-        </w:tc>
-        <w:tc>
-          <w:tcPr>
-            <w:tcW w:w="810" w:type="dxa"/>
-            <w:noWrap/>
-            <w:vAlign w:val="center"/>
-          </w:tcPr>
-          <w:p>
-            <w:pPr>
-              <w:spacing w:after="0" w:line="360" w:lineRule="auto"/>
-              <w:jc w:val="center"/>
-              <w:rPr>
-                <w:rFonts w:ascii="Times New Roman" w:eastAsia="Times New Roman" w:hAnsi="Times New Roman" w:cs="Times New Roman"/>
-                <w:color w:val="000000"/>
-                <w:kern w:val="0"/>
-                <w:sz w:val="44"/>
-                <w:szCs w:val="44"/>
-                <w14:ligatures w14:val="none"/>
-              </w:rPr>
-            </w:pPr>
-            <w:r>
-              <w:rPr>
-                <w:rFonts w:ascii="Times New Roman" w:eastAsia="Times New Roman" w:hAnsi="Times New Roman" w:cs="Times New Roman"/>
-                <w:color w:val="000000"/>
-                <w:kern w:val="0"/>
-                <w:sz w:val="44"/>
-                <w:szCs w:val="44"/>
-                <w14:ligatures w14:val="none"/>
-              </w:rPr>
-              <w:t>-</w:t>
-            </w:r>
-          </w:p>
-        </w:tc>
-        <w:tc>
-          <w:tcPr>
-            <w:tcW w:w="1080" w:type="dxa"/>
-            <w:noWrap/>
-            <w:vAlign w:val="center"/>
-          </w:tcPr>
-          <w:p>
-            <w:pPr>
-              <w:spacing w:after="0" w:line="360" w:lineRule="auto"/>
-              <w:jc w:val="center"/>
-              <w:rPr>
-                <w:rFonts w:ascii="Times New Roman" w:eastAsia="Times New Roman" w:hAnsi="Times New Roman" w:cs="Times New Roman"/>
-                <w:color w:val="000000"/>
-                <w:kern w:val="0"/>
-                <w:sz w:val="44"/>
-                <w:szCs w:val="44"/>
-                <w14:ligatures w14:val="none"/>
-              </w:rPr>
-            </w:pPr>
-            <w:r>
-              <w:rPr>
-                <w:rFonts w:ascii="Times New Roman" w:eastAsia="Times New Roman" w:hAnsi="Times New Roman" w:cs="Times New Roman"/>
-                <w:color w:val="000000"/>
-                <w:kern w:val="0"/>
-                <w:sz w:val="44"/>
-                <w:szCs w:val="44"/>
-                <w14:ligatures w14:val="none"/>
-              </w:rPr>
-              <w:t>-</w:t>
-            </w:r>
-          </w:p>
-        </w:tc>
-        <w:tc>
-          <w:tcPr>
-            <w:tcW w:w="2160" w:type="dxa"/>
-            <w:vAlign w:val="center"/>
-          </w:tcPr>
-          <w:p>
-            <w:pPr>
-              <w:spacing w:after="0" w:line="360" w:lineRule="auto"/>
-              <w:jc w:val="center"/>
-              <w:rPr>
-                <w:rFonts w:ascii="Times New Roman" w:eastAsia="Times New Roman" w:hAnsi="Times New Roman" w:cs="Times New Roman"/>
-                <w:b/>
-                <w:bCs/>
-                <w:color w:val="000000"/>
-                <w:kern w:val="0"/>
-                <w:sz w:val="44"/>
-                <w:szCs w:val="44"/>
-                <w14:ligatures w14:val="none"/>
-              </w:rPr>
-            </w:pPr>
-            <w:r>
-              <w:rPr>
-                <w:rFonts w:ascii="Times New Roman" w:eastAsia="Times New Roman" w:hAnsi="Times New Roman" w:cs="Times New Roman"/>
-                <w:b/>
-                <w:bCs/>
-                <w:color w:val="000000"/>
-                <w:kern w:val="0"/>
-                <w:sz w:val="44"/>
-                <w:szCs w:val="44"/>
-                <w14:ligatures w14:val="none"/>
-              </w:rPr>
-              <w:t>28</w:t>
-            </w:r>
-          </w:p>
-          <w:p>
-            <w:pPr>
-              <w:spacing w:after="0" w:line="360" w:lineRule="auto"/>
-              <w:jc w:val="center"/>
-              <w:rPr>
-                <w:rFonts w:ascii="Times New Roman" w:eastAsia="Times New Roman" w:hAnsi="Times New Roman" w:cs="Times New Roman"/>
-                <w:b/>
-                <w:bCs/>
-                <w:color w:val="000000"/>
-                <w:kern w:val="0"/>
-                <w:sz w:val="44"/>
-                <w:szCs w:val="44"/>
-                <w14:ligatures w14:val="none"/>
-              </w:rPr>
-            </w:pPr>
-            <w:r>
-              <w:rPr>
-                <w:rFonts w:ascii="Times New Roman" w:eastAsia="Times New Roman" w:hAnsi="Times New Roman" w:cs="Times New Roman"/>
-                <w:b/>
-                <w:bCs/>
-                <w:color w:val="000000"/>
-                <w:kern w:val="0"/>
-                <w:sz w:val="44"/>
-                <w:szCs w:val="44"/>
-                <w14:ligatures w14:val="none"/>
-              </w:rPr>
-              <w:t>29</w:t>
+                <w:b/>
+                <w:bCs/>
+                <w:color w:val="000000"/>
+                <w:kern w:val="0"/>
+                <w:sz w:val="44"/>
+                <w:szCs w:val="44"/>
+                <w14:ligatures w14:val="none"/>
+              </w:rPr>
+            </w:pPr>
+            <w:r>
+              <w:rPr>
+                <w:rFonts w:ascii="Times New Roman" w:eastAsia="Times New Roman" w:hAnsi="Times New Roman" w:cs="Times New Roman"/>
+                <w:b/>
+                <w:bCs/>
+                <w:color w:val="000000"/>
+                <w:kern w:val="0"/>
+                <w:sz w:val="44"/>
+                <w:szCs w:val="44"/>
+                <w14:ligatures w14:val="none"/>
+              </w:rPr>
+              <w:t>24</w:t>
             </w:r>
           </w:p>
         </w:tc>
@@ -4609,7 +3611,6 @@
           <w:tcPr>
             <w:tcW w:w="656" w:type="dxa"/>
             <w:noWrap/>
-            <w:vAlign w:val="center"/>
           </w:tcPr>
           <w:p>
             <w:pPr>
@@ -4633,9 +3634,14 @@
                 <w:szCs w:val="44"/>
                 <w14:ligatures w14:val="none"/>
               </w:rPr>
-              <w:t>5</w:t>
-            </w:r>
-          </w:p>
+              <w:t>17</w:t>
+            </w:r>
+          </w:p>
+        </w:tc>
+        <w:tc>
+          <w:tcPr>
+            <w:tcW w:w="1798" w:type="dxa"/>
+          </w:tcPr>
           <w:p>
             <w:pPr>
               <w:spacing w:after="0" w:line="360" w:lineRule="auto"/>
@@ -4658,13 +3664,110 @@
                 <w:szCs w:val="44"/>
                 <w14:ligatures w14:val="none"/>
               </w:rPr>
+              <w:t>6</w:t>
+            </w:r>
+          </w:p>
+        </w:tc>
+        <w:tc>
+          <w:tcPr>
+            <w:tcW w:w="1980" w:type="dxa"/>
+            <w:noWrap/>
+            <w:vAlign w:val="bottom"/>
+          </w:tcPr>
+          <w:p>
+            <w:pPr>
+              <w:spacing w:after="0" w:line="360" w:lineRule="auto"/>
+              <w:jc w:val="center"/>
+              <w:rPr>
+                <w:rFonts w:ascii="Times New Roman" w:eastAsia="Times New Roman" w:hAnsi="Times New Roman" w:cs="Times New Roman"/>
+                <w:color w:val="000000"/>
+                <w:kern w:val="0"/>
+                <w:sz w:val="44"/>
+                <w:szCs w:val="44"/>
+                <w14:ligatures w14:val="none"/>
+              </w:rPr>
+            </w:pPr>
+            <w:r>
+              <w:rPr>
+                <w:rFonts w:ascii="Times New Roman" w:eastAsia="Times New Roman" w:hAnsi="Times New Roman" w:cs="Times New Roman"/>
+                <w:color w:val="000000"/>
+                <w:kern w:val="0"/>
+                <w:sz w:val="44"/>
+                <w:szCs w:val="44"/>
+                <w14:ligatures w14:val="none"/>
+              </w:rPr>
+              <w:t>14</w:t>
+            </w:r>
+          </w:p>
+        </w:tc>
+        <w:tc>
+          <w:tcPr>
+            <w:tcW w:w="1170" w:type="dxa"/>
+            <w:noWrap/>
+            <w:vAlign w:val="bottom"/>
+          </w:tcPr>
+          <w:p>
+            <w:pPr>
+              <w:spacing w:after="0" w:line="360" w:lineRule="auto"/>
+              <w:jc w:val="center"/>
+              <w:rPr>
+                <w:rFonts w:ascii="Times New Roman" w:eastAsia="Times New Roman" w:hAnsi="Times New Roman" w:cs="Times New Roman"/>
+                <w:color w:val="000000"/>
+                <w:kern w:val="0"/>
+                <w:sz w:val="44"/>
+                <w:szCs w:val="44"/>
+                <w14:ligatures w14:val="none"/>
+              </w:rPr>
+            </w:pPr>
+            <w:r>
+              <w:rPr>
+                <w:rFonts w:ascii="Times New Roman" w:eastAsia="Times New Roman" w:hAnsi="Times New Roman" w:cs="Times New Roman"/>
+                <w:color w:val="000000"/>
+                <w:kern w:val="0"/>
+                <w:sz w:val="44"/>
+                <w:szCs w:val="44"/>
+                <w14:ligatures w14:val="none"/>
+              </w:rPr>
+              <w:t>10</w:t>
+            </w:r>
+          </w:p>
+        </w:tc>
+        <w:tc>
+          <w:tcPr>
+            <w:tcW w:w="1350" w:type="dxa"/>
+            <w:noWrap/>
+            <w:vAlign w:val="center"/>
+          </w:tcPr>
+          <w:p>
+            <w:pPr>
+              <w:spacing w:after="0" w:line="360" w:lineRule="auto"/>
+              <w:jc w:val="center"/>
+              <w:rPr>
+                <w:rFonts w:ascii="Times New Roman" w:eastAsia="Times New Roman" w:hAnsi="Times New Roman" w:cs="Times New Roman"/>
+                <w:color w:val="000000"/>
+                <w:kern w:val="0"/>
+                <w:sz w:val="44"/>
+                <w:szCs w:val="44"/>
+                <w14:ligatures w14:val="none"/>
+              </w:rPr>
+            </w:pPr>
+            <w:r>
+              <w:rPr>
+                <w:rFonts w:ascii="Times New Roman" w:eastAsia="Times New Roman" w:hAnsi="Times New Roman" w:cs="Times New Roman"/>
+                <w:color w:val="000000"/>
+                <w:kern w:val="0"/>
+                <w:sz w:val="44"/>
+                <w:szCs w:val="44"/>
+                <w14:ligatures w14:val="none"/>
+              </w:rPr>
               <w:t>-</w:t>
             </w:r>
           </w:p>
         </w:tc>
         <w:tc>
           <w:tcPr>
-            <w:tcW w:w="1798" w:type="dxa"/>
+            <w:tcW w:w="810" w:type="dxa"/>
+            <w:noWrap/>
             <w:vAlign w:val="center"/>
           </w:tcPr>
           <w:p>
@@ -4689,9 +3792,16 @@
                 <w:szCs w:val="44"/>
                 <w14:ligatures w14:val="none"/>
               </w:rPr>
-              <w:t>16</w:t>
-            </w:r>
-          </w:p>
+              <w:t>-</w:t>
+            </w:r>
+          </w:p>
+        </w:tc>
+        <w:tc>
+          <w:tcPr>
+            <w:tcW w:w="1080" w:type="dxa"/>
+            <w:noWrap/>
+            <w:vAlign w:val="center"/>
+          </w:tcPr>
           <w:p>
             <w:pPr>
               <w:spacing w:after="0" w:line="360" w:lineRule="auto"/>
@@ -4705,12 +3815,22 @@
                 <w14:ligatures w14:val="none"/>
               </w:rPr>
             </w:pPr>
-          </w:p>
-        </w:tc>
-        <w:tc>
-          <w:tcPr>
-            <w:tcW w:w="1980" w:type="dxa"/>
-            <w:noWrap/>
+            <w:r>
+              <w:rPr>
+                <w:rFonts w:ascii="Times New Roman" w:eastAsia="Times New Roman" w:hAnsi="Times New Roman" w:cs="Times New Roman"/>
+                <w:color w:val="000000"/>
+                <w:kern w:val="0"/>
+                <w:sz w:val="44"/>
+                <w:szCs w:val="44"/>
+                <w14:ligatures w14:val="none"/>
+              </w:rPr>
+              <w:t>-</w:t>
+            </w:r>
+          </w:p>
+        </w:tc>
+        <w:tc>
+          <w:tcPr>
+            <w:tcW w:w="2160" w:type="dxa"/>
             <w:vAlign w:val="center"/>
           </w:tcPr>
           <w:p>
@@ -4719,23 +3839,27 @@
               <w:jc w:val="center"/>
               <w:rPr>
                 <w:rFonts w:ascii="Times New Roman" w:eastAsia="Times New Roman" w:hAnsi="Times New Roman" w:cs="Times New Roman"/>
-                <w:color w:val="000000"/>
-                <w:kern w:val="0"/>
-                <w:sz w:val="44"/>
-                <w:szCs w:val="44"/>
-                <w14:ligatures w14:val="none"/>
-              </w:rPr>
-            </w:pPr>
-            <w:r>
-              <w:rPr>
-                <w:rFonts w:ascii="Times New Roman" w:eastAsia="Times New Roman" w:hAnsi="Times New Roman" w:cs="Times New Roman"/>
-                <w:color w:val="000000"/>
-                <w:kern w:val="0"/>
-                <w:sz w:val="44"/>
-                <w:szCs w:val="44"/>
-                <w14:ligatures w14:val="none"/>
-              </w:rPr>
-              <w:t>3</w:t>
+                <w:b/>
+                <w:bCs/>
+                <w:color w:val="000000"/>
+                <w:kern w:val="0"/>
+                <w:sz w:val="44"/>
+                <w:szCs w:val="44"/>
+                <w14:ligatures w14:val="none"/>
+              </w:rPr>
+            </w:pPr>
+            <w:r>
+              <w:rPr>
+                <w:rFonts w:ascii="Times New Roman" w:eastAsia="Times New Roman" w:hAnsi="Times New Roman" w:cs="Times New Roman"/>
+                <w:b/>
+                <w:bCs/>
+                <w:color w:val="000000"/>
+                <w:kern w:val="0"/>
+                <w:sz w:val="44"/>
+                <w:szCs w:val="44"/>
+                <w14:ligatures w14:val="none"/>
+              </w:rPr>
+              <w:t>27</w:t>
             </w:r>
           </w:p>
           <w:p>
@@ -4744,215 +3868,27 @@
               <w:jc w:val="center"/>
               <w:rPr>
                 <w:rFonts w:ascii="Times New Roman" w:eastAsia="Times New Roman" w:hAnsi="Times New Roman" w:cs="Times New Roman"/>
-                <w:color w:val="000000"/>
-                <w:kern w:val="0"/>
-                <w:sz w:val="44"/>
-                <w:szCs w:val="44"/>
-                <w14:ligatures w14:val="none"/>
-              </w:rPr>
-            </w:pPr>
-            <w:r>
-              <w:rPr>
-                <w:rFonts w:ascii="Times New Roman" w:eastAsia="Times New Roman" w:hAnsi="Times New Roman" w:cs="Times New Roman"/>
-                <w:color w:val="000000"/>
-                <w:kern w:val="0"/>
-                <w:sz w:val="44"/>
-                <w:szCs w:val="44"/>
-                <w14:ligatures w14:val="none"/>
-              </w:rPr>
-              <w:t>15</w:t>
-            </w:r>
-          </w:p>
-        </w:tc>
-        <w:tc>
-          <w:tcPr>
-            <w:tcW w:w="1170" w:type="dxa"/>
-            <w:noWrap/>
-            <w:vAlign w:val="center"/>
-          </w:tcPr>
-          <w:p>
-            <w:pPr>
-              <w:spacing w:after="0" w:line="360" w:lineRule="auto"/>
-              <w:jc w:val="center"/>
-              <w:rPr>
-                <w:rFonts w:ascii="Times New Roman" w:eastAsia="Times New Roman" w:hAnsi="Times New Roman" w:cs="Times New Roman"/>
-                <w:color w:val="000000"/>
-                <w:kern w:val="0"/>
-                <w:sz w:val="44"/>
-                <w:szCs w:val="44"/>
-                <w14:ligatures w14:val="none"/>
-              </w:rPr>
-            </w:pPr>
-            <w:r>
-              <w:rPr>
-                <w:rFonts w:ascii="Times New Roman" w:eastAsia="Times New Roman" w:hAnsi="Times New Roman" w:cs="Times New Roman"/>
-                <w:color w:val="000000"/>
-                <w:kern w:val="0"/>
-                <w:sz w:val="44"/>
-                <w:szCs w:val="44"/>
-                <w14:ligatures w14:val="none"/>
-              </w:rPr>
-              <w:t>-</w:t>
-            </w:r>
-          </w:p>
-        </w:tc>
-        <w:tc>
-          <w:tcPr>
-            <w:tcW w:w="1350" w:type="dxa"/>
-            <w:noWrap/>
-            <w:vAlign w:val="center"/>
-          </w:tcPr>
-          <w:p>
-            <w:pPr>
-              <w:spacing w:after="0" w:line="360" w:lineRule="auto"/>
-              <w:jc w:val="center"/>
-              <w:rPr>
-                <w:rFonts w:ascii="Times New Roman" w:eastAsia="Times New Roman" w:hAnsi="Times New Roman" w:cs="Times New Roman"/>
-                <w:color w:val="000000"/>
-                <w:kern w:val="0"/>
-                <w:sz w:val="44"/>
-                <w:szCs w:val="44"/>
-                <w14:ligatures w14:val="none"/>
-              </w:rPr>
-            </w:pPr>
-            <w:r>
-              <w:rPr>
-                <w:rFonts w:ascii="Times New Roman" w:eastAsia="Times New Roman" w:hAnsi="Times New Roman" w:cs="Times New Roman"/>
-                <w:color w:val="000000"/>
-                <w:kern w:val="0"/>
-                <w:sz w:val="44"/>
-                <w:szCs w:val="44"/>
-                <w14:ligatures w14:val="none"/>
-              </w:rPr>
-              <w:t>-</w:t>
-            </w:r>
-          </w:p>
-        </w:tc>
-        <w:tc>
-          <w:tcPr>
-            <w:tcW w:w="810" w:type="dxa"/>
-            <w:noWrap/>
-            <w:vAlign w:val="center"/>
-          </w:tcPr>
-          <w:p>
-            <w:pPr>
-              <w:spacing w:after="0" w:line="360" w:lineRule="auto"/>
-              <w:jc w:val="center"/>
-              <w:rPr>
-                <w:rFonts w:ascii="Times New Roman" w:eastAsia="Times New Roman" w:hAnsi="Times New Roman" w:cs="Times New Roman"/>
-                <w:color w:val="000000"/>
-                <w:kern w:val="0"/>
-                <w:sz w:val="44"/>
-                <w:szCs w:val="44"/>
-                <w14:ligatures w14:val="none"/>
-              </w:rPr>
-            </w:pPr>
-            <w:r>
-              <w:rPr>
-                <w:rFonts w:ascii="Times New Roman" w:eastAsia="Times New Roman" w:hAnsi="Times New Roman" w:cs="Times New Roman"/>
-                <w:color w:val="000000"/>
-                <w:kern w:val="0"/>
-                <w:sz w:val="44"/>
-                <w:szCs w:val="44"/>
-                <w14:ligatures w14:val="none"/>
-              </w:rPr>
-              <w:t>-</w:t>
-            </w:r>
-          </w:p>
-        </w:tc>
-        <w:tc>
-          <w:tcPr>
-            <w:tcW w:w="1080" w:type="dxa"/>
-            <w:noWrap/>
-            <w:vAlign w:val="center"/>
-          </w:tcPr>
-          <w:p>
-            <w:pPr>
-              <w:spacing w:after="0" w:line="360" w:lineRule="auto"/>
-              <w:jc w:val="center"/>
-              <w:rPr>
-                <w:rFonts w:ascii="Times New Roman" w:eastAsia="Times New Roman" w:hAnsi="Times New Roman" w:cs="Times New Roman"/>
-                <w:color w:val="000000"/>
-                <w:kern w:val="0"/>
-                <w:sz w:val="44"/>
-                <w:szCs w:val="44"/>
-                <w14:ligatures w14:val="none"/>
-              </w:rPr>
-            </w:pPr>
-            <w:r>
-              <w:rPr>
-                <w:rFonts w:ascii="Times New Roman" w:eastAsia="Times New Roman" w:hAnsi="Times New Roman" w:cs="Times New Roman"/>
-                <w:color w:val="000000"/>
-                <w:kern w:val="0"/>
-                <w:sz w:val="44"/>
-                <w:szCs w:val="44"/>
-                <w14:ligatures w14:val="none"/>
-              </w:rPr>
-              <w:t>-</w:t>
-            </w:r>
-          </w:p>
-        </w:tc>
-        <w:tc>
-          <w:tcPr>
-            <w:tcW w:w="2160" w:type="dxa"/>
-            <w:vAlign w:val="center"/>
-          </w:tcPr>
-          <w:p>
-            <w:pPr>
-              <w:spacing w:after="0" w:line="360" w:lineRule="auto"/>
-              <w:jc w:val="center"/>
-              <w:rPr>
-                <w:rFonts w:ascii="Times New Roman" w:eastAsia="Times New Roman" w:hAnsi="Times New Roman" w:cs="Times New Roman"/>
-                <w:b/>
-                <w:bCs/>
-                <w:color w:val="000000"/>
-                <w:kern w:val="0"/>
-                <w:sz w:val="44"/>
-                <w:szCs w:val="44"/>
-                <w14:ligatures w14:val="none"/>
-              </w:rPr>
-            </w:pPr>
-            <w:r>
-              <w:rPr>
-                <w:rFonts w:ascii="Times New Roman" w:eastAsia="Times New Roman" w:hAnsi="Times New Roman" w:cs="Times New Roman"/>
-                <w:b/>
-                <w:bCs/>
-                <w:color w:val="000000"/>
-                <w:kern w:val="0"/>
-                <w:sz w:val="44"/>
-                <w:szCs w:val="44"/>
-                <w14:ligatures w14:val="none"/>
-              </w:rPr>
-              <w:t>24</w:t>
-            </w:r>
-          </w:p>
-          <w:p>
-            <w:pPr>
-              <w:spacing w:after="0" w:line="360" w:lineRule="auto"/>
-              <w:jc w:val="center"/>
-              <w:rPr>
-                <w:rFonts w:ascii="Times New Roman" w:eastAsia="Times New Roman" w:hAnsi="Times New Roman" w:cs="Times New Roman"/>
-                <w:b/>
-                <w:bCs/>
-                <w:color w:val="000000"/>
-                <w:kern w:val="0"/>
-                <w:sz w:val="44"/>
-                <w:szCs w:val="44"/>
-                <w14:ligatures w14:val="none"/>
-              </w:rPr>
-            </w:pPr>
-            <w:r>
-              <w:rPr>
-                <w:rFonts w:ascii="Times New Roman" w:eastAsia="Times New Roman" w:hAnsi="Times New Roman" w:cs="Times New Roman"/>
-                <w:b/>
-                <w:bCs/>
-                <w:color w:val="000000"/>
-                <w:kern w:val="0"/>
-                <w:sz w:val="44"/>
-                <w:szCs w:val="44"/>
-                <w14:ligatures w14:val="none"/>
-              </w:rPr>
-              <w:t>24</w:t>
+                <w:b/>
+                <w:bCs/>
+                <w:color w:val="000000"/>
+                <w:kern w:val="0"/>
+                <w:sz w:val="44"/>
+                <w:szCs w:val="44"/>
+                <w14:ligatures w14:val="none"/>
+              </w:rPr>
+            </w:pPr>
+            <w:r>
+              <w:rPr>
+                <w:rFonts w:ascii="Times New Roman" w:eastAsia="Times New Roman" w:hAnsi="Times New Roman" w:cs="Times New Roman"/>
+                <w:b/>
+                <w:bCs/>
+                <w:color w:val="000000"/>
+                <w:kern w:val="0"/>
+                <w:sz w:val="44"/>
+                <w:szCs w:val="44"/>
+                <w14:ligatures w14:val="none"/>
+              </w:rPr>
+              <w:t>28</w:t>
             </w:r>
           </w:p>
         </w:tc>
@@ -5016,17 +3952,6 @@
                 <w14:ligatures w14:val="none"/>
               </w:rPr>
             </w:pPr>
-            <w:r>
-              <w:rPr>
-                <w:rFonts w:ascii="Times New Roman" w:eastAsia="Times New Roman" w:hAnsi="Times New Roman" w:cs="Times New Roman"/>
-                <w:color w:val="000000"/>
-                <w:kern w:val="0"/>
-                <w:sz w:val="44"/>
-                <w:szCs w:val="44"/>
-                <w14:ligatures w14:val="none"/>
-              </w:rPr>
-              <w:t>-</w:t>
-            </w:r>
           </w:p>
         </w:tc>
         <w:tc>
@@ -5057,7 +3982,7 @@
                 <w:szCs w:val="44"/>
                 <w14:ligatures w14:val="none"/>
               </w:rPr>
-              <w:t>-</w:t>
+              <w:t>8</w:t>
             </w:r>
           </w:p>
         </w:tc>
@@ -5080,17 +4005,6 @@
                 <w14:ligatures w14:val="none"/>
               </w:rPr>
             </w:pPr>
-            <w:r>
-              <w:rPr>
-                <w:rFonts w:ascii="Times New Roman" w:eastAsia="Times New Roman" w:hAnsi="Times New Roman" w:cs="Times New Roman"/>
-                <w:color w:val="000000"/>
-                <w:kern w:val="0"/>
-                <w:sz w:val="44"/>
-                <w:szCs w:val="44"/>
-                <w14:ligatures w14:val="none"/>
-              </w:rPr>
-              <w:t>-</w:t>
-            </w:r>
           </w:p>
         </w:tc>
         <w:tc>
@@ -5121,7 +4035,7 @@
                 <w:szCs w:val="44"/>
                 <w14:ligatures w14:val="none"/>
               </w:rPr>
-              <w:t>20</w:t>
+              <w:t>18</w:t>
             </w:r>
           </w:p>
         </w:tc>
@@ -5153,7 +4067,7 @@
                 <w:szCs w:val="44"/>
                 <w14:ligatures w14:val="none"/>
               </w:rPr>
-              <w:t>18</w:t>
+              <w:t>7</w:t>
             </w:r>
           </w:p>
         </w:tc>
@@ -5176,6 +4090,17 @@
                 <w14:ligatures w14:val="none"/>
               </w:rPr>
             </w:pPr>
+            <w:r>
+              <w:rPr>
+                <w:rFonts w:ascii="Times New Roman" w:eastAsia="Times New Roman" w:hAnsi="Times New Roman" w:cs="Times New Roman"/>
+                <w:color w:val="000000"/>
+                <w:kern w:val="0"/>
+                <w:sz w:val="44"/>
+                <w:szCs w:val="44"/>
+                <w14:ligatures w14:val="none"/>
+              </w:rPr>
+              <w:t>5</w:t>
+            </w:r>
           </w:p>
         </w:tc>
         <w:tc>
@@ -5295,13 +4220,33 @@
                 <w14:ligatures w14:val="none"/>
               </w:rPr>
             </w:pPr>
-            <w:r>
-              <w:rPr>
-                <w:rFonts w:ascii="Times New Roman" w:eastAsia="Times New Roman" w:hAnsi="Times New Roman" w:cs="Times New Roman"/>
-                <w:color w:val="000000"/>
-                <w:kern w:val="0"/>
-                <w:sz w:val="44"/>
-                <w:szCs w:val="44"/>
+          </w:p>
+        </w:tc>
+        <w:tc>
+          <w:tcPr>
+            <w:tcW w:w="1798" w:type="dxa"/>
+            <w:noWrap/>
+          </w:tcPr>
+          <w:p>
+            <w:pPr>
+              <w:spacing w:after="0" w:line="240" w:lineRule="auto"/>
+              <w:jc w:val="center"/>
+              <w:rPr>
+                <w:rFonts w:ascii="Times New Roman" w:eastAsia="Times New Roman" w:hAnsi="Times New Roman" w:cs="Times New Roman"/>
+                <w:color w:val="000000"/>
+                <w:kern w:val="0"/>
+                <w:sz w:val="44"/>
+                <w:szCs w:val="44"/>
+                <w14:ligatures w14:val="none"/>
+              </w:rPr>
+            </w:pPr>
+            <w:r>
+              <w:rPr>
+                <w:rFonts w:ascii="Times New Roman" w:eastAsia="Times New Roman" w:hAnsi="Times New Roman" w:cs="Times New Roman"/>
+                <w:color w:val="000000"/>
+                <w:kern w:val="0"/>
+                <w:sz w:val="36"/>
+                <w:szCs w:val="36"/>
                 <w14:ligatures w14:val="none"/>
               </w:rPr>
               <w:t>-</w:t>
@@ -5310,30 +4255,29 @@
         </w:tc>
         <w:tc>
           <w:tcPr>
-            <w:tcW w:w="1798" w:type="dxa"/>
-            <w:noWrap/>
-            <w:vAlign w:val="center"/>
-          </w:tcPr>
-          <w:p>
-            <w:pPr>
-              <w:spacing w:after="0" w:line="240" w:lineRule="auto"/>
-              <w:jc w:val="center"/>
-              <w:rPr>
-                <w:rFonts w:ascii="Times New Roman" w:eastAsia="Times New Roman" w:hAnsi="Times New Roman" w:cs="Times New Roman"/>
-                <w:color w:val="000000"/>
-                <w:kern w:val="0"/>
-                <w:sz w:val="44"/>
-                <w:szCs w:val="44"/>
-                <w14:ligatures w14:val="none"/>
-              </w:rPr>
-            </w:pPr>
-            <w:r>
-              <w:rPr>
-                <w:rFonts w:ascii="Times New Roman" w:eastAsia="Times New Roman" w:hAnsi="Times New Roman" w:cs="Times New Roman"/>
-                <w:color w:val="000000"/>
-                <w:kern w:val="0"/>
-                <w:sz w:val="44"/>
-                <w:szCs w:val="44"/>
+            <w:tcW w:w="1980" w:type="dxa"/>
+            <w:noWrap/>
+          </w:tcPr>
+          <w:p>
+            <w:pPr>
+              <w:spacing w:after="0" w:line="240" w:lineRule="auto"/>
+              <w:jc w:val="center"/>
+              <w:rPr>
+                <w:rFonts w:ascii="Times New Roman" w:eastAsia="Times New Roman" w:hAnsi="Times New Roman" w:cs="Times New Roman"/>
+                <w:color w:val="000000"/>
+                <w:kern w:val="0"/>
+                <w:sz w:val="44"/>
+                <w:szCs w:val="44"/>
+                <w14:ligatures w14:val="none"/>
+              </w:rPr>
+            </w:pPr>
+            <w:r>
+              <w:rPr>
+                <w:rFonts w:ascii="Times New Roman" w:eastAsia="Times New Roman" w:hAnsi="Times New Roman" w:cs="Times New Roman"/>
+                <w:color w:val="000000"/>
+                <w:kern w:val="0"/>
+                <w:sz w:val="36"/>
+                <w:szCs w:val="36"/>
                 <w14:ligatures w14:val="none"/>
               </w:rPr>
               <w:t>-</w:t>
@@ -5342,30 +4286,29 @@
         </w:tc>
         <w:tc>
           <w:tcPr>
-            <w:tcW w:w="1980" w:type="dxa"/>
-            <w:noWrap/>
-            <w:vAlign w:val="center"/>
-          </w:tcPr>
-          <w:p>
-            <w:pPr>
-              <w:spacing w:after="0" w:line="240" w:lineRule="auto"/>
-              <w:jc w:val="center"/>
-              <w:rPr>
-                <w:rFonts w:ascii="Times New Roman" w:eastAsia="Times New Roman" w:hAnsi="Times New Roman" w:cs="Times New Roman"/>
-                <w:color w:val="000000"/>
-                <w:kern w:val="0"/>
-                <w:sz w:val="44"/>
-                <w:szCs w:val="44"/>
-                <w14:ligatures w14:val="none"/>
-              </w:rPr>
-            </w:pPr>
-            <w:r>
-              <w:rPr>
-                <w:rFonts w:ascii="Times New Roman" w:eastAsia="Times New Roman" w:hAnsi="Times New Roman" w:cs="Times New Roman"/>
-                <w:color w:val="000000"/>
-                <w:kern w:val="0"/>
-                <w:sz w:val="44"/>
-                <w:szCs w:val="44"/>
+            <w:tcW w:w="1170" w:type="dxa"/>
+            <w:noWrap/>
+          </w:tcPr>
+          <w:p>
+            <w:pPr>
+              <w:spacing w:after="0" w:line="240" w:lineRule="auto"/>
+              <w:jc w:val="center"/>
+              <w:rPr>
+                <w:rFonts w:ascii="Times New Roman" w:eastAsia="Times New Roman" w:hAnsi="Times New Roman" w:cs="Times New Roman"/>
+                <w:color w:val="000000"/>
+                <w:kern w:val="0"/>
+                <w:sz w:val="44"/>
+                <w:szCs w:val="44"/>
+                <w14:ligatures w14:val="none"/>
+              </w:rPr>
+            </w:pPr>
+            <w:r>
+              <w:rPr>
+                <w:rFonts w:ascii="Times New Roman" w:eastAsia="Times New Roman" w:hAnsi="Times New Roman" w:cs="Times New Roman"/>
+                <w:color w:val="000000"/>
+                <w:kern w:val="0"/>
+                <w:sz w:val="36"/>
+                <w:szCs w:val="36"/>
                 <w14:ligatures w14:val="none"/>
               </w:rPr>
               <w:t>-</w:t>
@@ -5374,38 +4317,6 @@
         </w:tc>
         <w:tc>
           <w:tcPr>
-            <w:tcW w:w="1170" w:type="dxa"/>
-            <w:noWrap/>
-            <w:vAlign w:val="center"/>
-          </w:tcPr>
-          <w:p>
-            <w:pPr>
-              <w:spacing w:after="0" w:line="240" w:lineRule="auto"/>
-              <w:jc w:val="center"/>
-              <w:rPr>
-                <w:rFonts w:ascii="Times New Roman" w:eastAsia="Times New Roman" w:hAnsi="Times New Roman" w:cs="Times New Roman"/>
-                <w:color w:val="000000"/>
-                <w:kern w:val="0"/>
-                <w:sz w:val="44"/>
-                <w:szCs w:val="44"/>
-                <w14:ligatures w14:val="none"/>
-              </w:rPr>
-            </w:pPr>
-            <w:r>
-              <w:rPr>
-                <w:rFonts w:ascii="Times New Roman" w:eastAsia="Times New Roman" w:hAnsi="Times New Roman" w:cs="Times New Roman"/>
-                <w:color w:val="000000"/>
-                <w:kern w:val="0"/>
-                <w:sz w:val="44"/>
-                <w:szCs w:val="44"/>
-                <w14:ligatures w14:val="none"/>
-              </w:rPr>
-              <w:t>-</w:t>
-            </w:r>
-          </w:p>
-        </w:tc>
-        <w:tc>
-          <w:tcPr>
             <w:tcW w:w="1350" w:type="dxa"/>
             <w:noWrap/>
             <w:vAlign w:val="center"/>
@@ -5432,7 +4343,7 @@
                 <w:szCs w:val="44"/>
                 <w14:ligatures w14:val="none"/>
               </w:rPr>
-              <w:t>-</w:t>
+              <w:t>5</w:t>
             </w:r>
           </w:p>
         </w:tc>
@@ -5464,7 +4375,7 @@
                 <w:szCs w:val="44"/>
                 <w14:ligatures w14:val="none"/>
               </w:rPr>
-              <w:t>7</w:t>
+              <w:t>12</w:t>
             </w:r>
           </w:p>
         </w:tc>
@@ -5496,7 +4407,7 @@
                 <w:szCs w:val="44"/>
                 <w14:ligatures w14:val="none"/>
               </w:rPr>
-              <w:t>24</w:t>
+              <w:t>14</w:t>
             </w:r>
           </w:p>
         </w:tc>
@@ -5573,7 +4484,7 @@
                 <w:szCs w:val="44"/>
                 <w14:ligatures w14:val="none"/>
               </w:rPr>
-              <w:t>8</w:t>
+              <w:t>9</w:t>
             </w:r>
           </w:p>
         </w:tc>
@@ -5596,13 +4507,33 @@
                 <w14:ligatures w14:val="none"/>
               </w:rPr>
             </w:pPr>
-            <w:r>
-              <w:rPr>
-                <w:rFonts w:ascii="Times New Roman" w:eastAsia="Times New Roman" w:hAnsi="Times New Roman" w:cs="Times New Roman"/>
-                <w:color w:val="000000"/>
-                <w:kern w:val="0"/>
-                <w:sz w:val="44"/>
-                <w:szCs w:val="44"/>
+          </w:p>
+        </w:tc>
+        <w:tc>
+          <w:tcPr>
+            <w:tcW w:w="1798" w:type="dxa"/>
+            <w:noWrap/>
+          </w:tcPr>
+          <w:p>
+            <w:pPr>
+              <w:spacing w:after="0" w:line="240" w:lineRule="auto"/>
+              <w:jc w:val="center"/>
+              <w:rPr>
+                <w:rFonts w:ascii="Times New Roman" w:eastAsia="Times New Roman" w:hAnsi="Times New Roman" w:cs="Times New Roman"/>
+                <w:color w:val="000000"/>
+                <w:kern w:val="0"/>
+                <w:sz w:val="44"/>
+                <w:szCs w:val="44"/>
+                <w14:ligatures w14:val="none"/>
+              </w:rPr>
+            </w:pPr>
+            <w:r>
+              <w:rPr>
+                <w:rFonts w:ascii="Times New Roman" w:eastAsia="Times New Roman" w:hAnsi="Times New Roman" w:cs="Times New Roman"/>
+                <w:color w:val="000000"/>
+                <w:kern w:val="0"/>
+                <w:sz w:val="36"/>
+                <w:szCs w:val="36"/>
                 <w14:ligatures w14:val="none"/>
               </w:rPr>
               <w:t>-</w:t>
@@ -5611,30 +4542,29 @@
         </w:tc>
         <w:tc>
           <w:tcPr>
-            <w:tcW w:w="1798" w:type="dxa"/>
-            <w:noWrap/>
-            <w:vAlign w:val="center"/>
-          </w:tcPr>
-          <w:p>
-            <w:pPr>
-              <w:spacing w:after="0" w:line="240" w:lineRule="auto"/>
-              <w:jc w:val="center"/>
-              <w:rPr>
-                <w:rFonts w:ascii="Times New Roman" w:eastAsia="Times New Roman" w:hAnsi="Times New Roman" w:cs="Times New Roman"/>
-                <w:color w:val="000000"/>
-                <w:kern w:val="0"/>
-                <w:sz w:val="44"/>
-                <w:szCs w:val="44"/>
-                <w14:ligatures w14:val="none"/>
-              </w:rPr>
-            </w:pPr>
-            <w:r>
-              <w:rPr>
-                <w:rFonts w:ascii="Times New Roman" w:eastAsia="Times New Roman" w:hAnsi="Times New Roman" w:cs="Times New Roman"/>
-                <w:color w:val="000000"/>
-                <w:kern w:val="0"/>
-                <w:sz w:val="44"/>
-                <w:szCs w:val="44"/>
+            <w:tcW w:w="1980" w:type="dxa"/>
+            <w:noWrap/>
+          </w:tcPr>
+          <w:p>
+            <w:pPr>
+              <w:spacing w:after="0" w:line="240" w:lineRule="auto"/>
+              <w:jc w:val="center"/>
+              <w:rPr>
+                <w:rFonts w:ascii="Times New Roman" w:eastAsia="Times New Roman" w:hAnsi="Times New Roman" w:cs="Times New Roman"/>
+                <w:color w:val="000000"/>
+                <w:kern w:val="0"/>
+                <w:sz w:val="44"/>
+                <w:szCs w:val="44"/>
+                <w14:ligatures w14:val="none"/>
+              </w:rPr>
+            </w:pPr>
+            <w:r>
+              <w:rPr>
+                <w:rFonts w:ascii="Times New Roman" w:eastAsia="Times New Roman" w:hAnsi="Times New Roman" w:cs="Times New Roman"/>
+                <w:color w:val="000000"/>
+                <w:kern w:val="0"/>
+                <w:sz w:val="36"/>
+                <w:szCs w:val="36"/>
                 <w14:ligatures w14:val="none"/>
               </w:rPr>
               <w:t>-</w:t>
@@ -5643,30 +4573,29 @@
         </w:tc>
         <w:tc>
           <w:tcPr>
-            <w:tcW w:w="1980" w:type="dxa"/>
-            <w:noWrap/>
-            <w:vAlign w:val="center"/>
-          </w:tcPr>
-          <w:p>
-            <w:pPr>
-              <w:spacing w:after="0" w:line="240" w:lineRule="auto"/>
-              <w:jc w:val="center"/>
-              <w:rPr>
-                <w:rFonts w:ascii="Times New Roman" w:eastAsia="Times New Roman" w:hAnsi="Times New Roman" w:cs="Times New Roman"/>
-                <w:color w:val="000000"/>
-                <w:kern w:val="0"/>
-                <w:sz w:val="44"/>
-                <w:szCs w:val="44"/>
-                <w14:ligatures w14:val="none"/>
-              </w:rPr>
-            </w:pPr>
-            <w:r>
-              <w:rPr>
-                <w:rFonts w:ascii="Times New Roman" w:eastAsia="Times New Roman" w:hAnsi="Times New Roman" w:cs="Times New Roman"/>
-                <w:color w:val="000000"/>
-                <w:kern w:val="0"/>
-                <w:sz w:val="44"/>
-                <w:szCs w:val="44"/>
+            <w:tcW w:w="1170" w:type="dxa"/>
+            <w:noWrap/>
+          </w:tcPr>
+          <w:p>
+            <w:pPr>
+              <w:spacing w:after="0" w:line="240" w:lineRule="auto"/>
+              <w:jc w:val="center"/>
+              <w:rPr>
+                <w:rFonts w:ascii="Times New Roman" w:eastAsia="Times New Roman" w:hAnsi="Times New Roman" w:cs="Times New Roman"/>
+                <w:color w:val="000000"/>
+                <w:kern w:val="0"/>
+                <w:sz w:val="44"/>
+                <w:szCs w:val="44"/>
+                <w14:ligatures w14:val="none"/>
+              </w:rPr>
+            </w:pPr>
+            <w:r>
+              <w:rPr>
+                <w:rFonts w:ascii="Times New Roman" w:eastAsia="Times New Roman" w:hAnsi="Times New Roman" w:cs="Times New Roman"/>
+                <w:color w:val="000000"/>
+                <w:kern w:val="0"/>
+                <w:sz w:val="36"/>
+                <w:szCs w:val="36"/>
                 <w14:ligatures w14:val="none"/>
               </w:rPr>
               <w:t>-</w:t>
@@ -5675,38 +4604,6 @@
         </w:tc>
         <w:tc>
           <w:tcPr>
-            <w:tcW w:w="1170" w:type="dxa"/>
-            <w:noWrap/>
-            <w:vAlign w:val="center"/>
-          </w:tcPr>
-          <w:p>
-            <w:pPr>
-              <w:spacing w:after="0" w:line="240" w:lineRule="auto"/>
-              <w:jc w:val="center"/>
-              <w:rPr>
-                <w:rFonts w:ascii="Times New Roman" w:eastAsia="Times New Roman" w:hAnsi="Times New Roman" w:cs="Times New Roman"/>
-                <w:color w:val="000000"/>
-                <w:kern w:val="0"/>
-                <w:sz w:val="44"/>
-                <w:szCs w:val="44"/>
-                <w14:ligatures w14:val="none"/>
-              </w:rPr>
-            </w:pPr>
-            <w:r>
-              <w:rPr>
-                <w:rFonts w:ascii="Times New Roman" w:eastAsia="Times New Roman" w:hAnsi="Times New Roman" w:cs="Times New Roman"/>
-                <w:color w:val="000000"/>
-                <w:kern w:val="0"/>
-                <w:sz w:val="44"/>
-                <w:szCs w:val="44"/>
-                <w14:ligatures w14:val="none"/>
-              </w:rPr>
-              <w:t>5</w:t>
-            </w:r>
-          </w:p>
-        </w:tc>
-        <w:tc>
-          <w:tcPr>
             <w:tcW w:w="1350" w:type="dxa"/>
             <w:noWrap/>
             <w:vAlign w:val="center"/>
@@ -5724,17 +4621,6 @@
                 <w14:ligatures w14:val="none"/>
               </w:rPr>
             </w:pPr>
-            <w:r>
-              <w:rPr>
-                <w:rFonts w:ascii="Times New Roman" w:eastAsia="Times New Roman" w:hAnsi="Times New Roman" w:cs="Times New Roman"/>
-                <w:color w:val="000000"/>
-                <w:kern w:val="0"/>
-                <w:sz w:val="44"/>
-                <w:szCs w:val="44"/>
-                <w14:ligatures w14:val="none"/>
-              </w:rPr>
-              <w:t>6</w:t>
-            </w:r>
           </w:p>
         </w:tc>
         <w:tc>
@@ -5765,7 +4651,7 @@
                 <w:szCs w:val="44"/>
                 <w14:ligatures w14:val="none"/>
               </w:rPr>
-              <w:t>8</w:t>
+              <w:t>7</w:t>
             </w:r>
           </w:p>
         </w:tc>
@@ -5797,7 +4683,7 @@
                 <w:szCs w:val="44"/>
                 <w14:ligatures w14:val="none"/>
               </w:rPr>
-              <w:t>7</w:t>
+              <w:t>14</w:t>
             </w:r>
           </w:p>
         </w:tc>
@@ -5833,7 +4719,7 @@
                 <w:szCs w:val="44"/>
                 <w14:ligatures w14:val="none"/>
               </w:rPr>
-              <w:t>26</w:t>
+              <w:t>21</w:t>
             </w:r>
           </w:p>
         </w:tc>
@@ -5874,7 +4760,7 @@
                 <w:szCs w:val="44"/>
                 <w14:ligatures w14:val="none"/>
               </w:rPr>
-              <w:t>9</w:t>
+              <w:t>Total</w:t>
             </w:r>
           </w:p>
         </w:tc>
@@ -5890,23 +4776,27 @@
               <w:jc w:val="center"/>
               <w:rPr>
                 <w:rFonts w:ascii="Times New Roman" w:eastAsia="Times New Roman" w:hAnsi="Times New Roman" w:cs="Times New Roman"/>
-                <w:color w:val="000000"/>
-                <w:kern w:val="0"/>
-                <w:sz w:val="44"/>
-                <w:szCs w:val="44"/>
-                <w14:ligatures w14:val="none"/>
-              </w:rPr>
-            </w:pPr>
-            <w:r>
-              <w:rPr>
-                <w:rFonts w:ascii="Times New Roman" w:eastAsia="Times New Roman" w:hAnsi="Times New Roman" w:cs="Times New Roman"/>
-                <w:color w:val="000000"/>
-                <w:kern w:val="0"/>
-                <w:sz w:val="44"/>
-                <w:szCs w:val="44"/>
-                <w14:ligatures w14:val="none"/>
-              </w:rPr>
-              <w:t>-</w:t>
+                <w:b/>
+                <w:bCs/>
+                <w:color w:val="000000"/>
+                <w:kern w:val="0"/>
+                <w:sz w:val="44"/>
+                <w:szCs w:val="44"/>
+                <w14:ligatures w14:val="none"/>
+              </w:rPr>
+            </w:pPr>
+            <w:r>
+              <w:rPr>
+                <w:rFonts w:ascii="Times New Roman" w:eastAsia="Times New Roman" w:hAnsi="Times New Roman" w:cs="Times New Roman"/>
+                <w:b/>
+                <w:bCs/>
+                <w:color w:val="000000"/>
+                <w:kern w:val="0"/>
+                <w:sz w:val="44"/>
+                <w:szCs w:val="44"/>
+                <w14:ligatures w14:val="none"/>
+              </w:rPr>
+              <w:t>23</w:t>
             </w:r>
           </w:p>
         </w:tc>
@@ -5922,23 +4812,27 @@
               <w:jc w:val="center"/>
               <w:rPr>
                 <w:rFonts w:ascii="Times New Roman" w:eastAsia="Times New Roman" w:hAnsi="Times New Roman" w:cs="Times New Roman"/>
-                <w:color w:val="000000"/>
-                <w:kern w:val="0"/>
-                <w:sz w:val="44"/>
-                <w:szCs w:val="44"/>
-                <w14:ligatures w14:val="none"/>
-              </w:rPr>
-            </w:pPr>
-            <w:r>
-              <w:rPr>
-                <w:rFonts w:ascii="Times New Roman" w:eastAsia="Times New Roman" w:hAnsi="Times New Roman" w:cs="Times New Roman"/>
-                <w:color w:val="000000"/>
-                <w:kern w:val="0"/>
-                <w:sz w:val="44"/>
-                <w:szCs w:val="44"/>
-                <w14:ligatures w14:val="none"/>
-              </w:rPr>
-              <w:t>-</w:t>
+                <w:b/>
+                <w:bCs/>
+                <w:color w:val="000000"/>
+                <w:kern w:val="0"/>
+                <w:sz w:val="44"/>
+                <w:szCs w:val="44"/>
+                <w14:ligatures w14:val="none"/>
+              </w:rPr>
+            </w:pPr>
+            <w:r>
+              <w:rPr>
+                <w:rFonts w:ascii="Times New Roman" w:eastAsia="Times New Roman" w:hAnsi="Times New Roman" w:cs="Times New Roman"/>
+                <w:b/>
+                <w:bCs/>
+                <w:color w:val="000000"/>
+                <w:kern w:val="0"/>
+                <w:sz w:val="44"/>
+                <w:szCs w:val="44"/>
+                <w14:ligatures w14:val="none"/>
+              </w:rPr>
+              <w:t>28</w:t>
             </w:r>
           </w:p>
         </w:tc>
@@ -5954,23 +4848,27 @@
               <w:jc w:val="center"/>
               <w:rPr>
                 <w:rFonts w:ascii="Times New Roman" w:eastAsia="Times New Roman" w:hAnsi="Times New Roman" w:cs="Times New Roman"/>
-                <w:color w:val="000000"/>
-                <w:kern w:val="0"/>
-                <w:sz w:val="44"/>
-                <w:szCs w:val="44"/>
-                <w14:ligatures w14:val="none"/>
-              </w:rPr>
-            </w:pPr>
-            <w:r>
-              <w:rPr>
-                <w:rFonts w:ascii="Times New Roman" w:eastAsia="Times New Roman" w:hAnsi="Times New Roman" w:cs="Times New Roman"/>
-                <w:color w:val="000000"/>
-                <w:kern w:val="0"/>
-                <w:sz w:val="44"/>
-                <w:szCs w:val="44"/>
-                <w14:ligatures w14:val="none"/>
-              </w:rPr>
-              <w:t>-</w:t>
+                <w:b/>
+                <w:bCs/>
+                <w:color w:val="000000"/>
+                <w:kern w:val="0"/>
+                <w:sz w:val="44"/>
+                <w:szCs w:val="44"/>
+                <w14:ligatures w14:val="none"/>
+              </w:rPr>
+            </w:pPr>
+            <w:r>
+              <w:rPr>
+                <w:rFonts w:ascii="Times New Roman" w:eastAsia="Times New Roman" w:hAnsi="Times New Roman" w:cs="Times New Roman"/>
+                <w:b/>
+                <w:bCs/>
+                <w:color w:val="000000"/>
+                <w:kern w:val="0"/>
+                <w:sz w:val="44"/>
+                <w:szCs w:val="44"/>
+                <w14:ligatures w14:val="none"/>
+              </w:rPr>
+              <w:t>28</w:t>
             </w:r>
           </w:p>
         </w:tc>
@@ -5986,23 +4884,27 @@
               <w:jc w:val="center"/>
               <w:rPr>
                 <w:rFonts w:ascii="Times New Roman" w:eastAsia="Times New Roman" w:hAnsi="Times New Roman" w:cs="Times New Roman"/>
-                <w:color w:val="000000"/>
-                <w:kern w:val="0"/>
-                <w:sz w:val="44"/>
-                <w:szCs w:val="44"/>
-                <w14:ligatures w14:val="none"/>
-              </w:rPr>
-            </w:pPr>
-            <w:r>
-              <w:rPr>
-                <w:rFonts w:ascii="Times New Roman" w:eastAsia="Times New Roman" w:hAnsi="Times New Roman" w:cs="Times New Roman"/>
-                <w:color w:val="000000"/>
-                <w:kern w:val="0"/>
-                <w:sz w:val="44"/>
-                <w:szCs w:val="44"/>
-                <w14:ligatures w14:val="none"/>
-              </w:rPr>
-              <w:t>1</w:t>
+                <w:b/>
+                <w:bCs/>
+                <w:color w:val="000000"/>
+                <w:kern w:val="0"/>
+                <w:sz w:val="44"/>
+                <w:szCs w:val="44"/>
+                <w14:ligatures w14:val="none"/>
+              </w:rPr>
+            </w:pPr>
+            <w:r>
+              <w:rPr>
+                <w:rFonts w:ascii="Times New Roman" w:eastAsia="Times New Roman" w:hAnsi="Times New Roman" w:cs="Times New Roman"/>
+                <w:b/>
+                <w:bCs/>
+                <w:color w:val="000000"/>
+                <w:kern w:val="0"/>
+                <w:sz w:val="44"/>
+                <w:szCs w:val="44"/>
+                <w14:ligatures w14:val="none"/>
+              </w:rPr>
+              <w:t>37</w:t>
             </w:r>
           </w:p>
         </w:tc>
@@ -6018,23 +4920,27 @@
               <w:jc w:val="center"/>
               <w:rPr>
                 <w:rFonts w:ascii="Times New Roman" w:eastAsia="Times New Roman" w:hAnsi="Times New Roman" w:cs="Times New Roman"/>
-                <w:color w:val="000000"/>
-                <w:kern w:val="0"/>
-                <w:sz w:val="44"/>
-                <w:szCs w:val="44"/>
-                <w14:ligatures w14:val="none"/>
-              </w:rPr>
-            </w:pPr>
-            <w:r>
-              <w:rPr>
-                <w:rFonts w:ascii="Times New Roman" w:eastAsia="Times New Roman" w:hAnsi="Times New Roman" w:cs="Times New Roman"/>
-                <w:color w:val="000000"/>
-                <w:kern w:val="0"/>
-                <w:sz w:val="44"/>
-                <w:szCs w:val="44"/>
-                <w14:ligatures w14:val="none"/>
-              </w:rPr>
-              <w:t>6</w:t>
+                <w:b/>
+                <w:bCs/>
+                <w:color w:val="000000"/>
+                <w:kern w:val="0"/>
+                <w:sz w:val="44"/>
+                <w:szCs w:val="44"/>
+                <w14:ligatures w14:val="none"/>
+              </w:rPr>
+            </w:pPr>
+            <w:r>
+              <w:rPr>
+                <w:rFonts w:ascii="Times New Roman" w:eastAsia="Times New Roman" w:hAnsi="Times New Roman" w:cs="Times New Roman"/>
+                <w:b/>
+                <w:bCs/>
+                <w:color w:val="000000"/>
+                <w:kern w:val="0"/>
+                <w:sz w:val="44"/>
+                <w:szCs w:val="44"/>
+                <w14:ligatures w14:val="none"/>
+              </w:rPr>
+              <w:t>24</w:t>
             </w:r>
           </w:p>
         </w:tc>
@@ -6050,23 +4956,27 @@
               <w:jc w:val="center"/>
               <w:rPr>
                 <w:rFonts w:ascii="Times New Roman" w:eastAsia="Times New Roman" w:hAnsi="Times New Roman" w:cs="Times New Roman"/>
-                <w:color w:val="000000"/>
-                <w:kern w:val="0"/>
-                <w:sz w:val="44"/>
-                <w:szCs w:val="44"/>
-                <w14:ligatures w14:val="none"/>
-              </w:rPr>
-            </w:pPr>
-            <w:r>
-              <w:rPr>
-                <w:rFonts w:ascii="Times New Roman" w:eastAsia="Times New Roman" w:hAnsi="Times New Roman" w:cs="Times New Roman"/>
-                <w:color w:val="000000"/>
-                <w:kern w:val="0"/>
-                <w:sz w:val="44"/>
-                <w:szCs w:val="44"/>
-                <w14:ligatures w14:val="none"/>
-              </w:rPr>
-              <w:t>7</w:t>
+                <w:b/>
+                <w:bCs/>
+                <w:color w:val="000000"/>
+                <w:kern w:val="0"/>
+                <w:sz w:val="44"/>
+                <w:szCs w:val="44"/>
+                <w14:ligatures w14:val="none"/>
+              </w:rPr>
+            </w:pPr>
+            <w:r>
+              <w:rPr>
+                <w:rFonts w:ascii="Times New Roman" w:eastAsia="Times New Roman" w:hAnsi="Times New Roman" w:cs="Times New Roman"/>
+                <w:b/>
+                <w:bCs/>
+                <w:color w:val="000000"/>
+                <w:kern w:val="0"/>
+                <w:sz w:val="44"/>
+                <w:szCs w:val="44"/>
+                <w14:ligatures w14:val="none"/>
+              </w:rPr>
+              <w:t>24</w:t>
             </w:r>
           </w:p>
         </w:tc>
@@ -6082,23 +4992,27 @@
               <w:jc w:val="center"/>
               <w:rPr>
                 <w:rFonts w:ascii="Times New Roman" w:eastAsia="Times New Roman" w:hAnsi="Times New Roman" w:cs="Times New Roman"/>
-                <w:color w:val="000000"/>
-                <w:kern w:val="0"/>
-                <w:sz w:val="44"/>
-                <w:szCs w:val="44"/>
-                <w14:ligatures w14:val="none"/>
-              </w:rPr>
-            </w:pPr>
-            <w:r>
-              <w:rPr>
-                <w:rFonts w:ascii="Times New Roman" w:eastAsia="Times New Roman" w:hAnsi="Times New Roman" w:cs="Times New Roman"/>
-                <w:color w:val="000000"/>
-                <w:kern w:val="0"/>
-                <w:sz w:val="44"/>
-                <w:szCs w:val="44"/>
-                <w14:ligatures w14:val="none"/>
-              </w:rPr>
-              <w:t>8</w:t>
+                <w:b/>
+                <w:bCs/>
+                <w:color w:val="000000"/>
+                <w:kern w:val="0"/>
+                <w:sz w:val="44"/>
+                <w:szCs w:val="44"/>
+                <w14:ligatures w14:val="none"/>
+              </w:rPr>
+            </w:pPr>
+            <w:r>
+              <w:rPr>
+                <w:rFonts w:ascii="Times New Roman" w:eastAsia="Times New Roman" w:hAnsi="Times New Roman" w:cs="Times New Roman"/>
+                <w:b/>
+                <w:bCs/>
+                <w:color w:val="000000"/>
+                <w:kern w:val="0"/>
+                <w:sz w:val="44"/>
+                <w:szCs w:val="44"/>
+                <w14:ligatures w14:val="none"/>
+              </w:rPr>
+              <w:t>28</w:t>
             </w:r>
           </w:p>
         </w:tc>
@@ -6134,633 +5048,7 @@
                 <w:szCs w:val="44"/>
                 <w14:ligatures w14:val="none"/>
               </w:rPr>
-              <w:t>22</w:t>
-            </w:r>
-          </w:p>
-        </w:tc>
-      </w:tr>
-      <w:tr>
-        <w:trPr>
-          <w:trHeight w:val="798"/>
-        </w:trPr>
-        <w:tc>
-          <w:tcPr>
-            <w:tcW w:w="3846" w:type="dxa"/>
-            <w:noWrap/>
-            <w:vAlign w:val="center"/>
-            <w:hideMark/>
-          </w:tcPr>
-          <w:p>
-            <w:pPr>
-              <w:spacing w:after="0" w:line="240" w:lineRule="auto"/>
-              <w:rPr>
-                <w:rFonts w:ascii="Times New Roman" w:eastAsia="Times New Roman" w:hAnsi="Times New Roman" w:cs="Times New Roman"/>
-                <w:color w:val="000000"/>
-                <w:kern w:val="0"/>
-                <w:sz w:val="44"/>
-                <w:szCs w:val="44"/>
-                <w14:ligatures w14:val="none"/>
-              </w:rPr>
-            </w:pPr>
-            <w:r>
-              <w:rPr>
-                <w:rFonts w:ascii="Times New Roman" w:eastAsia="Times New Roman" w:hAnsi="Times New Roman" w:cs="Times New Roman"/>
-                <w:color w:val="000000"/>
-                <w:kern w:val="0"/>
-                <w:sz w:val="44"/>
-                <w:szCs w:val="44"/>
-                <w14:ligatures w14:val="none"/>
-              </w:rPr>
-              <w:t>10</w:t>
-            </w:r>
-          </w:p>
-        </w:tc>
-        <w:tc>
-          <w:tcPr>
-            <w:tcW w:w="656" w:type="dxa"/>
-            <w:noWrap/>
-            <w:vAlign w:val="center"/>
-          </w:tcPr>
-          <w:p>
-            <w:pPr>
-              <w:spacing w:after="0" w:line="240" w:lineRule="auto"/>
-              <w:jc w:val="center"/>
-              <w:rPr>
-                <w:rFonts w:ascii="Times New Roman" w:eastAsia="Times New Roman" w:hAnsi="Times New Roman" w:cs="Times New Roman"/>
-                <w:color w:val="000000"/>
-                <w:kern w:val="0"/>
-                <w:sz w:val="44"/>
-                <w:szCs w:val="44"/>
-                <w14:ligatures w14:val="none"/>
-              </w:rPr>
-            </w:pPr>
-            <w:r>
-              <w:rPr>
-                <w:rFonts w:ascii="Times New Roman" w:eastAsia="Times New Roman" w:hAnsi="Times New Roman" w:cs="Times New Roman"/>
-                <w:color w:val="000000"/>
-                <w:kern w:val="0"/>
-                <w:sz w:val="44"/>
-                <w:szCs w:val="44"/>
-                <w14:ligatures w14:val="none"/>
-              </w:rPr>
-              <w:t>-</w:t>
-            </w:r>
-          </w:p>
-        </w:tc>
-        <w:tc>
-          <w:tcPr>
-            <w:tcW w:w="1798" w:type="dxa"/>
-            <w:noWrap/>
-            <w:vAlign w:val="center"/>
-          </w:tcPr>
-          <w:p>
-            <w:pPr>
-              <w:spacing w:after="0" w:line="240" w:lineRule="auto"/>
-              <w:jc w:val="center"/>
-              <w:rPr>
-                <w:rFonts w:ascii="Times New Roman" w:eastAsia="Times New Roman" w:hAnsi="Times New Roman" w:cs="Times New Roman"/>
-                <w:color w:val="000000"/>
-                <w:kern w:val="0"/>
-                <w:sz w:val="44"/>
-                <w:szCs w:val="44"/>
-                <w14:ligatures w14:val="none"/>
-              </w:rPr>
-            </w:pPr>
-            <w:r>
-              <w:rPr>
-                <w:rFonts w:ascii="Times New Roman" w:eastAsia="Times New Roman" w:hAnsi="Times New Roman" w:cs="Times New Roman"/>
-                <w:color w:val="000000"/>
-                <w:kern w:val="0"/>
-                <w:sz w:val="44"/>
-                <w:szCs w:val="44"/>
-                <w14:ligatures w14:val="none"/>
-              </w:rPr>
-              <w:t>-</w:t>
-            </w:r>
-          </w:p>
-        </w:tc>
-        <w:tc>
-          <w:tcPr>
-            <w:tcW w:w="1980" w:type="dxa"/>
-            <w:noWrap/>
-            <w:vAlign w:val="center"/>
-          </w:tcPr>
-          <w:p>
-            <w:pPr>
-              <w:spacing w:after="0" w:line="240" w:lineRule="auto"/>
-              <w:jc w:val="center"/>
-              <w:rPr>
-                <w:rFonts w:ascii="Times New Roman" w:eastAsia="Times New Roman" w:hAnsi="Times New Roman" w:cs="Times New Roman"/>
-                <w:color w:val="000000"/>
-                <w:kern w:val="0"/>
-                <w:sz w:val="44"/>
-                <w:szCs w:val="44"/>
-                <w14:ligatures w14:val="none"/>
-              </w:rPr>
-            </w:pPr>
-            <w:r>
-              <w:rPr>
-                <w:rFonts w:ascii="Times New Roman" w:eastAsia="Times New Roman" w:hAnsi="Times New Roman" w:cs="Times New Roman"/>
-                <w:color w:val="000000"/>
-                <w:kern w:val="0"/>
-                <w:sz w:val="44"/>
-                <w:szCs w:val="44"/>
-                <w14:ligatures w14:val="none"/>
-              </w:rPr>
-              <w:t>-</w:t>
-            </w:r>
-          </w:p>
-        </w:tc>
-        <w:tc>
-          <w:tcPr>
-            <w:tcW w:w="1170" w:type="dxa"/>
-            <w:noWrap/>
-            <w:vAlign w:val="center"/>
-          </w:tcPr>
-          <w:p>
-            <w:pPr>
-              <w:spacing w:after="0" w:line="240" w:lineRule="auto"/>
-              <w:jc w:val="center"/>
-              <w:rPr>
-                <w:rFonts w:ascii="Times New Roman" w:eastAsia="Times New Roman" w:hAnsi="Times New Roman" w:cs="Times New Roman"/>
-                <w:color w:val="000000"/>
-                <w:kern w:val="0"/>
-                <w:sz w:val="44"/>
-                <w:szCs w:val="44"/>
-                <w14:ligatures w14:val="none"/>
-              </w:rPr>
-            </w:pPr>
-            <w:r>
-              <w:rPr>
-                <w:rFonts w:ascii="Times New Roman" w:eastAsia="Times New Roman" w:hAnsi="Times New Roman" w:cs="Times New Roman"/>
-                <w:color w:val="000000"/>
-                <w:kern w:val="0"/>
-                <w:sz w:val="44"/>
-                <w:szCs w:val="44"/>
-                <w14:ligatures w14:val="none"/>
-              </w:rPr>
-              <w:t>5</w:t>
-            </w:r>
-          </w:p>
-        </w:tc>
-        <w:tc>
-          <w:tcPr>
-            <w:tcW w:w="1350" w:type="dxa"/>
-            <w:noWrap/>
-            <w:vAlign w:val="center"/>
-          </w:tcPr>
-          <w:p>
-            <w:pPr>
-              <w:spacing w:after="0" w:line="240" w:lineRule="auto"/>
-              <w:jc w:val="center"/>
-              <w:rPr>
-                <w:rFonts w:ascii="Times New Roman" w:eastAsia="Times New Roman" w:hAnsi="Times New Roman" w:cs="Times New Roman"/>
-                <w:color w:val="000000"/>
-                <w:kern w:val="0"/>
-                <w:sz w:val="44"/>
-                <w:szCs w:val="44"/>
-                <w14:ligatures w14:val="none"/>
-              </w:rPr>
-            </w:pPr>
-            <w:r>
-              <w:rPr>
-                <w:rFonts w:ascii="Times New Roman" w:eastAsia="Times New Roman" w:hAnsi="Times New Roman" w:cs="Times New Roman"/>
-                <w:color w:val="000000"/>
-                <w:kern w:val="0"/>
-                <w:sz w:val="44"/>
-                <w:szCs w:val="44"/>
-                <w14:ligatures w14:val="none"/>
-              </w:rPr>
-              <w:t>6</w:t>
-            </w:r>
-          </w:p>
-        </w:tc>
-        <w:tc>
-          <w:tcPr>
-            <w:tcW w:w="810" w:type="dxa"/>
-            <w:noWrap/>
-            <w:vAlign w:val="center"/>
-          </w:tcPr>
-          <w:p>
-            <w:pPr>
-              <w:spacing w:after="0" w:line="240" w:lineRule="auto"/>
-              <w:jc w:val="center"/>
-              <w:rPr>
-                <w:rFonts w:ascii="Times New Roman" w:eastAsia="Times New Roman" w:hAnsi="Times New Roman" w:cs="Times New Roman"/>
-                <w:color w:val="000000"/>
-                <w:kern w:val="0"/>
-                <w:sz w:val="44"/>
-                <w:szCs w:val="44"/>
-                <w14:ligatures w14:val="none"/>
-              </w:rPr>
-            </w:pPr>
-            <w:r>
-              <w:rPr>
-                <w:rFonts w:ascii="Times New Roman" w:eastAsia="Times New Roman" w:hAnsi="Times New Roman" w:cs="Times New Roman"/>
-                <w:color w:val="000000"/>
-                <w:kern w:val="0"/>
-                <w:sz w:val="44"/>
-                <w:szCs w:val="44"/>
-                <w14:ligatures w14:val="none"/>
-              </w:rPr>
-              <w:t>8</w:t>
-            </w:r>
-          </w:p>
-        </w:tc>
-        <w:tc>
-          <w:tcPr>
-            <w:tcW w:w="1080" w:type="dxa"/>
-            <w:noWrap/>
-            <w:vAlign w:val="center"/>
-          </w:tcPr>
-          <w:p>
-            <w:pPr>
-              <w:spacing w:after="0" w:line="240" w:lineRule="auto"/>
-              <w:jc w:val="center"/>
-              <w:rPr>
-                <w:rFonts w:ascii="Times New Roman" w:eastAsia="Times New Roman" w:hAnsi="Times New Roman" w:cs="Times New Roman"/>
-                <w:color w:val="000000"/>
-                <w:kern w:val="0"/>
-                <w:sz w:val="44"/>
-                <w:szCs w:val="44"/>
-                <w14:ligatures w14:val="none"/>
-              </w:rPr>
-            </w:pPr>
-            <w:r>
-              <w:rPr>
-                <w:rFonts w:ascii="Times New Roman" w:eastAsia="Times New Roman" w:hAnsi="Times New Roman" w:cs="Times New Roman"/>
-                <w:color w:val="000000"/>
-                <w:kern w:val="0"/>
-                <w:sz w:val="44"/>
-                <w:szCs w:val="44"/>
-                <w14:ligatures w14:val="none"/>
-              </w:rPr>
-              <w:t>9</w:t>
-            </w:r>
-          </w:p>
-        </w:tc>
-        <w:tc>
-          <w:tcPr>
-            <w:tcW w:w="2160" w:type="dxa"/>
-            <w:noWrap/>
-            <w:vAlign w:val="center"/>
-          </w:tcPr>
-          <w:p>
-            <w:pPr>
-              <w:spacing w:after="0" w:line="240" w:lineRule="auto"/>
-              <w:jc w:val="center"/>
-              <w:rPr>
-                <w:rFonts w:ascii="Times New Roman" w:eastAsia="Times New Roman" w:hAnsi="Times New Roman" w:cs="Times New Roman"/>
-                <w:b/>
-                <w:bCs/>
-                <w:color w:val="000000"/>
-                <w:kern w:val="0"/>
-                <w:sz w:val="44"/>
-                <w:szCs w:val="44"/>
-                <w14:ligatures w14:val="none"/>
-              </w:rPr>
-            </w:pPr>
-            <w:r>
-              <w:rPr>
-                <w:rFonts w:ascii="Times New Roman" w:eastAsia="Times New Roman" w:hAnsi="Times New Roman" w:cs="Times New Roman"/>
-                <w:b/>
-                <w:bCs/>
-                <w:color w:val="000000"/>
-                <w:kern w:val="0"/>
-                <w:sz w:val="44"/>
-                <w:szCs w:val="44"/>
-                <w14:ligatures w14:val="none"/>
-              </w:rPr>
-              <w:t>28</w:t>
-            </w:r>
-          </w:p>
-        </w:tc>
-      </w:tr>
-      <w:tr>
-        <w:trPr>
-          <w:trHeight w:val="798"/>
-        </w:trPr>
-        <w:tc>
-          <w:tcPr>
-            <w:tcW w:w="3846" w:type="dxa"/>
-            <w:noWrap/>
-            <w:vAlign w:val="center"/>
-            <w:hideMark/>
-          </w:tcPr>
-          <w:p>
-            <w:pPr>
-              <w:spacing w:after="0" w:line="240" w:lineRule="auto"/>
-              <w:rPr>
-                <w:rFonts w:ascii="Times New Roman" w:eastAsia="Times New Roman" w:hAnsi="Times New Roman" w:cs="Times New Roman"/>
-                <w:b/>
-                <w:bCs/>
-                <w:color w:val="000000"/>
-                <w:kern w:val="0"/>
-                <w:sz w:val="44"/>
-                <w:szCs w:val="44"/>
-                <w14:ligatures w14:val="none"/>
-              </w:rPr>
-            </w:pPr>
-            <w:r>
-              <w:rPr>
-                <w:rFonts w:ascii="Times New Roman" w:eastAsia="Times New Roman" w:hAnsi="Times New Roman" w:cs="Times New Roman"/>
-                <w:b/>
-                <w:bCs/>
-                <w:color w:val="000000"/>
-                <w:kern w:val="0"/>
-                <w:sz w:val="44"/>
-                <w:szCs w:val="44"/>
-                <w14:ligatures w14:val="none"/>
-              </w:rPr>
-              <w:t>Total</w:t>
-            </w:r>
-          </w:p>
-        </w:tc>
-        <w:tc>
-          <w:tcPr>
-            <w:tcW w:w="656" w:type="dxa"/>
-            <w:noWrap/>
-            <w:vAlign w:val="center"/>
-          </w:tcPr>
-          <w:p>
-            <w:pPr>
-              <w:spacing w:after="0" w:line="240" w:lineRule="auto"/>
-              <w:jc w:val="center"/>
-              <w:rPr>
-                <w:rFonts w:ascii="Times New Roman" w:eastAsia="Times New Roman" w:hAnsi="Times New Roman" w:cs="Times New Roman"/>
-                <w:b/>
-                <w:bCs/>
-                <w:color w:val="000000"/>
-                <w:kern w:val="0"/>
-                <w:sz w:val="44"/>
-                <w:szCs w:val="44"/>
-                <w14:ligatures w14:val="none"/>
-              </w:rPr>
-            </w:pPr>
-            <w:r>
-              <w:rPr>
-                <w:rFonts w:ascii="Times New Roman" w:eastAsia="Times New Roman" w:hAnsi="Times New Roman" w:cs="Times New Roman"/>
-                <w:b/>
-                <w:bCs/>
-                <w:color w:val="000000"/>
-                <w:kern w:val="0"/>
-                <w:sz w:val="44"/>
-                <w:szCs w:val="44"/>
-                <w14:ligatures w14:val="none"/>
-              </w:rPr>
-              <w:t>28</w:t>
-            </w:r>
-          </w:p>
-        </w:tc>
-        <w:tc>
-          <w:tcPr>
-            <w:tcW w:w="1798" w:type="dxa"/>
-            <w:noWrap/>
-            <w:vAlign w:val="center"/>
-          </w:tcPr>
-          <w:p>
-            <w:pPr>
-              <w:spacing w:after="0" w:line="240" w:lineRule="auto"/>
-              <w:jc w:val="center"/>
-              <w:rPr>
-                <w:rFonts w:ascii="Times New Roman" w:eastAsia="Times New Roman" w:hAnsi="Times New Roman" w:cs="Times New Roman"/>
-                <w:b/>
-                <w:bCs/>
-                <w:color w:val="000000"/>
-                <w:kern w:val="0"/>
-                <w:sz w:val="44"/>
-                <w:szCs w:val="44"/>
-                <w14:ligatures w14:val="none"/>
-              </w:rPr>
-            </w:pPr>
-            <w:r>
-              <w:rPr>
-                <w:rFonts w:ascii="Times New Roman" w:eastAsia="Times New Roman" w:hAnsi="Times New Roman" w:cs="Times New Roman"/>
-                <w:b/>
-                <w:bCs/>
-                <w:color w:val="000000"/>
-                <w:kern w:val="0"/>
-                <w:sz w:val="44"/>
-                <w:szCs w:val="44"/>
-                <w14:ligatures w14:val="none"/>
-              </w:rPr>
-              <w:t>36</w:t>
-            </w:r>
-          </w:p>
-        </w:tc>
-        <w:tc>
-          <w:tcPr>
-            <w:tcW w:w="1980" w:type="dxa"/>
-            <w:noWrap/>
-            <w:vAlign w:val="center"/>
-          </w:tcPr>
-          <w:p>
-            <w:pPr>
-              <w:spacing w:after="0" w:line="240" w:lineRule="auto"/>
-              <w:jc w:val="center"/>
-              <w:rPr>
-                <w:rFonts w:ascii="Times New Roman" w:eastAsia="Times New Roman" w:hAnsi="Times New Roman" w:cs="Times New Roman"/>
-                <w:b/>
-                <w:bCs/>
-                <w:color w:val="000000"/>
-                <w:kern w:val="0"/>
-                <w:sz w:val="44"/>
-                <w:szCs w:val="44"/>
-                <w14:ligatures w14:val="none"/>
-              </w:rPr>
-            </w:pPr>
-            <w:r>
-              <w:rPr>
-                <w:rFonts w:ascii="Times New Roman" w:eastAsia="Times New Roman" w:hAnsi="Times New Roman" w:cs="Times New Roman"/>
-                <w:b/>
-                <w:bCs/>
-                <w:color w:val="000000"/>
-                <w:kern w:val="0"/>
-                <w:sz w:val="44"/>
-                <w:szCs w:val="44"/>
-                <w14:ligatures w14:val="none"/>
-              </w:rPr>
-              <w:t>36</w:t>
-            </w:r>
-          </w:p>
-        </w:tc>
-        <w:tc>
-          <w:tcPr>
-            <w:tcW w:w="1170" w:type="dxa"/>
-            <w:noWrap/>
-            <w:vAlign w:val="center"/>
-          </w:tcPr>
-          <w:p>
-            <w:pPr>
-              <w:spacing w:after="0" w:line="240" w:lineRule="auto"/>
-              <w:jc w:val="center"/>
-              <w:rPr>
-                <w:rFonts w:ascii="Times New Roman" w:eastAsia="Times New Roman" w:hAnsi="Times New Roman" w:cs="Times New Roman"/>
-                <w:b/>
-                <w:bCs/>
-                <w:color w:val="000000"/>
-                <w:kern w:val="0"/>
-                <w:sz w:val="44"/>
-                <w:szCs w:val="44"/>
-                <w14:ligatures w14:val="none"/>
-              </w:rPr>
-            </w:pPr>
-            <w:r>
-              <w:rPr>
-                <w:rFonts w:ascii="Times New Roman" w:eastAsia="Times New Roman" w:hAnsi="Times New Roman" w:cs="Times New Roman"/>
-                <w:b/>
-                <w:bCs/>
-                <w:color w:val="000000"/>
-                <w:kern w:val="0"/>
-                <w:sz w:val="44"/>
-                <w:szCs w:val="44"/>
-                <w14:ligatures w14:val="none"/>
-              </w:rPr>
-              <w:t>40</w:t>
-            </w:r>
-          </w:p>
-        </w:tc>
-        <w:tc>
-          <w:tcPr>
-            <w:tcW w:w="1350" w:type="dxa"/>
-            <w:noWrap/>
-            <w:vAlign w:val="center"/>
-          </w:tcPr>
-          <w:p>
-            <w:pPr>
-              <w:spacing w:after="0" w:line="240" w:lineRule="auto"/>
-              <w:jc w:val="center"/>
-              <w:rPr>
-                <w:rFonts w:ascii="Times New Roman" w:eastAsia="Times New Roman" w:hAnsi="Times New Roman" w:cs="Times New Roman"/>
-                <w:b/>
-                <w:bCs/>
-                <w:color w:val="000000"/>
-                <w:kern w:val="0"/>
-                <w:sz w:val="44"/>
-                <w:szCs w:val="44"/>
-                <w14:ligatures w14:val="none"/>
-              </w:rPr>
-            </w:pPr>
-            <w:r>
-              <w:rPr>
-                <w:rFonts w:ascii="Times New Roman" w:eastAsia="Times New Roman" w:hAnsi="Times New Roman" w:cs="Times New Roman"/>
-                <w:b/>
-                <w:bCs/>
-                <w:color w:val="000000"/>
-                <w:kern w:val="0"/>
-                <w:sz w:val="44"/>
-                <w:szCs w:val="44"/>
-                <w14:ligatures w14:val="none"/>
-              </w:rPr>
-              <w:t>36</w:t>
-            </w:r>
-          </w:p>
-        </w:tc>
-        <w:tc>
-          <w:tcPr>
-            <w:tcW w:w="810" w:type="dxa"/>
-            <w:noWrap/>
-            <w:vAlign w:val="center"/>
-          </w:tcPr>
-          <w:p>
-            <w:pPr>
-              <w:spacing w:after="0" w:line="240" w:lineRule="auto"/>
-              <w:jc w:val="center"/>
-              <w:rPr>
-                <w:rFonts w:ascii="Times New Roman" w:eastAsia="Times New Roman" w:hAnsi="Times New Roman" w:cs="Times New Roman"/>
-                <w:b/>
-                <w:bCs/>
-                <w:color w:val="000000"/>
-                <w:kern w:val="0"/>
-                <w:sz w:val="44"/>
-                <w:szCs w:val="44"/>
-                <w14:ligatures w14:val="none"/>
-              </w:rPr>
-            </w:pPr>
-            <w:r>
-              <w:rPr>
-                <w:rFonts w:ascii="Times New Roman" w:eastAsia="Times New Roman" w:hAnsi="Times New Roman" w:cs="Times New Roman"/>
-                <w:b/>
-                <w:bCs/>
-                <w:color w:val="000000"/>
-                <w:kern w:val="0"/>
-                <w:sz w:val="44"/>
-                <w:szCs w:val="44"/>
-                <w14:ligatures w14:val="none"/>
-              </w:rPr>
-              <w:t>30</w:t>
-            </w:r>
-          </w:p>
-        </w:tc>
-        <w:tc>
-          <w:tcPr>
-            <w:tcW w:w="1080" w:type="dxa"/>
-            <w:noWrap/>
-            <w:vAlign w:val="center"/>
-          </w:tcPr>
-          <w:p>
-            <w:pPr>
-              <w:spacing w:after="0" w:line="240" w:lineRule="auto"/>
-              <w:jc w:val="center"/>
-              <w:rPr>
-                <w:rFonts w:ascii="Times New Roman" w:eastAsia="Times New Roman" w:hAnsi="Times New Roman" w:cs="Times New Roman"/>
-                <w:b/>
-                <w:bCs/>
-                <w:color w:val="000000"/>
-                <w:kern w:val="0"/>
-                <w:sz w:val="44"/>
-                <w:szCs w:val="44"/>
-                <w14:ligatures w14:val="none"/>
-              </w:rPr>
-            </w:pPr>
-            <w:r>
-              <w:rPr>
-                <w:rFonts w:ascii="Times New Roman" w:eastAsia="Times New Roman" w:hAnsi="Times New Roman" w:cs="Times New Roman"/>
-                <w:b/>
-                <w:bCs/>
-                <w:color w:val="000000"/>
-                <w:kern w:val="0"/>
-                <w:sz w:val="44"/>
-                <w:szCs w:val="44"/>
-                <w14:ligatures w14:val="none"/>
-              </w:rPr>
-              <w:t>48</w:t>
-            </w:r>
-          </w:p>
-        </w:tc>
-        <w:tc>
-          <w:tcPr>
-            <w:tcW w:w="2160" w:type="dxa"/>
-            <w:noWrap/>
-            <w:vAlign w:val="center"/>
-          </w:tcPr>
-          <w:p>
-            <w:pPr>
-              <w:spacing w:after="0" w:line="240" w:lineRule="auto"/>
-              <w:jc w:val="center"/>
-              <w:rPr>
-                <w:rFonts w:ascii="Times New Roman" w:eastAsia="Times New Roman" w:hAnsi="Times New Roman" w:cs="Times New Roman"/>
-                <w:b/>
-                <w:bCs/>
-                <w:color w:val="000000"/>
-                <w:kern w:val="0"/>
-                <w:sz w:val="44"/>
-                <w:szCs w:val="44"/>
-                <w14:ligatures w14:val="none"/>
-              </w:rPr>
-            </w:pPr>
-            <w:r>
-              <w:rPr>
-                <w:rFonts w:ascii="Times New Roman" w:eastAsia="Times New Roman" w:hAnsi="Times New Roman" w:cs="Times New Roman"/>
-                <w:b/>
-                <w:bCs/>
-                <w:color w:val="000000"/>
-                <w:kern w:val="0"/>
-                <w:sz w:val="44"/>
-                <w:szCs w:val="44"/>
-                <w14:ligatures w14:val="none"/>
-              </w:rPr>
-              <w:t>250</w:t>
+              <w:t>192</w:t>
             </w:r>
           </w:p>
         </w:tc>

--- a/seat plan/Students Roll Number Detail.docx
+++ b/seat plan/Students Roll Number Detail.docx
@@ -917,6 +917,80 @@
             </w:pPr>
             <w:r>
               <w:rPr>
+                <w:noProof/>
+              </w:rPr>
+              <mc:AlternateContent>
+                <mc:Choice Requires="wps">
+                  <w:drawing>
+                    <wp:anchor distT="0" distB="0" distL="114300" distR="114300" simplePos="0" relativeHeight="251661312" behindDoc="0" locked="0" layoutInCell="1" allowOverlap="1" wp14:anchorId="3074F8C9" wp14:editId="4EF3F497">
+                      <wp:simplePos x="0" y="0"/>
+                      <wp:positionH relativeFrom="column">
+                        <wp:posOffset>-59055</wp:posOffset>
+                      </wp:positionH>
+                      <wp:positionV relativeFrom="paragraph">
+                        <wp:posOffset>310515</wp:posOffset>
+                      </wp:positionV>
+                      <wp:extent cx="9877425" cy="63500"/>
+                      <wp:effectExtent l="0" t="0" r="28575" b="31750"/>
+                      <wp:wrapNone/>
+                      <wp:docPr id="1366773219" name="Straight Connector 1"/>
+                      <wp:cNvGraphicFramePr/>
+                      <a:graphic xmlns:a="http://schemas.openxmlformats.org/drawingml/2006/main">
+                        <a:graphicData uri="http://schemas.microsoft.com/office/word/2010/wordprocessingShape">
+                          <wps:wsp>
+                            <wps:cNvCnPr/>
+                            <wps:spPr>
+                              <a:xfrm flipV="1">
+                                <a:off x="0" y="0"/>
+                                <a:ext cx="9877425" cy="63500"/>
+                              </a:xfrm>
+                              <a:prstGeom prst="line">
+                                <a:avLst/>
+                              </a:prstGeom>
+                              <a:ln>
+                                <a:solidFill>
+                                  <a:schemeClr val="tx1"/>
+                                </a:solidFill>
+                              </a:ln>
+                            </wps:spPr>
+                            <wps:style>
+                              <a:lnRef idx="1">
+                                <a:schemeClr val="accent1"/>
+                              </a:lnRef>
+                              <a:fillRef idx="0">
+                                <a:schemeClr val="accent1"/>
+                              </a:fillRef>
+                              <a:effectRef idx="0">
+                                <a:schemeClr val="accent1"/>
+                              </a:effectRef>
+                              <a:fontRef idx="minor">
+                                <a:schemeClr val="tx1"/>
+                              </a:fontRef>
+                            </wps:style>
+                            <wps:bodyPr/>
+                          </wps:wsp>
+                        </a:graphicData>
+                      </a:graphic>
+                      <wp14:sizeRelH relativeFrom="margin">
+                        <wp14:pctWidth>0</wp14:pctWidth>
+                      </wp14:sizeRelH>
+                      <wp14:sizeRelV relativeFrom="margin">
+                        <wp14:pctHeight>0</wp14:pctHeight>
+                      </wp14:sizeRelV>
+                    </wp:anchor>
+                  </w:drawing>
+                </mc:Choice>
+                <mc:Fallback>
+                  <w:pict>
+                    <v:line w14:anchorId="4D885365" id="Straight Connector 1" o:spid="_x0000_s1026" style="position:absolute;flip:y;z-index:251661312;visibility:visible;mso-wrap-style:square;mso-width-percent:0;mso-height-percent:0;mso-wrap-distance-left:9pt;mso-wrap-distance-top:0;mso-wrap-distance-right:9pt;mso-wrap-distance-bottom:0;mso-position-horizontal:absolute;mso-position-horizontal-relative:text;mso-position-vertical:absolute;mso-position-vertical-relative:text;mso-width-percent:0;mso-height-percent:0;mso-width-relative:margin;mso-height-relative:margin" from="-4.65pt,24.45pt" to="773.1pt,29.45pt" o:gfxdata="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" strokecolor="black [3213]" strokeweight=".5pt">
+                      <v:stroke joinstyle="miter"/>
+                    </v:line>
+                  </w:pict>
+                </mc:Fallback>
+              </mc:AlternateContent>
+            </w:r>
+            <w:r>
+              <w:rPr>
                 <w:rFonts w:ascii="Times New Roman" w:eastAsia="Times New Roman" w:hAnsi="Times New Roman" w:cs="Times New Roman"/>
                 <w:b/>
                 <w:bCs/>
@@ -955,6 +1029,7 @@
               <w:br/>
               <w:t xml:space="preserve">5 </w:t>
             </w:r>
+            <w:proofErr w:type="spellStart"/>
             <w:r>
               <w:rPr>
                 <w:rFonts w:ascii="Times New Roman" w:eastAsia="Times New Roman" w:hAnsi="Times New Roman" w:cs="Times New Roman"/>
@@ -968,6 +1043,7 @@
               </w:rPr>
               <w:t>Nightingle</w:t>
             </w:r>
+            <w:proofErr w:type="spellEnd"/>
           </w:p>
         </w:tc>
         <w:tc>
@@ -2751,7 +2827,79 @@
         </w:tc>
       </w:tr>
     </w:tbl>
-    <w:p/>
+    <w:p>
+      <w:r>
+        <w:rPr>
+          <w:noProof/>
+        </w:rPr>
+        <mc:AlternateContent>
+          <mc:Choice Requires="wps">
+            <w:drawing>
+              <wp:anchor distT="0" distB="0" distL="114300" distR="114300" simplePos="0" relativeHeight="251659264" behindDoc="0" locked="0" layoutInCell="1" allowOverlap="1" wp14:anchorId="7C5E1CE3" wp14:editId="019BA50D">
+                <wp:simplePos x="0" y="0"/>
+                <wp:positionH relativeFrom="column">
+                  <wp:posOffset>-191135</wp:posOffset>
+                </wp:positionH>
+                <wp:positionV relativeFrom="paragraph">
+                  <wp:posOffset>-3449482</wp:posOffset>
+                </wp:positionV>
+                <wp:extent cx="9877646" cy="63795"/>
+                <wp:effectExtent l="0" t="0" r="28575" b="31750"/>
+                <wp:wrapNone/>
+                <wp:docPr id="775147869" name="Straight Connector 1"/>
+                <wp:cNvGraphicFramePr/>
+                <a:graphic xmlns:a="http://schemas.openxmlformats.org/drawingml/2006/main">
+                  <a:graphicData uri="http://schemas.microsoft.com/office/word/2010/wordprocessingShape">
+                    <wps:wsp>
+                      <wps:cNvCnPr/>
+                      <wps:spPr>
+                        <a:xfrm flipV="1">
+                          <a:off x="0" y="0"/>
+                          <a:ext cx="9877646" cy="63795"/>
+                        </a:xfrm>
+                        <a:prstGeom prst="line">
+                          <a:avLst/>
+                        </a:prstGeom>
+                        <a:ln>
+                          <a:solidFill>
+                            <a:schemeClr val="tx1"/>
+                          </a:solidFill>
+                        </a:ln>
+                      </wps:spPr>
+                      <wps:style>
+                        <a:lnRef idx="1">
+                          <a:schemeClr val="accent1"/>
+                        </a:lnRef>
+                        <a:fillRef idx="0">
+                          <a:schemeClr val="accent1"/>
+                        </a:fillRef>
+                        <a:effectRef idx="0">
+                          <a:schemeClr val="accent1"/>
+                        </a:effectRef>
+                        <a:fontRef idx="minor">
+                          <a:schemeClr val="tx1"/>
+                        </a:fontRef>
+                      </wps:style>
+                      <wps:bodyPr/>
+                    </wps:wsp>
+                  </a:graphicData>
+                </a:graphic>
+                <wp14:sizeRelH relativeFrom="margin">
+                  <wp14:pctWidth>0</wp14:pctWidth>
+                </wp14:sizeRelH>
+              </wp:anchor>
+            </w:drawing>
+          </mc:Choice>
+          <mc:Fallback>
+            <w:pict>
+              <v:line w14:anchorId="5921E9DB" id="Straight Connector 1" o:spid="_x0000_s1026" style="position:absolute;flip:y;z-index:251659264;visibility:visible;mso-wrap-style:square;mso-width-percent:0;mso-wrap-distance-left:9pt;mso-wrap-distance-top:0;mso-wrap-distance-right:9pt;mso-wrap-distance-bottom:0;mso-position-horizontal:absolute;mso-position-horizontal-relative:text;mso-position-vertical:absolute;mso-position-vertical-relative:text;mso-width-percent:0;mso-width-relative:margin" from="-15.05pt,-271.6pt" to="762.7pt,-266.6pt" o:gfxdata="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" strokecolor="black [3213]" strokeweight=".5pt">
+                <v:stroke joinstyle="miter"/>
+              </v:line>
+            </w:pict>
+          </mc:Fallback>
+        </mc:AlternateContent>
+      </w:r>
+    </w:p>
     <w:p>
       <w:r>
         <w:br w:type="page"/>
@@ -3203,6 +3351,80 @@
             </w:pPr>
             <w:r>
               <w:rPr>
+                <w:noProof/>
+              </w:rPr>
+              <mc:AlternateContent>
+                <mc:Choice Requires="wps">
+                  <w:drawing>
+                    <wp:anchor distT="0" distB="0" distL="114300" distR="114300" simplePos="0" relativeHeight="251663360" behindDoc="0" locked="0" layoutInCell="1" allowOverlap="1" wp14:anchorId="5F512A49" wp14:editId="4951B3D4">
+                      <wp:simplePos x="0" y="0"/>
+                      <wp:positionH relativeFrom="column">
+                        <wp:posOffset>-82550</wp:posOffset>
+                      </wp:positionH>
+                      <wp:positionV relativeFrom="paragraph">
+                        <wp:posOffset>431800</wp:posOffset>
+                      </wp:positionV>
+                      <wp:extent cx="9419590" cy="63500"/>
+                      <wp:effectExtent l="0" t="0" r="29210" b="31750"/>
+                      <wp:wrapNone/>
+                      <wp:docPr id="881043053" name="Straight Connector 1"/>
+                      <wp:cNvGraphicFramePr/>
+                      <a:graphic xmlns:a="http://schemas.openxmlformats.org/drawingml/2006/main">
+                        <a:graphicData uri="http://schemas.microsoft.com/office/word/2010/wordprocessingShape">
+                          <wps:wsp>
+                            <wps:cNvCnPr/>
+                            <wps:spPr>
+                              <a:xfrm flipV="1">
+                                <a:off x="0" y="0"/>
+                                <a:ext cx="9419590" cy="63500"/>
+                              </a:xfrm>
+                              <a:prstGeom prst="line">
+                                <a:avLst/>
+                              </a:prstGeom>
+                              <a:ln>
+                                <a:solidFill>
+                                  <a:schemeClr val="tx1"/>
+                                </a:solidFill>
+                              </a:ln>
+                            </wps:spPr>
+                            <wps:style>
+                              <a:lnRef idx="1">
+                                <a:schemeClr val="accent1"/>
+                              </a:lnRef>
+                              <a:fillRef idx="0">
+                                <a:schemeClr val="accent1"/>
+                              </a:fillRef>
+                              <a:effectRef idx="0">
+                                <a:schemeClr val="accent1"/>
+                              </a:effectRef>
+                              <a:fontRef idx="minor">
+                                <a:schemeClr val="tx1"/>
+                              </a:fontRef>
+                            </wps:style>
+                            <wps:bodyPr/>
+                          </wps:wsp>
+                        </a:graphicData>
+                      </a:graphic>
+                      <wp14:sizeRelH relativeFrom="margin">
+                        <wp14:pctWidth>0</wp14:pctWidth>
+                      </wp14:sizeRelH>
+                      <wp14:sizeRelV relativeFrom="margin">
+                        <wp14:pctHeight>0</wp14:pctHeight>
+                      </wp14:sizeRelV>
+                    </wp:anchor>
+                  </w:drawing>
+                </mc:Choice>
+                <mc:Fallback>
+                  <w:pict>
+                    <v:line w14:anchorId="6F5AAC2B" id="Straight Connector 1" o:spid="_x0000_s1026" style="position:absolute;flip:y;z-index:251663360;visibility:visible;mso-wrap-style:square;mso-width-percent:0;mso-height-percent:0;mso-wrap-distance-left:9pt;mso-wrap-distance-top:0;mso-wrap-distance-right:9pt;mso-wrap-distance-bottom:0;mso-position-horizontal:absolute;mso-position-horizontal-relative:text;mso-position-vertical:absolute;mso-position-vertical-relative:text;mso-width-percent:0;mso-height-percent:0;mso-width-relative:margin;mso-height-relative:margin" from="-6.5pt,34pt" to="735.2pt,39pt" o:gfxdata="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" strokecolor="black [3213]" strokeweight=".5pt">
+                      <v:stroke joinstyle="miter"/>
+                    </v:line>
+                  </w:pict>
+                </mc:Fallback>
+              </mc:AlternateContent>
+            </w:r>
+            <w:r>
+              <w:rPr>
                 <w:rFonts w:ascii="Times New Roman" w:eastAsia="Times New Roman" w:hAnsi="Times New Roman" w:cs="Times New Roman"/>
                 <w:b/>
                 <w:bCs/>
@@ -3687,6 +3909,80 @@
                 <w14:ligatures w14:val="none"/>
               </w:rPr>
             </w:pPr>
+            <w:r>
+              <w:rPr>
+                <w:noProof/>
+              </w:rPr>
+              <mc:AlternateContent>
+                <mc:Choice Requires="wps">
+                  <w:drawing>
+                    <wp:anchor distT="0" distB="0" distL="114300" distR="114300" simplePos="0" relativeHeight="251665408" behindDoc="0" locked="0" layoutInCell="1" allowOverlap="1" wp14:anchorId="0B59DAC2" wp14:editId="405FD96B">
+                      <wp:simplePos x="0" y="0"/>
+                      <wp:positionH relativeFrom="column">
+                        <wp:posOffset>-4089400</wp:posOffset>
+                      </wp:positionH>
+                      <wp:positionV relativeFrom="paragraph">
+                        <wp:posOffset>-145415</wp:posOffset>
+                      </wp:positionV>
+                      <wp:extent cx="9419590" cy="63500"/>
+                      <wp:effectExtent l="0" t="0" r="29210" b="31750"/>
+                      <wp:wrapNone/>
+                      <wp:docPr id="21172012" name="Straight Connector 1"/>
+                      <wp:cNvGraphicFramePr/>
+                      <a:graphic xmlns:a="http://schemas.openxmlformats.org/drawingml/2006/main">
+                        <a:graphicData uri="http://schemas.microsoft.com/office/word/2010/wordprocessingShape">
+                          <wps:wsp>
+                            <wps:cNvCnPr/>
+                            <wps:spPr>
+                              <a:xfrm flipV="1">
+                                <a:off x="0" y="0"/>
+                                <a:ext cx="9419590" cy="63500"/>
+                              </a:xfrm>
+                              <a:prstGeom prst="line">
+                                <a:avLst/>
+                              </a:prstGeom>
+                              <a:ln>
+                                <a:solidFill>
+                                  <a:schemeClr val="tx1"/>
+                                </a:solidFill>
+                              </a:ln>
+                            </wps:spPr>
+                            <wps:style>
+                              <a:lnRef idx="1">
+                                <a:schemeClr val="accent1"/>
+                              </a:lnRef>
+                              <a:fillRef idx="0">
+                                <a:schemeClr val="accent1"/>
+                              </a:fillRef>
+                              <a:effectRef idx="0">
+                                <a:schemeClr val="accent1"/>
+                              </a:effectRef>
+                              <a:fontRef idx="minor">
+                                <a:schemeClr val="tx1"/>
+                              </a:fontRef>
+                            </wps:style>
+                            <wps:bodyPr/>
+                          </wps:wsp>
+                        </a:graphicData>
+                      </a:graphic>
+                      <wp14:sizeRelH relativeFrom="margin">
+                        <wp14:pctWidth>0</wp14:pctWidth>
+                      </wp14:sizeRelH>
+                      <wp14:sizeRelV relativeFrom="margin">
+                        <wp14:pctHeight>0</wp14:pctHeight>
+                      </wp14:sizeRelV>
+                    </wp:anchor>
+                  </w:drawing>
+                </mc:Choice>
+                <mc:Fallback>
+                  <w:pict>
+                    <v:line w14:anchorId="0AEBE3BF" id="Straight Connector 1" o:spid="_x0000_s1026" style="position:absolute;flip:y;z-index:251665408;visibility:visible;mso-wrap-style:square;mso-width-percent:0;mso-height-percent:0;mso-wrap-distance-left:9pt;mso-wrap-distance-top:0;mso-wrap-distance-right:9pt;mso-wrap-distance-bottom:0;mso-position-horizontal:absolute;mso-position-horizontal-relative:text;mso-position-vertical:absolute;mso-position-vertical-relative:text;mso-width-percent:0;mso-height-percent:0;mso-width-relative:margin;mso-height-relative:margin" from="-322pt,-11.45pt" to="419.7pt,-6.45pt" o:gfxdata="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" strokecolor="black [3213]" strokeweight=".5pt">
+                      <v:stroke joinstyle="miter"/>
+                    </v:line>
+                  </w:pict>
+                </mc:Fallback>
+              </mc:AlternateContent>
+            </w:r>
             <w:r>
               <w:rPr>
                 <w:rFonts w:ascii="Times New Roman" w:eastAsia="Times New Roman" w:hAnsi="Times New Roman" w:cs="Times New Roman"/>
@@ -5672,6 +5968,7 @@
   <w:style w:type="character" w:default="1" w:styleId="DefaultParagraphFont">
     <w:name w:val="Default Paragraph Font"/>
     <w:uiPriority w:val="1"/>
+    <w:semiHidden/>
     <w:unhideWhenUsed/>
   </w:style>
   <w:style w:type="table" w:default="1" w:styleId="TableNormal">
